--- a/cqww笔记.docx
+++ b/cqww笔记.docx
@@ -7,6 +7,9 @@
         <w:tabs>
           <w:tab w:val="left" w:pos="2160"/>
         </w:tabs>
+        <w:rPr>
+          <w:rFonts w:hint="eastAsia"/>
+        </w:rPr>
       </w:pPr>
       <w:r>
         <w:rPr>
@@ -55,6 +58,9 @@
         <w:tabs>
           <w:tab w:val="left" w:pos="2160"/>
         </w:tabs>
+        <w:rPr>
+          <w:rFonts w:hint="eastAsia"/>
+        </w:rPr>
       </w:pPr>
       <w:proofErr w:type="spellStart"/>
       <w:r>
@@ -82,6 +88,9 @@
         <w:tabs>
           <w:tab w:val="left" w:pos="2160"/>
         </w:tabs>
+        <w:rPr>
+          <w:rFonts w:hint="eastAsia"/>
+        </w:rPr>
       </w:pPr>
       <w:r>
         <w:rPr>
@@ -95,8 +104,11 @@
         <w:tabs>
           <w:tab w:val="left" w:pos="2160"/>
         </w:tabs>
-      </w:pPr>
-      <w:hyperlink r:id="rId7" w:history="1">
+        <w:rPr>
+          <w:rFonts w:hint="eastAsia"/>
+        </w:rPr>
+      </w:pPr>
+      <w:hyperlink r:id="rId8" w:history="1">
         <w:r>
           <w:rPr>
             <w:rStyle w:val="ae"/>
@@ -124,6 +136,9 @@
         <w:tabs>
           <w:tab w:val="left" w:pos="2160"/>
         </w:tabs>
+        <w:rPr>
+          <w:rFonts w:hint="eastAsia"/>
+        </w:rPr>
       </w:pPr>
       <w:r>
         <w:rPr>
@@ -203,31 +218,7 @@
         <w:rPr>
           <w:rFonts w:hint="eastAsia"/>
         </w:rPr>
-        <w:t>后还有动态的请求路径则将这一段追加到</w:t>
-      </w:r>
-      <w:r>
-        <w:rPr>
-          <w:rFonts w:hint="eastAsia"/>
-        </w:rPr>
-        <w:t>:8080/admin</w:t>
-      </w:r>
-      <w:r>
-        <w:rPr>
-          <w:rFonts w:hint="eastAsia"/>
-        </w:rPr>
-        <w:t>的后续即</w:t>
-      </w:r>
-      <w:r>
-        <w:rPr>
-          <w:rFonts w:hint="eastAsia"/>
-        </w:rPr>
-        <w:t>:8080/admin</w:t>
-      </w:r>
-      <w:r>
-        <w:rPr>
-          <w:rFonts w:hint="eastAsia"/>
-        </w:rPr>
-        <w:t>/</w:t>
+        <w:t>后还有动态的请求路径则将这一段追加到:8080/admin的后续即:8080/admin/</w:t>
       </w:r>
       <w:r>
         <w:rPr>
@@ -287,7 +278,7 @@
                 <wp:cNvGraphicFramePr/>
                 <a:graphic xmlns:a="http://schemas.openxmlformats.org/drawingml/2006/main">
                   <a:graphicData uri="http://schemas.microsoft.com/office/word/2010/wordprocessingInk">
-                    <w14:contentPart bwMode="auto" r:id="rId8">
+                    <w14:contentPart bwMode="auto" r:id="rId9">
                       <w14:nvContentPartPr>
                         <w14:cNvContentPartPr/>
                       </w14:nvContentPartPr>
@@ -323,7 +314,7 @@
                 <o:lock v:ext="edit" aspectratio="t"/>
               </v:shapetype>
               <v:shape id="墨迹 30" o:spid="_x0000_s1026" type="#_x0000_t75" style="position:absolute;margin-left:315.65pt;margin-top:155pt;width:171.5pt;height:55.8pt;z-index:251682816;visibility:visible;mso-wrap-style:square;mso-wrap-distance-left:9pt;mso-wrap-distance-top:0;mso-wrap-distance-right:9pt;mso-wrap-distance-bottom:0;mso-position-horizontal:absolute;mso-position-horizontal-relative:text;mso-position-vertical:absolute;mso-position-vertical-relative:text" o:gfxdata="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">
-                <v:imagedata r:id="rId9" o:title=""/>
+                <v:imagedata r:id="rId10" o:title=""/>
               </v:shape>
             </w:pict>
           </mc:Fallback>
@@ -349,7 +340,7 @@
                     <pic:cNvPicPr/>
                   </pic:nvPicPr>
                   <pic:blipFill>
-                    <a:blip r:embed="rId10"/>
+                    <a:blip r:embed="rId11"/>
                     <a:stretch>
                       <a:fillRect/>
                     </a:stretch>
@@ -375,6 +366,9 @@
         <w:tabs>
           <w:tab w:val="left" w:pos="2160"/>
         </w:tabs>
+        <w:rPr>
+          <w:rFonts w:hint="eastAsia"/>
+        </w:rPr>
       </w:pPr>
       <w:r>
         <w:rPr>
@@ -400,7 +394,7 @@
                 <wp:cNvGraphicFramePr/>
                 <a:graphic xmlns:a="http://schemas.openxmlformats.org/drawingml/2006/main">
                   <a:graphicData uri="http://schemas.microsoft.com/office/word/2010/wordprocessingInk">
-                    <w14:contentPart bwMode="auto" r:id="rId11">
+                    <w14:contentPart bwMode="auto" r:id="rId12">
                       <w14:nvContentPartPr>
                         <w14:cNvContentPartPr/>
                       </w14:nvContentPartPr>
@@ -417,7 +411,7 @@
           <mc:Fallback>
             <w:pict>
               <v:shape w14:anchorId="4C94478F" id="墨迹 69" o:spid="_x0000_s1026" type="#_x0000_t75" style="position:absolute;margin-left:186.05pt;margin-top:184.8pt;width:66.85pt;height:41.9pt;z-index:251721728;visibility:visible;mso-wrap-style:square;mso-wrap-distance-left:9pt;mso-wrap-distance-top:0;mso-wrap-distance-right:9pt;mso-wrap-distance-bottom:0;mso-position-horizontal:absolute;mso-position-horizontal-relative:text;mso-position-vertical:absolute;mso-position-vertical-relative:text" o:gfxdata="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">
-                <v:imagedata r:id="rId12" o:title=""/>
+                <v:imagedata r:id="rId13" o:title=""/>
               </v:shape>
             </w:pict>
           </mc:Fallback>
@@ -447,7 +441,7 @@
                 <wp:cNvGraphicFramePr/>
                 <a:graphic xmlns:a="http://schemas.openxmlformats.org/drawingml/2006/main">
                   <a:graphicData uri="http://schemas.microsoft.com/office/word/2010/wordprocessingInk">
-                    <w14:contentPart bwMode="auto" r:id="rId13">
+                    <w14:contentPart bwMode="auto" r:id="rId14">
                       <w14:nvContentPartPr>
                         <w14:cNvContentPartPr/>
                       </w14:nvContentPartPr>
@@ -464,7 +458,7 @@
           <mc:Fallback>
             <w:pict>
               <v:shape w14:anchorId="264850BB" id="墨迹 53" o:spid="_x0000_s1026" type="#_x0000_t75" style="position:absolute;margin-left:261.65pt;margin-top:151.7pt;width:132.55pt;height:33.2pt;z-index:251705344;visibility:visible;mso-wrap-style:square;mso-wrap-distance-left:9pt;mso-wrap-distance-top:0;mso-wrap-distance-right:9pt;mso-wrap-distance-bottom:0;mso-position-horizontal:absolute;mso-position-horizontal-relative:text;mso-position-vertical:absolute;mso-position-vertical-relative:text" o:gfxdata="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">
-                <v:imagedata r:id="rId14" o:title=""/>
+                <v:imagedata r:id="rId15" o:title=""/>
               </v:shape>
             </w:pict>
           </mc:Fallback>
@@ -504,7 +498,7 @@
                     <pic:cNvPicPr/>
                   </pic:nvPicPr>
                   <pic:blipFill>
-                    <a:blip r:embed="rId15">
+                    <a:blip r:embed="rId16">
                       <a:extLst>
                         <a:ext uri="{28A0092B-C50C-407E-A947-70E740481C1C}">
                           <a14:useLocalDpi xmlns:a14="http://schemas.microsoft.com/office/drawing/2010/main" val="0"/>
@@ -553,7 +547,7 @@
                     <pic:cNvPicPr/>
                   </pic:nvPicPr>
                   <pic:blipFill>
-                    <a:blip r:embed="rId16"/>
+                    <a:blip r:embed="rId17"/>
                     <a:stretch>
                       <a:fillRect/>
                     </a:stretch>
@@ -579,6 +573,9 @@
         <w:tabs>
           <w:tab w:val="left" w:pos="2160"/>
         </w:tabs>
+        <w:rPr>
+          <w:rFonts w:hint="eastAsia"/>
+        </w:rPr>
       </w:pPr>
       <w:r>
         <w:rPr>
@@ -589,54 +586,6 @@
             <wp:extent cx="3981450" cy="438150"/>
             <wp:effectExtent l="0" t="0" r="0" b="0"/>
             <wp:docPr id="4" name="图片 4"/>
-            <wp:cNvGraphicFramePr>
-              <a:graphicFrameLocks xmlns:a="http://schemas.openxmlformats.org/drawingml/2006/main" noChangeAspect="1"/>
-            </wp:cNvGraphicFramePr>
-            <a:graphic xmlns:a="http://schemas.openxmlformats.org/drawingml/2006/main">
-              <a:graphicData uri="http://schemas.openxmlformats.org/drawingml/2006/picture">
-                <pic:pic xmlns:pic="http://schemas.openxmlformats.org/drawingml/2006/picture">
-                  <pic:nvPicPr>
-                    <pic:cNvPr id="1" name=""/>
-                    <pic:cNvPicPr/>
-                  </pic:nvPicPr>
-                  <pic:blipFill>
-                    <a:blip r:embed="rId17"/>
-                    <a:stretch>
-                      <a:fillRect/>
-                    </a:stretch>
-                  </pic:blipFill>
-                  <pic:spPr>
-                    <a:xfrm>
-                      <a:off x="0" y="0"/>
-                      <a:ext cx="3981450" cy="438150"/>
-                    </a:xfrm>
-                    <a:prstGeom prst="rect">
-                      <a:avLst/>
-                    </a:prstGeom>
-                  </pic:spPr>
-                </pic:pic>
-              </a:graphicData>
-            </a:graphic>
-          </wp:inline>
-        </w:drawing>
-      </w:r>
-    </w:p>
-    <w:p>
-      <w:pPr>
-        <w:tabs>
-          <w:tab w:val="left" w:pos="2160"/>
-        </w:tabs>
-      </w:pPr>
-      <w:r>
-        <w:rPr>
-          <w:noProof/>
-        </w:rPr>
-        <w:lastRenderedPageBreak/>
-        <w:drawing>
-          <wp:inline distT="0" distB="0" distL="0" distR="0" wp14:anchorId="2CE76118" wp14:editId="6C8E64A3">
-            <wp:extent cx="5274310" cy="2214245"/>
-            <wp:effectExtent l="0" t="0" r="2540" b="0"/>
-            <wp:docPr id="72" name="图片 72"/>
             <wp:cNvGraphicFramePr>
               <a:graphicFrameLocks xmlns:a="http://schemas.openxmlformats.org/drawingml/2006/main" noChangeAspect="1"/>
             </wp:cNvGraphicFramePr>
@@ -656,6 +605,57 @@
                   <pic:spPr>
                     <a:xfrm>
                       <a:off x="0" y="0"/>
+                      <a:ext cx="3981450" cy="438150"/>
+                    </a:xfrm>
+                    <a:prstGeom prst="rect">
+                      <a:avLst/>
+                    </a:prstGeom>
+                  </pic:spPr>
+                </pic:pic>
+              </a:graphicData>
+            </a:graphic>
+          </wp:inline>
+        </w:drawing>
+      </w:r>
+    </w:p>
+    <w:p>
+      <w:pPr>
+        <w:tabs>
+          <w:tab w:val="left" w:pos="2160"/>
+        </w:tabs>
+        <w:rPr>
+          <w:rFonts w:hint="eastAsia"/>
+        </w:rPr>
+      </w:pPr>
+      <w:r>
+        <w:rPr>
+          <w:noProof/>
+        </w:rPr>
+        <w:lastRenderedPageBreak/>
+        <w:drawing>
+          <wp:inline distT="0" distB="0" distL="0" distR="0" wp14:anchorId="2CE76118" wp14:editId="6C8E64A3">
+            <wp:extent cx="5274310" cy="2214245"/>
+            <wp:effectExtent l="0" t="0" r="2540" b="0"/>
+            <wp:docPr id="72" name="图片 72"/>
+            <wp:cNvGraphicFramePr>
+              <a:graphicFrameLocks xmlns:a="http://schemas.openxmlformats.org/drawingml/2006/main" noChangeAspect="1"/>
+            </wp:cNvGraphicFramePr>
+            <a:graphic xmlns:a="http://schemas.openxmlformats.org/drawingml/2006/main">
+              <a:graphicData uri="http://schemas.openxmlformats.org/drawingml/2006/picture">
+                <pic:pic xmlns:pic="http://schemas.openxmlformats.org/drawingml/2006/picture">
+                  <pic:nvPicPr>
+                    <pic:cNvPr id="1" name=""/>
+                    <pic:cNvPicPr/>
+                  </pic:nvPicPr>
+                  <pic:blipFill>
+                    <a:blip r:embed="rId19"/>
+                    <a:stretch>
+                      <a:fillRect/>
+                    </a:stretch>
+                  </pic:blipFill>
+                  <pic:spPr>
+                    <a:xfrm>
+                      <a:off x="0" y="0"/>
                       <a:ext cx="5274310" cy="2214245"/>
                     </a:xfrm>
                     <a:prstGeom prst="rect">
@@ -674,6 +674,9 @@
         <w:tabs>
           <w:tab w:val="left" w:pos="2160"/>
         </w:tabs>
+        <w:rPr>
+          <w:rFonts w:hint="eastAsia"/>
+        </w:rPr>
       </w:pPr>
       <w:r>
         <w:rPr>
@@ -687,6 +690,9 @@
         <w:tabs>
           <w:tab w:val="left" w:pos="2160"/>
         </w:tabs>
+        <w:rPr>
+          <w:rFonts w:hint="eastAsia"/>
+        </w:rPr>
       </w:pPr>
       <w:r>
         <w:rPr>
@@ -710,7 +716,7 @@
                 <wp:cNvGraphicFramePr/>
                 <a:graphic xmlns:a="http://schemas.openxmlformats.org/drawingml/2006/main">
                   <a:graphicData uri="http://schemas.microsoft.com/office/word/2010/wordprocessingInk">
-                    <w14:contentPart bwMode="auto" r:id="rId19">
+                    <w14:contentPart bwMode="auto" r:id="rId20">
                       <w14:nvContentPartPr>
                         <w14:cNvContentPartPr/>
                       </w14:nvContentPartPr>
@@ -727,7 +733,7 @@
           <mc:Fallback>
             <w:pict>
               <v:shape w14:anchorId="77A2C02D" id="墨迹 85" o:spid="_x0000_s1026" type="#_x0000_t75" style="position:absolute;margin-left:-295.1pt;margin-top:107.65pt;width:1.05pt;height:1.05pt;z-index:251731968;visibility:visible;mso-wrap-style:square;mso-wrap-distance-left:9pt;mso-wrap-distance-top:0;mso-wrap-distance-right:9pt;mso-wrap-distance-bottom:0;mso-position-horizontal:absolute;mso-position-horizontal-relative:text;mso-position-vertical:absolute;mso-position-vertical-relative:text" o:gfxdata="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">
-                <v:imagedata r:id="rId20" o:title=""/>
+                <v:imagedata r:id="rId21" o:title=""/>
               </v:shape>
             </w:pict>
           </mc:Fallback>
@@ -755,7 +761,7 @@
                 <wp:cNvGraphicFramePr/>
                 <a:graphic xmlns:a="http://schemas.openxmlformats.org/drawingml/2006/main">
                   <a:graphicData uri="http://schemas.microsoft.com/office/word/2010/wordprocessingInk">
-                    <w14:contentPart bwMode="auto" r:id="rId21">
+                    <w14:contentPart bwMode="auto" r:id="rId22">
                       <w14:nvContentPartPr>
                         <w14:cNvContentPartPr/>
                       </w14:nvContentPartPr>
@@ -772,7 +778,7 @@
           <mc:Fallback>
             <w:pict>
               <v:shape w14:anchorId="31B07527" id="墨迹 84" o:spid="_x0000_s1026" type="#_x0000_t75" style="position:absolute;margin-left:-272.9pt;margin-top:183.25pt;width:1.05pt;height:1.05pt;z-index:251730944;visibility:visible;mso-wrap-style:square;mso-wrap-distance-left:9pt;mso-wrap-distance-top:0;mso-wrap-distance-right:9pt;mso-wrap-distance-bottom:0;mso-position-horizontal:absolute;mso-position-horizontal-relative:text;mso-position-vertical:absolute;mso-position-vertical-relative:text" o:gfxdata="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">
-                <v:imagedata r:id="rId20" o:title=""/>
+                <v:imagedata r:id="rId21" o:title=""/>
               </v:shape>
             </w:pict>
           </mc:Fallback>
@@ -800,7 +806,7 @@
                 <wp:cNvGraphicFramePr/>
                 <a:graphic xmlns:a="http://schemas.openxmlformats.org/drawingml/2006/main">
                   <a:graphicData uri="http://schemas.microsoft.com/office/word/2010/wordprocessingInk">
-                    <w14:contentPart bwMode="auto" r:id="rId22">
+                    <w14:contentPart bwMode="auto" r:id="rId23">
                       <w14:nvContentPartPr>
                         <w14:cNvContentPartPr/>
                       </w14:nvContentPartPr>
@@ -817,7 +823,7 @@
           <mc:Fallback>
             <w:pict>
               <v:shape w14:anchorId="1FA40A28" id="墨迹 78" o:spid="_x0000_s1026" type="#_x0000_t75" style="position:absolute;margin-left:258.05pt;margin-top:261.05pt;width:68.55pt;height:57.05pt;z-index:251725824;visibility:visible;mso-wrap-style:square;mso-wrap-distance-left:9pt;mso-wrap-distance-top:0;mso-wrap-distance-right:9pt;mso-wrap-distance-bottom:0;mso-position-horizontal:absolute;mso-position-horizontal-relative:text;mso-position-vertical:absolute;mso-position-vertical-relative:text" o:gfxdata="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">
-                <v:imagedata r:id="rId23" o:title=""/>
+                <v:imagedata r:id="rId24" o:title=""/>
               </v:shape>
             </w:pict>
           </mc:Fallback>
@@ -845,7 +851,7 @@
                 <wp:cNvGraphicFramePr/>
                 <a:graphic xmlns:a="http://schemas.openxmlformats.org/drawingml/2006/main">
                   <a:graphicData uri="http://schemas.microsoft.com/office/word/2010/wordprocessingInk">
-                    <w14:contentPart bwMode="auto" r:id="rId24">
+                    <w14:contentPart bwMode="auto" r:id="rId25">
                       <w14:nvContentPartPr>
                         <w14:cNvContentPartPr/>
                       </w14:nvContentPartPr>
@@ -862,7 +868,7 @@
           <mc:Fallback>
             <w:pict>
               <v:shape w14:anchorId="691A4BD5" id="墨迹 75" o:spid="_x0000_s1026" type="#_x0000_t75" style="position:absolute;margin-left:286.2pt;margin-top:221pt;width:99pt;height:41.85pt;z-index:251722752;visibility:visible;mso-wrap-style:square;mso-wrap-distance-left:9pt;mso-wrap-distance-top:0;mso-wrap-distance-right:9pt;mso-wrap-distance-bottom:0;mso-position-horizontal:absolute;mso-position-horizontal-relative:text;mso-position-vertical:absolute;mso-position-vertical-relative:text" o:gfxdata="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">
-                <v:imagedata r:id="rId25" o:title=""/>
+                <v:imagedata r:id="rId26" o:title=""/>
               </v:shape>
             </w:pict>
           </mc:Fallback>
@@ -888,7 +894,7 @@
                     <pic:cNvPicPr/>
                   </pic:nvPicPr>
                   <pic:blipFill>
-                    <a:blip r:embed="rId26"/>
+                    <a:blip r:embed="rId27"/>
                     <a:stretch>
                       <a:fillRect/>
                     </a:stretch>
@@ -938,6 +944,9 @@
         <w:tabs>
           <w:tab w:val="left" w:pos="2160"/>
         </w:tabs>
+        <w:rPr>
+          <w:rFonts w:hint="eastAsia"/>
+        </w:rPr>
       </w:pPr>
       <w:r>
         <w:rPr>
@@ -961,7 +970,7 @@
                 <wp:cNvGraphicFramePr/>
                 <a:graphic xmlns:a="http://schemas.openxmlformats.org/drawingml/2006/main">
                   <a:graphicData uri="http://schemas.microsoft.com/office/word/2010/wordprocessingInk">
-                    <w14:contentPart bwMode="auto" r:id="rId27">
+                    <w14:contentPart bwMode="auto" r:id="rId28">
                       <w14:nvContentPartPr>
                         <w14:cNvContentPartPr/>
                       </w14:nvContentPartPr>
@@ -978,7 +987,7 @@
           <mc:Fallback>
             <w:pict>
               <v:shape w14:anchorId="4C76388B" id="墨迹 83" o:spid="_x0000_s1026" type="#_x0000_t75" style="position:absolute;margin-left:29.4pt;margin-top:48.25pt;width:397.7pt;height:79.65pt;z-index:251729920;visibility:visible;mso-wrap-style:square;mso-wrap-distance-left:9pt;mso-wrap-distance-top:0;mso-wrap-distance-right:9pt;mso-wrap-distance-bottom:0;mso-position-horizontal:absolute;mso-position-horizontal-relative:text;mso-position-vertical:absolute;mso-position-vertical-relative:text" o:gfxdata="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">
-                <v:imagedata r:id="rId28" o:title=""/>
+                <v:imagedata r:id="rId29" o:title=""/>
               </v:shape>
             </w:pict>
           </mc:Fallback>
@@ -1004,7 +1013,7 @@
                     <pic:cNvPicPr/>
                   </pic:nvPicPr>
                   <pic:blipFill>
-                    <a:blip r:embed="rId29"/>
+                    <a:blip r:embed="rId30"/>
                     <a:stretch>
                       <a:fillRect/>
                     </a:stretch>
@@ -1030,6 +1039,9 @@
         <w:tabs>
           <w:tab w:val="left" w:pos="2160"/>
         </w:tabs>
+        <w:rPr>
+          <w:rFonts w:hint="eastAsia"/>
+        </w:rPr>
       </w:pPr>
       <w:r>
         <w:rPr>
@@ -1052,6 +1064,9 @@
         <w:tabs>
           <w:tab w:val="left" w:pos="2160"/>
         </w:tabs>
+        <w:rPr>
+          <w:rFonts w:hint="eastAsia"/>
+        </w:rPr>
       </w:pPr>
       <w:r>
         <w:rPr>
@@ -1126,6 +1141,2185 @@
         </w:rPr>
         <w:t>可混用。</w:t>
       </w:r>
+    </w:p>
+    <w:p>
+      <w:pPr>
+        <w:tabs>
+          <w:tab w:val="left" w:pos="2160"/>
+        </w:tabs>
+        <w:rPr>
+          <w:rFonts w:hint="eastAsia"/>
+        </w:rPr>
+      </w:pPr>
+    </w:p>
+    <w:p>
+      <w:pPr>
+        <w:tabs>
+          <w:tab w:val="left" w:pos="2160"/>
+        </w:tabs>
+        <w:rPr>
+          <w:rFonts w:hint="eastAsia"/>
+        </w:rPr>
+      </w:pPr>
+      <w:r>
+        <w:rPr>
+          <w:rFonts w:hint="eastAsia"/>
+        </w:rPr>
+        <w:t>管理员旗下的员工管理模块中的新增员工的功能</w:t>
+      </w:r>
+    </w:p>
+    <w:p>
+      <w:pPr>
+        <w:tabs>
+          <w:tab w:val="left" w:pos="2160"/>
+        </w:tabs>
+        <w:rPr>
+          <w:rFonts w:hint="eastAsia"/>
+        </w:rPr>
+      </w:pPr>
+      <w:r>
+        <w:rPr>
+          <w:rFonts w:hint="eastAsia"/>
+        </w:rPr>
+        <w:t>当写好接口好想调试新增员工功能时，报401，本质是没有生成token不允许之后操作，其原理是必须在登录admin账号以后才能管理员工，有先后之分。</w:t>
+      </w:r>
+    </w:p>
+    <w:p>
+      <w:pPr>
+        <w:tabs>
+          <w:tab w:val="left" w:pos="2160"/>
+        </w:tabs>
+        <w:rPr>
+          <w:rFonts w:hint="eastAsia"/>
+        </w:rPr>
+      </w:pPr>
+      <w:r>
+        <w:rPr>
+          <w:rFonts w:hint="eastAsia"/>
+        </w:rPr>
+        <w:t>于是乎我们便先调试登录功能，返回了一个token（复制），并将其新增到文档管理中的全局参数中（参数名为token配置文件里自定义的，参数值为刚刚复制的，类型：header），这样都能调试接口</w:t>
+      </w:r>
+      <w:proofErr w:type="gramStart"/>
+      <w:r>
+        <w:rPr>
+          <w:rFonts w:hint="eastAsia"/>
+        </w:rPr>
+        <w:t>咯</w:t>
+      </w:r>
+      <w:proofErr w:type="gramEnd"/>
+    </w:p>
+    <w:p>
+      <w:pPr>
+        <w:tabs>
+          <w:tab w:val="left" w:pos="2160"/>
+        </w:tabs>
+        <w:rPr>
+          <w:rFonts w:hint="eastAsia"/>
+        </w:rPr>
+      </w:pPr>
+      <w:r>
+        <w:rPr>
+          <w:rFonts w:hint="eastAsia"/>
+          <w:noProof/>
+        </w:rPr>
+        <mc:AlternateContent>
+          <mc:Choice Requires="wpi">
+            <w:drawing>
+              <wp:anchor distT="0" distB="0" distL="114300" distR="114300" simplePos="0" relativeHeight="251737088" behindDoc="0" locked="0" layoutInCell="1" allowOverlap="1" wp14:anchorId="18D14331" wp14:editId="7419FE94">
+                <wp:simplePos x="0" y="0"/>
+                <wp:positionH relativeFrom="column">
+                  <wp:posOffset>4755060</wp:posOffset>
+                </wp:positionH>
+                <wp:positionV relativeFrom="paragraph">
+                  <wp:posOffset>806965</wp:posOffset>
+                </wp:positionV>
+                <wp:extent cx="514440" cy="18360"/>
+                <wp:effectExtent l="38100" t="38100" r="38100" b="39370"/>
+                <wp:wrapNone/>
+                <wp:docPr id="14" name="墨迹 14"/>
+                <wp:cNvGraphicFramePr/>
+                <a:graphic xmlns:a="http://schemas.openxmlformats.org/drawingml/2006/main">
+                  <a:graphicData uri="http://schemas.microsoft.com/office/word/2010/wordprocessingInk">
+                    <w14:contentPart bwMode="auto" r:id="rId31">
+                      <w14:nvContentPartPr>
+                        <w14:cNvContentPartPr/>
+                      </w14:nvContentPartPr>
+                      <w14:xfrm>
+                        <a:off x="0" y="0"/>
+                        <a:ext cx="514440" cy="18360"/>
+                      </w14:xfrm>
+                    </w14:contentPart>
+                  </a:graphicData>
+                </a:graphic>
+              </wp:anchor>
+            </w:drawing>
+          </mc:Choice>
+          <mc:Fallback>
+            <w:pict>
+              <v:shapetype w14:anchorId="448B0E33" id="_x0000_t75" coordsize="21600,21600" o:spt="75" o:preferrelative="t" path="m@4@5l@4@11@9@11@9@5xe" filled="f" stroked="f">
+                <v:stroke joinstyle="miter"/>
+                <v:formulas>
+                  <v:f eqn="if lineDrawn pixelLineWidth 0"/>
+                  <v:f eqn="sum @0 1 0"/>
+                  <v:f eqn="sum 0 0 @1"/>
+                  <v:f eqn="prod @2 1 2"/>
+                  <v:f eqn="prod @3 21600 pixelWidth"/>
+                  <v:f eqn="prod @3 21600 pixelHeight"/>
+                  <v:f eqn="sum @0 0 1"/>
+                  <v:f eqn="prod @6 1 2"/>
+                  <v:f eqn="prod @7 21600 pixelWidth"/>
+                  <v:f eqn="sum @8 21600 0"/>
+                  <v:f eqn="prod @7 21600 pixelHeight"/>
+                  <v:f eqn="sum @10 21600 0"/>
+                </v:formulas>
+                <v:path o:extrusionok="f" gradientshapeok="t" o:connecttype="rect"/>
+                <o:lock v:ext="edit" aspectratio="t"/>
+              </v:shapetype>
+              <v:shape id="墨迹 14" o:spid="_x0000_s1026" type="#_x0000_t75" style="position:absolute;margin-left:373.9pt;margin-top:63.05pt;width:41.45pt;height:2.45pt;z-index:251737088;visibility:visible;mso-wrap-style:square;mso-wrap-distance-left:9pt;mso-wrap-distance-top:0;mso-wrap-distance-right:9pt;mso-wrap-distance-bottom:0;mso-position-horizontal:absolute;mso-position-horizontal-relative:text;mso-position-vertical:absolute;mso-position-vertical-relative:text" o:gfxdata="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">
+                <v:imagedata r:id="rId32" o:title=""/>
+              </v:shape>
+            </w:pict>
+          </mc:Fallback>
+        </mc:AlternateContent>
+      </w:r>
+      <w:r>
+        <w:rPr>
+          <w:rFonts w:hint="eastAsia"/>
+        </w:rPr>
+        <w:t>注意：</w:t>
+      </w:r>
+      <w:r>
+        <w:rPr>
+          <w:noProof/>
+        </w:rPr>
+        <w:drawing>
+          <wp:inline distT="0" distB="0" distL="0" distR="0" wp14:anchorId="641F23B6" wp14:editId="0DC504B4">
+            <wp:extent cx="5274310" cy="872490"/>
+            <wp:effectExtent l="0" t="0" r="2540" b="3810"/>
+            <wp:docPr id="5" name="图片 5"/>
+            <wp:cNvGraphicFramePr>
+              <a:graphicFrameLocks xmlns:a="http://schemas.openxmlformats.org/drawingml/2006/main" noChangeAspect="1"/>
+            </wp:cNvGraphicFramePr>
+            <a:graphic xmlns:a="http://schemas.openxmlformats.org/drawingml/2006/main">
+              <a:graphicData uri="http://schemas.openxmlformats.org/drawingml/2006/picture">
+                <pic:pic xmlns:pic="http://schemas.openxmlformats.org/drawingml/2006/picture">
+                  <pic:nvPicPr>
+                    <pic:cNvPr id="1" name=""/>
+                    <pic:cNvPicPr/>
+                  </pic:nvPicPr>
+                  <pic:blipFill>
+                    <a:blip r:embed="rId33"/>
+                    <a:stretch>
+                      <a:fillRect/>
+                    </a:stretch>
+                  </pic:blipFill>
+                  <pic:spPr>
+                    <a:xfrm>
+                      <a:off x="0" y="0"/>
+                      <a:ext cx="5274310" cy="872490"/>
+                    </a:xfrm>
+                    <a:prstGeom prst="rect">
+                      <a:avLst/>
+                    </a:prstGeom>
+                  </pic:spPr>
+                </pic:pic>
+              </a:graphicData>
+            </a:graphic>
+          </wp:inline>
+        </w:drawing>
+      </w:r>
+    </w:p>
+    <w:p>
+      <w:pPr>
+        <w:pStyle w:val="a9"/>
+        <w:numPr>
+          <w:ilvl w:val="0"/>
+          <w:numId w:val="1"/>
+        </w:numPr>
+        <w:tabs>
+          <w:tab w:val="left" w:pos="2160"/>
+        </w:tabs>
+        <w:rPr>
+          <w:rFonts w:hint="eastAsia"/>
+        </w:rPr>
+      </w:pPr>
+      <w:r>
+        <w:rPr>
+          <w:rFonts w:hint="eastAsia"/>
+          <w:noProof/>
+        </w:rPr>
+        <mc:AlternateContent>
+          <mc:Choice Requires="wpi">
+            <w:drawing>
+              <wp:anchor distT="0" distB="0" distL="114300" distR="114300" simplePos="0" relativeHeight="251740160" behindDoc="0" locked="0" layoutInCell="1" allowOverlap="1" wp14:anchorId="08ABA7AF" wp14:editId="4FA8ECB6">
+                <wp:simplePos x="0" y="0"/>
+                <wp:positionH relativeFrom="column">
+                  <wp:posOffset>4366260</wp:posOffset>
+                </wp:positionH>
+                <wp:positionV relativeFrom="paragraph">
+                  <wp:posOffset>-332105</wp:posOffset>
+                </wp:positionV>
+                <wp:extent cx="1213485" cy="976630"/>
+                <wp:effectExtent l="38100" t="38100" r="43815" b="52070"/>
+                <wp:wrapNone/>
+                <wp:docPr id="18" name="墨迹 18"/>
+                <wp:cNvGraphicFramePr/>
+                <a:graphic xmlns:a="http://schemas.openxmlformats.org/drawingml/2006/main">
+                  <a:graphicData uri="http://schemas.microsoft.com/office/word/2010/wordprocessingInk">
+                    <w14:contentPart bwMode="auto" r:id="rId34">
+                      <w14:nvContentPartPr>
+                        <w14:cNvContentPartPr/>
+                      </w14:nvContentPartPr>
+                      <w14:xfrm>
+                        <a:off x="0" y="0"/>
+                        <a:ext cx="1213485" cy="976630"/>
+                      </w14:xfrm>
+                    </w14:contentPart>
+                  </a:graphicData>
+                </a:graphic>
+              </wp:anchor>
+            </w:drawing>
+          </mc:Choice>
+          <mc:Fallback>
+            <w:pict>
+              <v:shape w14:anchorId="61015A55" id="墨迹 18" o:spid="_x0000_s1026" type="#_x0000_t75" style="position:absolute;margin-left:343.3pt;margin-top:-26.65pt;width:96.5pt;height:77.85pt;z-index:251740160;visibility:visible;mso-wrap-style:square;mso-wrap-distance-left:9pt;mso-wrap-distance-top:0;mso-wrap-distance-right:9pt;mso-wrap-distance-bottom:0;mso-position-horizontal:absolute;mso-position-horizontal-relative:text;mso-position-vertical:absolute;mso-position-vertical-relative:text" o:gfxdata="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">
+                <v:imagedata r:id="rId35" o:title=""/>
+              </v:shape>
+            </w:pict>
+          </mc:Fallback>
+        </mc:AlternateContent>
+      </w:r>
+      <w:r>
+        <w:rPr>
+          <w:rFonts w:hint="eastAsia"/>
+          <w:noProof/>
+        </w:rPr>
+        <mc:AlternateContent>
+          <mc:Choice Requires="wpi">
+            <w:drawing>
+              <wp:anchor distT="0" distB="0" distL="114300" distR="114300" simplePos="0" relativeHeight="251736064" behindDoc="0" locked="0" layoutInCell="1" allowOverlap="1" wp14:anchorId="5F2C9750" wp14:editId="4954AEBA">
+                <wp:simplePos x="0" y="0"/>
+                <wp:positionH relativeFrom="column">
+                  <wp:posOffset>4493835</wp:posOffset>
+                </wp:positionH>
+                <wp:positionV relativeFrom="paragraph">
+                  <wp:posOffset>-263465</wp:posOffset>
+                </wp:positionV>
+                <wp:extent cx="548280" cy="39240"/>
+                <wp:effectExtent l="38100" t="38100" r="42545" b="37465"/>
+                <wp:wrapNone/>
+                <wp:docPr id="13" name="墨迹 13"/>
+                <wp:cNvGraphicFramePr/>
+                <a:graphic xmlns:a="http://schemas.openxmlformats.org/drawingml/2006/main">
+                  <a:graphicData uri="http://schemas.microsoft.com/office/word/2010/wordprocessingInk">
+                    <w14:contentPart bwMode="auto" r:id="rId36">
+                      <w14:nvContentPartPr>
+                        <w14:cNvContentPartPr/>
+                      </w14:nvContentPartPr>
+                      <w14:xfrm>
+                        <a:off x="0" y="0"/>
+                        <a:ext cx="548280" cy="39240"/>
+                      </w14:xfrm>
+                    </w14:contentPart>
+                  </a:graphicData>
+                </a:graphic>
+                <wp14:sizeRelH relativeFrom="margin">
+                  <wp14:pctWidth>0</wp14:pctWidth>
+                </wp14:sizeRelH>
+                <wp14:sizeRelV relativeFrom="margin">
+                  <wp14:pctHeight>0</wp14:pctHeight>
+                </wp14:sizeRelV>
+              </wp:anchor>
+            </w:drawing>
+          </mc:Choice>
+          <mc:Fallback>
+            <w:pict>
+              <v:shape w14:anchorId="153D7E60" id="墨迹 13" o:spid="_x0000_s1026" type="#_x0000_t75" style="position:absolute;margin-left:353.35pt;margin-top:-21.25pt;width:44.15pt;height:4.1pt;z-index:251736064;visibility:visible;mso-wrap-style:square;mso-width-percent:0;mso-height-percent:0;mso-wrap-distance-left:9pt;mso-wrap-distance-top:0;mso-wrap-distance-right:9pt;mso-wrap-distance-bottom:0;mso-position-horizontal:absolute;mso-position-horizontal-relative:text;mso-position-vertical:absolute;mso-position-vertical-relative:text;mso-width-percent:0;mso-height-percent:0;mso-width-relative:margin;mso-height-relative:margin" o:gfxdata="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">
+                <v:imagedata r:id="rId37" o:title=""/>
+              </v:shape>
+            </w:pict>
+          </mc:Fallback>
+        </mc:AlternateContent>
+      </w:r>
+      <w:r>
+        <w:rPr>
+          <w:rFonts w:hint="eastAsia"/>
+        </w:rPr>
+        <w:t>若输入的数据项不满足数据库表中的规定都会报错500（如手机</w:t>
+      </w:r>
+      <w:proofErr w:type="gramStart"/>
+      <w:r>
+        <w:rPr>
+          <w:rFonts w:hint="eastAsia"/>
+        </w:rPr>
+        <w:t>号要求</w:t>
+      </w:r>
+      <w:proofErr w:type="gramEnd"/>
+      <w:r>
+        <w:rPr>
+          <w:rFonts w:hint="eastAsia"/>
+        </w:rPr>
+        <w:t>11位，性别为1/0而不是男或女，身份证为18位），</w:t>
+      </w:r>
+      <w:r>
+        <w:rPr>
+          <w:rFonts w:hint="eastAsia"/>
+        </w:rPr>
+        <w:t>②</w:t>
+      </w:r>
+      <w:r>
+        <w:rPr>
+          <w:rFonts w:hint="eastAsia"/>
+        </w:rPr>
+        <w:t>甚至我还在这基础上还添加了一条正确格式的数据项（重复存），也报错500，</w:t>
+      </w:r>
+      <w:r>
+        <w:rPr>
+          <w:rFonts w:hint="eastAsia"/>
+        </w:rPr>
+        <w:t>③</w:t>
+      </w:r>
+      <w:proofErr w:type="gramStart"/>
+      <w:r>
+        <w:rPr>
+          <w:rFonts w:hint="eastAsia"/>
+        </w:rPr>
+        <w:t>亦或</w:t>
+      </w:r>
+      <w:proofErr w:type="gramEnd"/>
+      <w:r>
+        <w:rPr>
+          <w:rFonts w:hint="eastAsia"/>
+        </w:rPr>
+        <w:t>者变量书写对应不上，</w:t>
+      </w:r>
+    </w:p>
+    <w:p>
+      <w:pPr>
+        <w:tabs>
+          <w:tab w:val="left" w:pos="2160"/>
+        </w:tabs>
+        <w:rPr>
+          <w:rFonts w:hint="eastAsia"/>
+        </w:rPr>
+      </w:pPr>
+      <w:r>
+        <w:rPr>
+          <w:rFonts w:hint="eastAsia"/>
+        </w:rPr>
+        <w:t>对于问题②解决方案：1.</w:t>
+      </w:r>
+      <w:r>
+        <w:rPr>
+          <w:rFonts w:hint="eastAsia"/>
+        </w:rPr>
+        <w:t>先查再增</w:t>
+      </w:r>
+      <w:r>
+        <w:rPr>
+          <w:rFonts w:hint="eastAsia"/>
+        </w:rPr>
+        <w:t>2.增后报错 。我们选择1.理由：</w:t>
+      </w:r>
+      <w:r>
+        <w:rPr>
+          <w:rFonts w:hint="eastAsia"/>
+        </w:rPr>
+        <w:t>先查再增要操作2次数据库，直接增出异常处理就行，只需要1次数据库</w:t>
+      </w:r>
+    </w:p>
+    <w:p>
+      <w:pPr>
+        <w:tabs>
+          <w:tab w:val="left" w:pos="2160"/>
+        </w:tabs>
+        <w:rPr>
+          <w:rFonts w:hint="eastAsia"/>
+        </w:rPr>
+      </w:pPr>
+      <w:r>
+        <w:rPr>
+          <w:rFonts w:hint="eastAsia"/>
+        </w:rPr>
+        <w:t>具体实现，将</w:t>
+      </w:r>
+      <w:proofErr w:type="spellStart"/>
+      <w:r>
+        <w:rPr>
+          <w:rFonts w:hint="eastAsia"/>
+        </w:rPr>
+        <w:t>sql</w:t>
+      </w:r>
+      <w:proofErr w:type="spellEnd"/>
+      <w:r>
+        <w:rPr>
+          <w:rFonts w:hint="eastAsia"/>
+        </w:rPr>
+        <w:t>异常定义到全局异常处理中（</w:t>
+      </w:r>
+      <w:proofErr w:type="spellStart"/>
+      <w:r>
+        <w:rPr>
+          <w:rFonts w:hint="eastAsia"/>
+        </w:rPr>
+        <w:t>globalExcep</w:t>
+      </w:r>
+      <w:proofErr w:type="spellEnd"/>
+      <w:r>
+        <w:rPr>
+          <w:rFonts w:hint="eastAsia"/>
+        </w:rPr>
+        <w:t>），</w:t>
+      </w:r>
+    </w:p>
+    <w:p>
+      <w:pPr>
+        <w:tabs>
+          <w:tab w:val="left" w:pos="2160"/>
+        </w:tabs>
+        <w:rPr>
+          <w:rFonts w:hint="eastAsia"/>
+        </w:rPr>
+      </w:pPr>
+      <w:r>
+        <w:rPr>
+          <w:noProof/>
+        </w:rPr>
+        <w:drawing>
+          <wp:inline distT="0" distB="0" distL="0" distR="0" wp14:anchorId="6278F6BF" wp14:editId="084AA33E">
+            <wp:extent cx="5274310" cy="3009900"/>
+            <wp:effectExtent l="0" t="0" r="2540" b="0"/>
+            <wp:docPr id="19" name="图片 19"/>
+            <wp:cNvGraphicFramePr>
+              <a:graphicFrameLocks xmlns:a="http://schemas.openxmlformats.org/drawingml/2006/main" noChangeAspect="1"/>
+            </wp:cNvGraphicFramePr>
+            <a:graphic xmlns:a="http://schemas.openxmlformats.org/drawingml/2006/main">
+              <a:graphicData uri="http://schemas.openxmlformats.org/drawingml/2006/picture">
+                <pic:pic xmlns:pic="http://schemas.openxmlformats.org/drawingml/2006/picture">
+                  <pic:nvPicPr>
+                    <pic:cNvPr id="1" name=""/>
+                    <pic:cNvPicPr/>
+                  </pic:nvPicPr>
+                  <pic:blipFill>
+                    <a:blip r:embed="rId38"/>
+                    <a:stretch>
+                      <a:fillRect/>
+                    </a:stretch>
+                  </pic:blipFill>
+                  <pic:spPr>
+                    <a:xfrm>
+                      <a:off x="0" y="0"/>
+                      <a:ext cx="5274310" cy="3009900"/>
+                    </a:xfrm>
+                    <a:prstGeom prst="rect">
+                      <a:avLst/>
+                    </a:prstGeom>
+                  </pic:spPr>
+                </pic:pic>
+              </a:graphicData>
+            </a:graphic>
+          </wp:inline>
+        </w:drawing>
+      </w:r>
+    </w:p>
+    <w:p>
+      <w:pPr>
+        <w:tabs>
+          <w:tab w:val="left" w:pos="2160"/>
+        </w:tabs>
+        <w:rPr>
+          <w:rFonts w:hint="eastAsia"/>
+        </w:rPr>
+      </w:pPr>
+      <w:r>
+        <w:rPr>
+          <w:noProof/>
+        </w:rPr>
+        <w:lastRenderedPageBreak/>
+        <w:drawing>
+          <wp:inline distT="0" distB="0" distL="0" distR="0" wp14:anchorId="11019909" wp14:editId="5DEE88FD">
+            <wp:extent cx="5274310" cy="642620"/>
+            <wp:effectExtent l="0" t="0" r="2540" b="5080"/>
+            <wp:docPr id="20" name="图片 20"/>
+            <wp:cNvGraphicFramePr>
+              <a:graphicFrameLocks xmlns:a="http://schemas.openxmlformats.org/drawingml/2006/main" noChangeAspect="1"/>
+            </wp:cNvGraphicFramePr>
+            <a:graphic xmlns:a="http://schemas.openxmlformats.org/drawingml/2006/main">
+              <a:graphicData uri="http://schemas.openxmlformats.org/drawingml/2006/picture">
+                <pic:pic xmlns:pic="http://schemas.openxmlformats.org/drawingml/2006/picture">
+                  <pic:nvPicPr>
+                    <pic:cNvPr id="1" name=""/>
+                    <pic:cNvPicPr/>
+                  </pic:nvPicPr>
+                  <pic:blipFill>
+                    <a:blip r:embed="rId39"/>
+                    <a:stretch>
+                      <a:fillRect/>
+                    </a:stretch>
+                  </pic:blipFill>
+                  <pic:spPr>
+                    <a:xfrm>
+                      <a:off x="0" y="0"/>
+                      <a:ext cx="5274310" cy="642620"/>
+                    </a:xfrm>
+                    <a:prstGeom prst="rect">
+                      <a:avLst/>
+                    </a:prstGeom>
+                  </pic:spPr>
+                </pic:pic>
+              </a:graphicData>
+            </a:graphic>
+          </wp:inline>
+        </w:drawing>
+      </w:r>
+    </w:p>
+    <w:p>
+      <w:pPr>
+        <w:tabs>
+          <w:tab w:val="left" w:pos="2160"/>
+        </w:tabs>
+        <w:rPr>
+          <w:rFonts w:hint="eastAsia"/>
+        </w:rPr>
+      </w:pPr>
+      <w:r>
+        <w:rPr>
+          <w:rFonts w:hint="eastAsia"/>
+        </w:rPr>
+        <w:t>报500是因为数据库已经存了一个</w:t>
+      </w:r>
+      <w:proofErr w:type="spellStart"/>
+      <w:r>
+        <w:rPr>
+          <w:rFonts w:hint="eastAsia"/>
+        </w:rPr>
+        <w:t>aaa</w:t>
+      </w:r>
+      <w:proofErr w:type="spellEnd"/>
+      <w:r>
+        <w:rPr>
+          <w:rFonts w:hint="eastAsia"/>
+        </w:rPr>
+        <w:t>的用户。</w:t>
+      </w:r>
+    </w:p>
+    <w:p>
+      <w:pPr>
+        <w:tabs>
+          <w:tab w:val="left" w:pos="2160"/>
+        </w:tabs>
+        <w:rPr>
+          <w:rFonts w:hint="eastAsia"/>
+        </w:rPr>
+      </w:pPr>
+      <w:r>
+        <w:rPr>
+          <w:rFonts w:hint="eastAsia"/>
+        </w:rPr>
+        <w:t>异常如下：</w:t>
+      </w:r>
+    </w:p>
+    <w:p>
+      <w:pPr>
+        <w:tabs>
+          <w:tab w:val="left" w:pos="2160"/>
+        </w:tabs>
+        <w:rPr>
+          <w:rFonts w:hint="eastAsia"/>
+        </w:rPr>
+      </w:pPr>
+      <w:r>
+        <w:rPr>
+          <w:noProof/>
+        </w:rPr>
+        <w:drawing>
+          <wp:inline distT="0" distB="0" distL="0" distR="0" wp14:anchorId="6C53F6FD" wp14:editId="4F9D0EFB">
+            <wp:extent cx="5274310" cy="829945"/>
+            <wp:effectExtent l="0" t="0" r="2540" b="8255"/>
+            <wp:docPr id="21" name="图片 21"/>
+            <wp:cNvGraphicFramePr>
+              <a:graphicFrameLocks xmlns:a="http://schemas.openxmlformats.org/drawingml/2006/main" noChangeAspect="1"/>
+            </wp:cNvGraphicFramePr>
+            <a:graphic xmlns:a="http://schemas.openxmlformats.org/drawingml/2006/main">
+              <a:graphicData uri="http://schemas.openxmlformats.org/drawingml/2006/picture">
+                <pic:pic xmlns:pic="http://schemas.openxmlformats.org/drawingml/2006/picture">
+                  <pic:nvPicPr>
+                    <pic:cNvPr id="1" name=""/>
+                    <pic:cNvPicPr/>
+                  </pic:nvPicPr>
+                  <pic:blipFill>
+                    <a:blip r:embed="rId40"/>
+                    <a:stretch>
+                      <a:fillRect/>
+                    </a:stretch>
+                  </pic:blipFill>
+                  <pic:spPr>
+                    <a:xfrm>
+                      <a:off x="0" y="0"/>
+                      <a:ext cx="5274310" cy="829945"/>
+                    </a:xfrm>
+                    <a:prstGeom prst="rect">
+                      <a:avLst/>
+                    </a:prstGeom>
+                  </pic:spPr>
+                </pic:pic>
+              </a:graphicData>
+            </a:graphic>
+          </wp:inline>
+        </w:drawing>
+      </w:r>
+    </w:p>
+    <w:p>
+      <w:pPr>
+        <w:tabs>
+          <w:tab w:val="left" w:pos="2160"/>
+        </w:tabs>
+        <w:rPr>
+          <w:rFonts w:hint="eastAsia"/>
+        </w:rPr>
+      </w:pPr>
+    </w:p>
+    <w:p>
+      <w:pPr>
+        <w:tabs>
+          <w:tab w:val="left" w:pos="2160"/>
+        </w:tabs>
+        <w:rPr>
+          <w:rFonts w:hint="eastAsia"/>
+        </w:rPr>
+      </w:pPr>
+      <w:r>
+        <w:rPr>
+          <w:noProof/>
+        </w:rPr>
+        <w:drawing>
+          <wp:inline distT="0" distB="0" distL="0" distR="0" wp14:anchorId="7A1D1150" wp14:editId="63B0A760">
+            <wp:extent cx="5274310" cy="3938270"/>
+            <wp:effectExtent l="0" t="0" r="2540" b="5080"/>
+            <wp:docPr id="22" name="图片 22"/>
+            <wp:cNvGraphicFramePr>
+              <a:graphicFrameLocks xmlns:a="http://schemas.openxmlformats.org/drawingml/2006/main" noChangeAspect="1"/>
+            </wp:cNvGraphicFramePr>
+            <a:graphic xmlns:a="http://schemas.openxmlformats.org/drawingml/2006/main">
+              <a:graphicData uri="http://schemas.openxmlformats.org/drawingml/2006/picture">
+                <pic:pic xmlns:pic="http://schemas.openxmlformats.org/drawingml/2006/picture">
+                  <pic:nvPicPr>
+                    <pic:cNvPr id="1" name=""/>
+                    <pic:cNvPicPr/>
+                  </pic:nvPicPr>
+                  <pic:blipFill>
+                    <a:blip r:embed="rId41"/>
+                    <a:stretch>
+                      <a:fillRect/>
+                    </a:stretch>
+                  </pic:blipFill>
+                  <pic:spPr>
+                    <a:xfrm>
+                      <a:off x="0" y="0"/>
+                      <a:ext cx="5274310" cy="3938270"/>
+                    </a:xfrm>
+                    <a:prstGeom prst="rect">
+                      <a:avLst/>
+                    </a:prstGeom>
+                  </pic:spPr>
+                </pic:pic>
+              </a:graphicData>
+            </a:graphic>
+          </wp:inline>
+        </w:drawing>
+      </w:r>
+    </w:p>
+    <w:p>
+      <w:pPr>
+        <w:tabs>
+          <w:tab w:val="left" w:pos="2160"/>
+        </w:tabs>
+        <w:rPr>
+          <w:rFonts w:hint="eastAsia"/>
+        </w:rPr>
+      </w:pPr>
+      <w:r>
+        <w:rPr>
+          <w:rFonts w:hint="eastAsia"/>
+        </w:rPr>
+        <w:t>每次认证加上后后续的操作都是一个线程（独立的存储空间），线程内可获取对应的值，线程外的不能。</w:t>
+      </w:r>
+      <w:r>
+        <w:rPr>
+          <w:noProof/>
+        </w:rPr>
+        <w:drawing>
+          <wp:inline distT="0" distB="0" distL="0" distR="0" wp14:anchorId="72FAD8E7" wp14:editId="360FB3D9">
+            <wp:extent cx="5274310" cy="573405"/>
+            <wp:effectExtent l="0" t="0" r="2540" b="0"/>
+            <wp:docPr id="23" name="图片 23"/>
+            <wp:cNvGraphicFramePr>
+              <a:graphicFrameLocks xmlns:a="http://schemas.openxmlformats.org/drawingml/2006/main" noChangeAspect="1"/>
+            </wp:cNvGraphicFramePr>
+            <a:graphic xmlns:a="http://schemas.openxmlformats.org/drawingml/2006/main">
+              <a:graphicData uri="http://schemas.openxmlformats.org/drawingml/2006/picture">
+                <pic:pic xmlns:pic="http://schemas.openxmlformats.org/drawingml/2006/picture">
+                  <pic:nvPicPr>
+                    <pic:cNvPr id="1" name=""/>
+                    <pic:cNvPicPr/>
+                  </pic:nvPicPr>
+                  <pic:blipFill>
+                    <a:blip r:embed="rId42"/>
+                    <a:stretch>
+                      <a:fillRect/>
+                    </a:stretch>
+                  </pic:blipFill>
+                  <pic:spPr>
+                    <a:xfrm>
+                      <a:off x="0" y="0"/>
+                      <a:ext cx="5274310" cy="573405"/>
+                    </a:xfrm>
+                    <a:prstGeom prst="rect">
+                      <a:avLst/>
+                    </a:prstGeom>
+                  </pic:spPr>
+                </pic:pic>
+              </a:graphicData>
+            </a:graphic>
+          </wp:inline>
+        </w:drawing>
+      </w:r>
+    </w:p>
+    <w:p>
+      <w:pPr>
+        <w:tabs>
+          <w:tab w:val="left" w:pos="2160"/>
+        </w:tabs>
+        <w:rPr>
+          <w:rFonts w:hint="eastAsia"/>
+          <w:noProof/>
+        </w:rPr>
+      </w:pPr>
+    </w:p>
+    <w:p>
+      <w:pPr>
+        <w:tabs>
+          <w:tab w:val="left" w:pos="2160"/>
+        </w:tabs>
+        <w:rPr>
+          <w:rFonts w:hint="eastAsia"/>
+        </w:rPr>
+      </w:pPr>
+      <w:r>
+        <w:rPr>
+          <w:noProof/>
+        </w:rPr>
+        <w:lastRenderedPageBreak/>
+        <w:drawing>
+          <wp:inline distT="0" distB="0" distL="0" distR="0" wp14:anchorId="33455FCC" wp14:editId="4BB2E972">
+            <wp:extent cx="5274310" cy="1256665"/>
+            <wp:effectExtent l="0" t="0" r="2540" b="635"/>
+            <wp:docPr id="24" name="图片 24"/>
+            <wp:cNvGraphicFramePr>
+              <a:graphicFrameLocks xmlns:a="http://schemas.openxmlformats.org/drawingml/2006/main" noChangeAspect="1"/>
+            </wp:cNvGraphicFramePr>
+            <a:graphic xmlns:a="http://schemas.openxmlformats.org/drawingml/2006/main">
+              <a:graphicData uri="http://schemas.openxmlformats.org/drawingml/2006/picture">
+                <pic:pic xmlns:pic="http://schemas.openxmlformats.org/drawingml/2006/picture">
+                  <pic:nvPicPr>
+                    <pic:cNvPr id="1" name=""/>
+                    <pic:cNvPicPr/>
+                  </pic:nvPicPr>
+                  <pic:blipFill>
+                    <a:blip r:embed="rId43"/>
+                    <a:stretch>
+                      <a:fillRect/>
+                    </a:stretch>
+                  </pic:blipFill>
+                  <pic:spPr>
+                    <a:xfrm>
+                      <a:off x="0" y="0"/>
+                      <a:ext cx="5274310" cy="1256665"/>
+                    </a:xfrm>
+                    <a:prstGeom prst="rect">
+                      <a:avLst/>
+                    </a:prstGeom>
+                  </pic:spPr>
+                </pic:pic>
+              </a:graphicData>
+            </a:graphic>
+          </wp:inline>
+        </w:drawing>
+      </w:r>
+    </w:p>
+    <w:p>
+      <w:pPr>
+        <w:tabs>
+          <w:tab w:val="left" w:pos="2160"/>
+        </w:tabs>
+        <w:rPr>
+          <w:rFonts w:hint="eastAsia"/>
+        </w:rPr>
+      </w:pPr>
+      <w:r>
+        <w:rPr>
+          <w:rFonts w:hint="eastAsia"/>
+        </w:rPr>
+        <w:t>这个</w:t>
+      </w:r>
+      <w:proofErr w:type="gramStart"/>
+      <w:r>
+        <w:rPr>
+          <w:rFonts w:hint="eastAsia"/>
+        </w:rPr>
+        <w:t>类已经</w:t>
+      </w:r>
+      <w:proofErr w:type="gramEnd"/>
+      <w:r>
+        <w:rPr>
+          <w:rFonts w:hint="eastAsia"/>
+        </w:rPr>
+        <w:t>被封装到我们的项目中了(sky-common/</w:t>
+      </w:r>
+      <w:r>
+        <w:t>…</w:t>
+      </w:r>
+      <w:r>
+        <w:rPr>
+          <w:rFonts w:hint="eastAsia"/>
+        </w:rPr>
+        <w:t>/</w:t>
+      </w:r>
+      <w:proofErr w:type="spellStart"/>
+      <w:r>
+        <w:rPr>
+          <w:rFonts w:hint="eastAsia"/>
+        </w:rPr>
+        <w:t>com.sky</w:t>
+      </w:r>
+      <w:proofErr w:type="spellEnd"/>
+      <w:r>
+        <w:rPr>
+          <w:rFonts w:hint="eastAsia"/>
+        </w:rPr>
+        <w:t>/context/</w:t>
+      </w:r>
+      <w:proofErr w:type="spellStart"/>
+      <w:r>
+        <w:rPr>
+          <w:rFonts w:hint="eastAsia"/>
+        </w:rPr>
+        <w:t>BaseContext</w:t>
+      </w:r>
+      <w:proofErr w:type="spellEnd"/>
+      <w:r>
+        <w:rPr>
+          <w:rFonts w:hint="eastAsia"/>
+        </w:rPr>
+        <w:t>)</w:t>
+      </w:r>
+    </w:p>
+    <w:p>
+      <w:pPr>
+        <w:tabs>
+          <w:tab w:val="left" w:pos="2160"/>
+        </w:tabs>
+        <w:rPr>
+          <w:rFonts w:hint="eastAsia"/>
+        </w:rPr>
+      </w:pPr>
+      <w:r>
+        <w:rPr>
+          <w:rFonts w:hint="eastAsia"/>
+        </w:rPr>
+        <w:t>包括</w:t>
+      </w:r>
+      <w:r>
+        <w:rPr>
+          <w:rFonts w:hint="eastAsia"/>
+        </w:rPr>
+        <w:t>设置某参，get某参，移除某参。</w:t>
+      </w:r>
+    </w:p>
+    <w:p>
+      <w:pPr>
+        <w:tabs>
+          <w:tab w:val="left" w:pos="2160"/>
+        </w:tabs>
+        <w:rPr>
+          <w:rFonts w:hint="eastAsia"/>
+          <w:noProof/>
+        </w:rPr>
+      </w:pPr>
+      <w:r>
+        <w:rPr>
+          <w:noProof/>
+        </w:rPr>
+        <mc:AlternateContent>
+          <mc:Choice Requires="wpi">
+            <w:drawing>
+              <wp:anchor distT="0" distB="0" distL="114300" distR="114300" simplePos="0" relativeHeight="251749376" behindDoc="0" locked="0" layoutInCell="1" allowOverlap="1" wp14:anchorId="6FEF05D4" wp14:editId="4A50345D">
+                <wp:simplePos x="0" y="0"/>
+                <wp:positionH relativeFrom="column">
+                  <wp:posOffset>365760</wp:posOffset>
+                </wp:positionH>
+                <wp:positionV relativeFrom="paragraph">
+                  <wp:posOffset>850900</wp:posOffset>
+                </wp:positionV>
+                <wp:extent cx="2049145" cy="1585595"/>
+                <wp:effectExtent l="38100" t="38100" r="46355" b="52705"/>
+                <wp:wrapNone/>
+                <wp:docPr id="42" name="墨迹 42"/>
+                <wp:cNvGraphicFramePr/>
+                <a:graphic xmlns:a="http://schemas.openxmlformats.org/drawingml/2006/main">
+                  <a:graphicData uri="http://schemas.microsoft.com/office/word/2010/wordprocessingInk">
+                    <w14:contentPart bwMode="auto" r:id="rId44">
+                      <w14:nvContentPartPr>
+                        <w14:cNvContentPartPr/>
+                      </w14:nvContentPartPr>
+                      <w14:xfrm>
+                        <a:off x="0" y="0"/>
+                        <a:ext cx="2049145" cy="1585595"/>
+                      </w14:xfrm>
+                    </w14:contentPart>
+                  </a:graphicData>
+                </a:graphic>
+              </wp:anchor>
+            </w:drawing>
+          </mc:Choice>
+          <mc:Fallback>
+            <w:pict>
+              <v:shape w14:anchorId="47BCE536" id="墨迹 42" o:spid="_x0000_s1026" type="#_x0000_t75" style="position:absolute;margin-left:28.3pt;margin-top:66.5pt;width:162.3pt;height:125.8pt;z-index:251749376;visibility:visible;mso-wrap-style:square;mso-wrap-distance-left:9pt;mso-wrap-distance-top:0;mso-wrap-distance-right:9pt;mso-wrap-distance-bottom:0;mso-position-horizontal:absolute;mso-position-horizontal-relative:text;mso-position-vertical:absolute;mso-position-vertical-relative:text" o:gfxdata="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">
+                <v:imagedata r:id="rId45" o:title=""/>
+              </v:shape>
+            </w:pict>
+          </mc:Fallback>
+        </mc:AlternateContent>
+      </w:r>
+      <w:r>
+        <w:rPr>
+          <w:noProof/>
+        </w:rPr>
+        <mc:AlternateContent>
+          <mc:Choice Requires="wpi">
+            <w:drawing>
+              <wp:anchor distT="0" distB="0" distL="114300" distR="114300" simplePos="0" relativeHeight="251745280" behindDoc="0" locked="0" layoutInCell="1" allowOverlap="1" wp14:anchorId="3926917C" wp14:editId="7C7552DD">
+                <wp:simplePos x="0" y="0"/>
+                <wp:positionH relativeFrom="column">
+                  <wp:posOffset>234540</wp:posOffset>
+                </wp:positionH>
+                <wp:positionV relativeFrom="paragraph">
+                  <wp:posOffset>660675</wp:posOffset>
+                </wp:positionV>
+                <wp:extent cx="277560" cy="183960"/>
+                <wp:effectExtent l="38100" t="38100" r="27305" b="45085"/>
+                <wp:wrapNone/>
+                <wp:docPr id="38" name="墨迹 38"/>
+                <wp:cNvGraphicFramePr/>
+                <a:graphic xmlns:a="http://schemas.openxmlformats.org/drawingml/2006/main">
+                  <a:graphicData uri="http://schemas.microsoft.com/office/word/2010/wordprocessingInk">
+                    <w14:contentPart bwMode="auto" r:id="rId46">
+                      <w14:nvContentPartPr>
+                        <w14:cNvContentPartPr/>
+                      </w14:nvContentPartPr>
+                      <w14:xfrm>
+                        <a:off x="0" y="0"/>
+                        <a:ext cx="277560" cy="183960"/>
+                      </w14:xfrm>
+                    </w14:contentPart>
+                  </a:graphicData>
+                </a:graphic>
+              </wp:anchor>
+            </w:drawing>
+          </mc:Choice>
+          <mc:Fallback>
+            <w:pict>
+              <v:shape w14:anchorId="3AB82ACE" id="墨迹 38" o:spid="_x0000_s1026" type="#_x0000_t75" style="position:absolute;margin-left:17.95pt;margin-top:51.5pt;width:22.8pt;height:15.5pt;z-index:251745280;visibility:visible;mso-wrap-style:square;mso-wrap-distance-left:9pt;mso-wrap-distance-top:0;mso-wrap-distance-right:9pt;mso-wrap-distance-bottom:0;mso-position-horizontal:absolute;mso-position-horizontal-relative:text;mso-position-vertical:absolute;mso-position-vertical-relative:text" o:gfxdata="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">
+                <v:imagedata r:id="rId47" o:title=""/>
+              </v:shape>
+            </w:pict>
+          </mc:Fallback>
+        </mc:AlternateContent>
+      </w:r>
+      <w:r>
+        <w:rPr>
+          <w:noProof/>
+        </w:rPr>
+        <mc:AlternateContent>
+          <mc:Choice Requires="wpi">
+            <w:drawing>
+              <wp:anchor distT="0" distB="0" distL="114300" distR="114300" simplePos="0" relativeHeight="251744256" behindDoc="0" locked="0" layoutInCell="1" allowOverlap="1" wp14:anchorId="659BD2E1" wp14:editId="311AF5CE">
+                <wp:simplePos x="0" y="0"/>
+                <wp:positionH relativeFrom="column">
+                  <wp:posOffset>2175660</wp:posOffset>
+                </wp:positionH>
+                <wp:positionV relativeFrom="paragraph">
+                  <wp:posOffset>1788555</wp:posOffset>
+                </wp:positionV>
+                <wp:extent cx="1140480" cy="537120"/>
+                <wp:effectExtent l="38100" t="38100" r="40640" b="34925"/>
+                <wp:wrapNone/>
+                <wp:docPr id="34" name="墨迹 34"/>
+                <wp:cNvGraphicFramePr/>
+                <a:graphic xmlns:a="http://schemas.openxmlformats.org/drawingml/2006/main">
+                  <a:graphicData uri="http://schemas.microsoft.com/office/word/2010/wordprocessingInk">
+                    <w14:contentPart bwMode="auto" r:id="rId48">
+                      <w14:nvContentPartPr>
+                        <w14:cNvContentPartPr/>
+                      </w14:nvContentPartPr>
+                      <w14:xfrm>
+                        <a:off x="0" y="0"/>
+                        <a:ext cx="1140480" cy="537120"/>
+                      </w14:xfrm>
+                    </w14:contentPart>
+                  </a:graphicData>
+                </a:graphic>
+              </wp:anchor>
+            </w:drawing>
+          </mc:Choice>
+          <mc:Fallback>
+            <w:pict>
+              <v:shape w14:anchorId="512EC6B6" id="墨迹 34" o:spid="_x0000_s1026" type="#_x0000_t75" style="position:absolute;margin-left:170.8pt;margin-top:140.35pt;width:90.75pt;height:43.3pt;z-index:251744256;visibility:visible;mso-wrap-style:square;mso-wrap-distance-left:9pt;mso-wrap-distance-top:0;mso-wrap-distance-right:9pt;mso-wrap-distance-bottom:0;mso-position-horizontal:absolute;mso-position-horizontal-relative:text;mso-position-vertical:absolute;mso-position-vertical-relative:text" o:gfxdata="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">
+                <v:imagedata r:id="rId49" o:title=""/>
+              </v:shape>
+            </w:pict>
+          </mc:Fallback>
+        </mc:AlternateContent>
+      </w:r>
+      <w:r>
+        <w:rPr>
+          <w:noProof/>
+        </w:rPr>
+        <mc:AlternateContent>
+          <mc:Choice Requires="wpi">
+            <w:drawing>
+              <wp:anchor distT="0" distB="0" distL="114300" distR="114300" simplePos="0" relativeHeight="251743232" behindDoc="0" locked="0" layoutInCell="1" allowOverlap="1" wp14:anchorId="3ECAE20B" wp14:editId="562EE55D">
+                <wp:simplePos x="0" y="0"/>
+                <wp:positionH relativeFrom="column">
+                  <wp:posOffset>-588010</wp:posOffset>
+                </wp:positionH>
+                <wp:positionV relativeFrom="paragraph">
+                  <wp:posOffset>226060</wp:posOffset>
+                </wp:positionV>
+                <wp:extent cx="3187065" cy="2150110"/>
+                <wp:effectExtent l="38100" t="38100" r="51435" b="40640"/>
+                <wp:wrapNone/>
+                <wp:docPr id="31" name="墨迹 31"/>
+                <wp:cNvGraphicFramePr/>
+                <a:graphic xmlns:a="http://schemas.openxmlformats.org/drawingml/2006/main">
+                  <a:graphicData uri="http://schemas.microsoft.com/office/word/2010/wordprocessingInk">
+                    <w14:contentPart bwMode="auto" r:id="rId50">
+                      <w14:nvContentPartPr>
+                        <w14:cNvContentPartPr/>
+                      </w14:nvContentPartPr>
+                      <w14:xfrm>
+                        <a:off x="0" y="0"/>
+                        <a:ext cx="3187065" cy="2150110"/>
+                      </w14:xfrm>
+                    </w14:contentPart>
+                  </a:graphicData>
+                </a:graphic>
+              </wp:anchor>
+            </w:drawing>
+          </mc:Choice>
+          <mc:Fallback>
+            <w:pict>
+              <v:shape w14:anchorId="650283D9" id="墨迹 31" o:spid="_x0000_s1026" type="#_x0000_t75" style="position:absolute;margin-left:-46.8pt;margin-top:17.3pt;width:251.9pt;height:170.25pt;z-index:251743232;visibility:visible;mso-wrap-style:square;mso-wrap-distance-left:9pt;mso-wrap-distance-top:0;mso-wrap-distance-right:9pt;mso-wrap-distance-bottom:0;mso-position-horizontal:absolute;mso-position-horizontal-relative:text;mso-position-vertical:absolute;mso-position-vertical-relative:text" o:gfxdata="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">
+                <v:imagedata r:id="rId51" o:title=""/>
+              </v:shape>
+            </w:pict>
+          </mc:Fallback>
+        </mc:AlternateContent>
+      </w:r>
+      <w:r>
+        <w:rPr>
+          <w:noProof/>
+        </w:rPr>
+        <w:drawing>
+          <wp:inline distT="0" distB="0" distL="0" distR="0" wp14:anchorId="53546828" wp14:editId="1D5ED3C1">
+            <wp:extent cx="5828862" cy="914400"/>
+            <wp:effectExtent l="0" t="0" r="635" b="0"/>
+            <wp:docPr id="25" name="图片 25"/>
+            <wp:cNvGraphicFramePr>
+              <a:graphicFrameLocks xmlns:a="http://schemas.openxmlformats.org/drawingml/2006/main" noChangeAspect="1"/>
+            </wp:cNvGraphicFramePr>
+            <a:graphic xmlns:a="http://schemas.openxmlformats.org/drawingml/2006/main">
+              <a:graphicData uri="http://schemas.openxmlformats.org/drawingml/2006/picture">
+                <pic:pic xmlns:pic="http://schemas.openxmlformats.org/drawingml/2006/picture">
+                  <pic:nvPicPr>
+                    <pic:cNvPr id="1" name=""/>
+                    <pic:cNvPicPr/>
+                  </pic:nvPicPr>
+                  <pic:blipFill>
+                    <a:blip r:embed="rId52"/>
+                    <a:stretch>
+                      <a:fillRect/>
+                    </a:stretch>
+                  </pic:blipFill>
+                  <pic:spPr>
+                    <a:xfrm>
+                      <a:off x="0" y="0"/>
+                      <a:ext cx="5837685" cy="915784"/>
+                    </a:xfrm>
+                    <a:prstGeom prst="rect">
+                      <a:avLst/>
+                    </a:prstGeom>
+                  </pic:spPr>
+                </pic:pic>
+              </a:graphicData>
+            </a:graphic>
+          </wp:inline>
+        </w:drawing>
+      </w:r>
+      <w:r>
+        <w:rPr>
+          <w:noProof/>
+        </w:rPr>
+        <w:t xml:space="preserve"> </w:t>
+      </w:r>
+      <w:r>
+        <w:rPr>
+          <w:noProof/>
+        </w:rPr>
+        <w:drawing>
+          <wp:inline distT="0" distB="0" distL="0" distR="0" wp14:anchorId="703F8D23" wp14:editId="4F3F589B">
+            <wp:extent cx="3749040" cy="873356"/>
+            <wp:effectExtent l="0" t="0" r="3810" b="3175"/>
+            <wp:docPr id="26" name="图片 26"/>
+            <wp:cNvGraphicFramePr>
+              <a:graphicFrameLocks xmlns:a="http://schemas.openxmlformats.org/drawingml/2006/main" noChangeAspect="1"/>
+            </wp:cNvGraphicFramePr>
+            <a:graphic xmlns:a="http://schemas.openxmlformats.org/drawingml/2006/main">
+              <a:graphicData uri="http://schemas.openxmlformats.org/drawingml/2006/picture">
+                <pic:pic xmlns:pic="http://schemas.openxmlformats.org/drawingml/2006/picture">
+                  <pic:nvPicPr>
+                    <pic:cNvPr id="1" name=""/>
+                    <pic:cNvPicPr/>
+                  </pic:nvPicPr>
+                  <pic:blipFill>
+                    <a:blip r:embed="rId53"/>
+                    <a:stretch>
+                      <a:fillRect/>
+                    </a:stretch>
+                  </pic:blipFill>
+                  <pic:spPr>
+                    <a:xfrm>
+                      <a:off x="0" y="0"/>
+                      <a:ext cx="3846634" cy="896091"/>
+                    </a:xfrm>
+                    <a:prstGeom prst="rect">
+                      <a:avLst/>
+                    </a:prstGeom>
+                  </pic:spPr>
+                </pic:pic>
+              </a:graphicData>
+            </a:graphic>
+          </wp:inline>
+        </w:drawing>
+      </w:r>
+    </w:p>
+    <w:p>
+      <w:pPr>
+        <w:tabs>
+          <w:tab w:val="left" w:pos="2160"/>
+        </w:tabs>
+        <w:rPr>
+          <w:rFonts w:hint="eastAsia"/>
+          <w:noProof/>
+        </w:rPr>
+      </w:pPr>
+    </w:p>
+    <w:p>
+      <w:pPr>
+        <w:tabs>
+          <w:tab w:val="left" w:pos="2160"/>
+        </w:tabs>
+        <w:rPr>
+          <w:rFonts w:hint="eastAsia"/>
+          <w:noProof/>
+          <w:color w:val="FF0000"/>
+        </w:rPr>
+      </w:pPr>
+      <w:r>
+        <w:rPr>
+          <w:rFonts w:hint="eastAsia"/>
+          <w:noProof/>
+          <w:color w:val="FF0000"/>
+        </w:rPr>
+        <w:t>欸？</w:t>
+      </w:r>
+      <w:r>
+        <w:rPr>
+          <w:rFonts w:hint="eastAsia"/>
+          <w:noProof/>
+          <w:color w:val="FF0000"/>
+        </w:rPr>
+        <w:t>但</w:t>
+      </w:r>
+      <w:r>
+        <w:rPr>
+          <w:rFonts w:hint="eastAsia"/>
+          <w:noProof/>
+          <w:color w:val="FF0000"/>
+        </w:rPr>
+        <w:t>有一个bug</w:t>
+      </w:r>
+      <w:r>
+        <w:rPr>
+          <w:rFonts w:hint="eastAsia"/>
+          <w:noProof/>
+          <w:color w:val="FF0000"/>
+        </w:rPr>
+        <w:t>：</w:t>
+      </w:r>
+      <w:r>
+        <w:rPr>
+          <w:rFonts w:hint="eastAsia"/>
+          <w:noProof/>
+          <w:color w:val="FF0000"/>
+        </w:rPr>
+        <w:t>为什么小三的id不是自增？</w:t>
+      </w:r>
+      <w:r>
+        <w:rPr>
+          <w:rFonts w:hint="eastAsia"/>
+          <w:noProof/>
+          <w:color w:val="FF0000"/>
+        </w:rPr>
+        <w:t>可能是因为是用前后端关联调试，前两条记录都是文档调试得来的，但具体是什么代码产生的结果我还不知道。</w:t>
+      </w:r>
+    </w:p>
+    <w:p>
+      <w:pPr>
+        <w:tabs>
+          <w:tab w:val="left" w:pos="2160"/>
+        </w:tabs>
+      </w:pPr>
+      <w:r>
+        <w:rPr>
+          <w:rFonts w:hint="eastAsia"/>
+        </w:rPr>
+        <w:t>梳理下流程就是：因为admin这个账号登录的，他的id是1，</w:t>
+      </w:r>
+      <w:proofErr w:type="spellStart"/>
+      <w:r>
+        <w:rPr>
+          <w:rFonts w:hint="eastAsia"/>
+        </w:rPr>
+        <w:t>jwt</w:t>
+      </w:r>
+      <w:proofErr w:type="spellEnd"/>
+      <w:r>
+        <w:rPr>
+          <w:rFonts w:hint="eastAsia"/>
+        </w:rPr>
+        <w:t>校验过了之后解析</w:t>
+      </w:r>
+      <w:proofErr w:type="spellStart"/>
+      <w:r>
+        <w:rPr>
+          <w:rFonts w:hint="eastAsia"/>
+        </w:rPr>
+        <w:t>jwt</w:t>
+      </w:r>
+      <w:proofErr w:type="spellEnd"/>
+      <w:r>
+        <w:rPr>
+          <w:rFonts w:hint="eastAsia"/>
+        </w:rPr>
+        <w:t>令牌，里面有账号id，存到了线程局部变量池里面，在同一个线程中可以调用这个局部变量。</w:t>
+      </w:r>
+    </w:p>
+    <w:p>
+      <w:pPr>
+        <w:tabs>
+          <w:tab w:val="left" w:pos="2160"/>
+        </w:tabs>
+      </w:pPr>
+      <w:r>
+        <w:rPr>
+          <w:rFonts w:hint="eastAsia"/>
+        </w:rPr>
+        <w:t>都共享当前线程的局部变量。service实现</w:t>
+      </w:r>
+      <w:proofErr w:type="gramStart"/>
+      <w:r>
+        <w:rPr>
+          <w:rFonts w:hint="eastAsia"/>
+        </w:rPr>
+        <w:t>类通过</w:t>
+      </w:r>
+      <w:proofErr w:type="spellStart"/>
+      <w:proofErr w:type="gramEnd"/>
+      <w:r>
+        <w:rPr>
+          <w:rFonts w:hint="eastAsia"/>
+        </w:rPr>
+        <w:t>threadlocal</w:t>
+      </w:r>
+      <w:proofErr w:type="spellEnd"/>
+      <w:r>
+        <w:rPr>
+          <w:rFonts w:hint="eastAsia"/>
+        </w:rPr>
+        <w:t>存进去page和每页记录数这俩局部变量,mapper层再取出来用</w:t>
+      </w:r>
+    </w:p>
+    <w:p>
+      <w:pPr>
+        <w:tabs>
+          <w:tab w:val="left" w:pos="2160"/>
+        </w:tabs>
+        <w:rPr>
+          <w:rFonts w:hint="eastAsia"/>
+        </w:rPr>
+      </w:pPr>
+    </w:p>
+    <w:p>
+      <w:pPr>
+        <w:tabs>
+          <w:tab w:val="left" w:pos="2160"/>
+        </w:tabs>
+        <w:rPr>
+          <w:rFonts w:hint="eastAsia"/>
+        </w:rPr>
+      </w:pPr>
+      <w:r>
+        <w:rPr>
+          <w:rFonts w:hint="eastAsia"/>
+        </w:rPr>
+        <w:t>在员工管理层</w:t>
+      </w:r>
+      <w:proofErr w:type="spellStart"/>
+      <w:r>
+        <w:rPr>
+          <w:rFonts w:hint="eastAsia"/>
+        </w:rPr>
+        <w:t>employeeController</w:t>
+      </w:r>
+      <w:proofErr w:type="spellEnd"/>
+      <w:r>
+        <w:rPr>
+          <w:rFonts w:hint="eastAsia"/>
+        </w:rPr>
+        <w:t>有（新增员工、分页查询）</w:t>
+      </w:r>
+    </w:p>
+    <w:p>
+      <w:pPr>
+        <w:tabs>
+          <w:tab w:val="left" w:pos="2160"/>
+        </w:tabs>
+        <w:ind w:firstLineChars="200" w:firstLine="440"/>
+      </w:pPr>
+      <w:r>
+        <w:rPr>
+          <w:rFonts w:hint="eastAsia"/>
+        </w:rPr>
+        <w:t>分页查询功能((名字name)，页码page，每页记录数</w:t>
+      </w:r>
+      <w:proofErr w:type="spellStart"/>
+      <w:r>
+        <w:rPr>
+          <w:rFonts w:hint="eastAsia"/>
+        </w:rPr>
+        <w:t>pageSize</w:t>
+      </w:r>
+      <w:proofErr w:type="spellEnd"/>
+      <w:r>
+        <w:rPr>
+          <w:rFonts w:hint="eastAsia"/>
+        </w:rPr>
+        <w:t>)：</w:t>
+      </w:r>
+    </w:p>
+    <w:p>
+      <w:pPr>
+        <w:tabs>
+          <w:tab w:val="left" w:pos="2160"/>
+        </w:tabs>
+        <w:ind w:firstLineChars="200" w:firstLine="440"/>
+      </w:pPr>
+      <w:r>
+        <w:rPr>
+          <w:rFonts w:hint="eastAsia"/>
+        </w:rPr>
+        <w:t>自定义一个</w:t>
+      </w:r>
+      <w:r>
+        <w:t>Result&lt;</w:t>
+      </w:r>
+      <w:proofErr w:type="spellStart"/>
+      <w:r>
+        <w:t>PageResult</w:t>
+      </w:r>
+      <w:proofErr w:type="spellEnd"/>
+      <w:r>
+        <w:t>&gt;page (</w:t>
+      </w:r>
+      <w:proofErr w:type="spellStart"/>
+      <w:r>
+        <w:t>EmployeePageQueryDTO</w:t>
+      </w:r>
+      <w:proofErr w:type="spellEnd"/>
+      <w:r>
+        <w:t xml:space="preserve"> </w:t>
+      </w:r>
+      <w:proofErr w:type="spellStart"/>
+      <w:r>
+        <w:t>employeePageQueryDTO</w:t>
+      </w:r>
+      <w:proofErr w:type="spellEnd"/>
+      <w:r>
+        <w:t>)</w:t>
+      </w:r>
+      <w:r>
+        <w:rPr>
+          <w:rFonts w:hint="eastAsia"/>
+        </w:rPr>
+        <w:t>方法</w:t>
+      </w:r>
+    </w:p>
+    <w:p>
+      <w:pPr>
+        <w:tabs>
+          <w:tab w:val="left" w:pos="2160"/>
+        </w:tabs>
+        <w:ind w:firstLineChars="200" w:firstLine="440"/>
+        <w:rPr>
+          <w:rFonts w:hint="eastAsia"/>
+        </w:rPr>
+      </w:pPr>
+      <w:r>
+        <w:rPr>
+          <w:noProof/>
+        </w:rPr>
+        <w:drawing>
+          <wp:inline distT="0" distB="0" distL="0" distR="0" wp14:anchorId="61F5B80C" wp14:editId="360FDF57">
+            <wp:extent cx="5274310" cy="340360"/>
+            <wp:effectExtent l="0" t="0" r="2540" b="2540"/>
+            <wp:docPr id="8" name="图片 8"/>
+            <wp:cNvGraphicFramePr>
+              <a:graphicFrameLocks xmlns:a="http://schemas.openxmlformats.org/drawingml/2006/main" noChangeAspect="1"/>
+            </wp:cNvGraphicFramePr>
+            <a:graphic xmlns:a="http://schemas.openxmlformats.org/drawingml/2006/main">
+              <a:graphicData uri="http://schemas.openxmlformats.org/drawingml/2006/picture">
+                <pic:pic xmlns:pic="http://schemas.openxmlformats.org/drawingml/2006/picture">
+                  <pic:nvPicPr>
+                    <pic:cNvPr id="1" name=""/>
+                    <pic:cNvPicPr/>
+                  </pic:nvPicPr>
+                  <pic:blipFill>
+                    <a:blip r:embed="rId54"/>
+                    <a:stretch>
+                      <a:fillRect/>
+                    </a:stretch>
+                  </pic:blipFill>
+                  <pic:spPr>
+                    <a:xfrm>
+                      <a:off x="0" y="0"/>
+                      <a:ext cx="5274310" cy="340360"/>
+                    </a:xfrm>
+                    <a:prstGeom prst="rect">
+                      <a:avLst/>
+                    </a:prstGeom>
+                  </pic:spPr>
+                </pic:pic>
+              </a:graphicData>
+            </a:graphic>
+          </wp:inline>
+        </w:drawing>
+      </w:r>
+    </w:p>
+    <w:p>
+      <w:pPr>
+        <w:tabs>
+          <w:tab w:val="left" w:pos="2160"/>
+        </w:tabs>
+        <w:ind w:firstLineChars="200" w:firstLine="440"/>
+        <w:rPr>
+          <w:rFonts w:hint="eastAsia"/>
+        </w:rPr>
+      </w:pPr>
+      <w:r>
+        <w:rPr>
+          <w:noProof/>
+          <w:highlight w:val="green"/>
+        </w:rPr>
+        <w:lastRenderedPageBreak/>
+        <w:drawing>
+          <wp:inline distT="0" distB="0" distL="0" distR="0" wp14:anchorId="3FB0DE81" wp14:editId="0E495602">
+            <wp:extent cx="5274310" cy="1851025"/>
+            <wp:effectExtent l="0" t="0" r="2540" b="0"/>
+            <wp:docPr id="7" name="图片 7"/>
+            <wp:cNvGraphicFramePr>
+              <a:graphicFrameLocks xmlns:a="http://schemas.openxmlformats.org/drawingml/2006/main" noChangeAspect="1"/>
+            </wp:cNvGraphicFramePr>
+            <a:graphic xmlns:a="http://schemas.openxmlformats.org/drawingml/2006/main">
+              <a:graphicData uri="http://schemas.openxmlformats.org/drawingml/2006/picture">
+                <pic:pic xmlns:pic="http://schemas.openxmlformats.org/drawingml/2006/picture">
+                  <pic:nvPicPr>
+                    <pic:cNvPr id="1" name=""/>
+                    <pic:cNvPicPr/>
+                  </pic:nvPicPr>
+                  <pic:blipFill>
+                    <a:blip r:embed="rId55"/>
+                    <a:stretch>
+                      <a:fillRect/>
+                    </a:stretch>
+                  </pic:blipFill>
+                  <pic:spPr>
+                    <a:xfrm>
+                      <a:off x="0" y="0"/>
+                      <a:ext cx="5274310" cy="1851025"/>
+                    </a:xfrm>
+                    <a:prstGeom prst="rect">
+                      <a:avLst/>
+                    </a:prstGeom>
+                  </pic:spPr>
+                </pic:pic>
+              </a:graphicData>
+            </a:graphic>
+          </wp:inline>
+        </w:drawing>
+      </w:r>
+    </w:p>
+    <w:p>
+      <w:pPr>
+        <w:tabs>
+          <w:tab w:val="left" w:pos="2160"/>
+        </w:tabs>
+        <w:ind w:firstLineChars="200" w:firstLine="440"/>
+        <w:rPr>
+          <w:highlight w:val="lightGray"/>
+        </w:rPr>
+      </w:pPr>
+      <w:r>
+        <w:rPr>
+          <w:rFonts w:hint="eastAsia"/>
+          <w:highlight w:val="lightGray"/>
+        </w:rPr>
+        <w:t>（</w:t>
+      </w:r>
+      <w:r>
+        <w:rPr>
+          <w:rFonts w:hint="eastAsia"/>
+          <w:highlight w:val="lightGray"/>
+        </w:rPr>
+        <w:t>目的是先取出</w:t>
+      </w:r>
+      <w:proofErr w:type="spellStart"/>
+      <w:r>
+        <w:rPr>
+          <w:rFonts w:hint="eastAsia"/>
+          <w:highlight w:val="lightGray"/>
+        </w:rPr>
+        <w:t>pagequery</w:t>
+      </w:r>
+      <w:proofErr w:type="spellEnd"/>
+      <w:r>
+        <w:rPr>
+          <w:rFonts w:hint="eastAsia"/>
+          <w:highlight w:val="lightGray"/>
+        </w:rPr>
+        <w:t>实体类中(</w:t>
+      </w:r>
+      <w:proofErr w:type="spellStart"/>
+      <w:r>
+        <w:rPr>
+          <w:rFonts w:hint="eastAsia"/>
+          <w:highlight w:val="lightGray"/>
+        </w:rPr>
+        <w:t>emPageQueryDTO</w:t>
+      </w:r>
+      <w:proofErr w:type="spellEnd"/>
+      <w:r>
+        <w:rPr>
+          <w:rFonts w:hint="eastAsia"/>
+          <w:highlight w:val="lightGray"/>
+        </w:rPr>
+        <w:t>)的部分元素将其搞到</w:t>
+      </w:r>
+      <w:proofErr w:type="spellStart"/>
+      <w:r>
+        <w:rPr>
+          <w:rFonts w:hint="eastAsia"/>
+          <w:highlight w:val="lightGray"/>
+        </w:rPr>
+        <w:t>Page</w:t>
+      </w:r>
+      <w:r>
+        <w:rPr>
+          <w:highlight w:val="lightGray"/>
+        </w:rPr>
+        <w:t>Result</w:t>
+      </w:r>
+      <w:proofErr w:type="spellEnd"/>
+      <w:r>
+        <w:rPr>
+          <w:rFonts w:hint="eastAsia"/>
+          <w:highlight w:val="lightGray"/>
+        </w:rPr>
+        <w:t>中</w:t>
+      </w:r>
+      <w:r>
+        <w:rPr>
+          <w:rFonts w:hint="eastAsia"/>
+          <w:highlight w:val="lightGray"/>
+        </w:rPr>
+        <w:t>，</w:t>
+      </w:r>
+      <w:proofErr w:type="spellStart"/>
+      <w:r>
+        <w:rPr>
+          <w:rFonts w:hint="eastAsia"/>
+          <w:highlight w:val="lightGray"/>
+        </w:rPr>
+        <w:t>pageResult</w:t>
+      </w:r>
+      <w:proofErr w:type="spellEnd"/>
+      <w:r>
+        <w:rPr>
+          <w:rFonts w:hint="eastAsia"/>
+          <w:highlight w:val="lightGray"/>
+        </w:rPr>
+        <w:t>调用Service层的</w:t>
+      </w:r>
+      <w:proofErr w:type="spellStart"/>
+      <w:r>
+        <w:rPr>
+          <w:rFonts w:hint="eastAsia"/>
+          <w:highlight w:val="lightGray"/>
+        </w:rPr>
+        <w:t>pageQuery</w:t>
+      </w:r>
+      <w:proofErr w:type="spellEnd"/>
+      <w:r>
+        <w:rPr>
+          <w:rFonts w:hint="eastAsia"/>
+          <w:highlight w:val="lightGray"/>
+        </w:rPr>
+        <w:t>(</w:t>
+      </w:r>
+      <w:proofErr w:type="spellStart"/>
+      <w:r>
+        <w:rPr>
+          <w:rFonts w:hint="eastAsia"/>
+          <w:highlight w:val="lightGray"/>
+        </w:rPr>
+        <w:t>emPQD</w:t>
+      </w:r>
+      <w:proofErr w:type="spellEnd"/>
+      <w:r>
+        <w:rPr>
+          <w:rFonts w:hint="eastAsia"/>
+          <w:highlight w:val="lightGray"/>
+        </w:rPr>
+        <w:t>)方法</w:t>
+      </w:r>
+    </w:p>
+    <w:p>
+      <w:pPr>
+        <w:tabs>
+          <w:tab w:val="left" w:pos="2160"/>
+        </w:tabs>
+        <w:ind w:firstLineChars="200" w:firstLine="440"/>
+        <w:rPr>
+          <w:highlight w:val="lightGray"/>
+        </w:rPr>
+      </w:pPr>
+      <w:r>
+        <w:rPr>
+          <w:rFonts w:hint="eastAsia"/>
+          <w:highlight w:val="lightGray"/>
+        </w:rPr>
+        <w:t>Service的</w:t>
+      </w:r>
+      <w:proofErr w:type="spellStart"/>
+      <w:r>
+        <w:rPr>
+          <w:rFonts w:hint="eastAsia"/>
+          <w:highlight w:val="lightGray"/>
+        </w:rPr>
+        <w:t>Impl</w:t>
+      </w:r>
+      <w:proofErr w:type="spellEnd"/>
+      <w:r>
+        <w:rPr>
+          <w:rFonts w:hint="eastAsia"/>
+          <w:highlight w:val="lightGray"/>
+        </w:rPr>
+        <w:t>层中实现该方法，具体为：</w:t>
+      </w:r>
+    </w:p>
+    <w:p>
+      <w:pPr>
+        <w:tabs>
+          <w:tab w:val="left" w:pos="2160"/>
+        </w:tabs>
+        <w:ind w:firstLineChars="200" w:firstLine="440"/>
+        <w:rPr>
+          <w:rFonts w:hint="eastAsia"/>
+        </w:rPr>
+      </w:pPr>
+      <w:r>
+        <w:rPr>
+          <w:rFonts w:hint="eastAsia"/>
+          <w:highlight w:val="lightGray"/>
+        </w:rPr>
+        <w:t>利用</w:t>
+      </w:r>
+      <w:r>
+        <w:rPr>
+          <w:rFonts w:hint="eastAsia"/>
+          <w:highlight w:val="lightGray"/>
+        </w:rPr>
+        <w:t>分页</w:t>
+      </w:r>
+      <w:r>
+        <w:rPr>
+          <w:rFonts w:hint="eastAsia"/>
+          <w:highlight w:val="lightGray"/>
+        </w:rPr>
+        <w:t>插件工具Helper调用</w:t>
+      </w:r>
+      <w:proofErr w:type="spellStart"/>
+      <w:r>
+        <w:rPr>
+          <w:rFonts w:hint="eastAsia"/>
+          <w:highlight w:val="lightGray"/>
+        </w:rPr>
+        <w:t>starPage</w:t>
+      </w:r>
+      <w:proofErr w:type="spellEnd"/>
+      <w:r>
+        <w:rPr>
+          <w:rFonts w:hint="eastAsia"/>
+          <w:highlight w:val="lightGray"/>
+        </w:rPr>
+        <w:t>（</w:t>
+      </w:r>
+      <w:proofErr w:type="spellStart"/>
+      <w:r>
+        <w:rPr>
+          <w:rFonts w:hint="eastAsia"/>
+          <w:highlight w:val="lightGray"/>
+        </w:rPr>
+        <w:t>DTO</w:t>
+      </w:r>
+      <w:r>
+        <w:rPr>
+          <w:rFonts w:ascii="Courier New" w:eastAsia="宋体" w:hAnsi="Courier New" w:cs="Courier New" w:hint="eastAsia"/>
+          <w:color w:val="BCBEC4"/>
+          <w:kern w:val="0"/>
+          <w:sz w:val="20"/>
+          <w:szCs w:val="20"/>
+          <w:highlight w:val="lightGray"/>
+          <w14:ligatures w14:val="none"/>
+        </w:rPr>
+        <w:t>.</w:t>
+      </w:r>
+      <w:r>
+        <w:rPr>
+          <w:highlight w:val="lightGray"/>
+        </w:rPr>
+        <w:t>getPage</w:t>
+      </w:r>
+      <w:proofErr w:type="spellEnd"/>
+      <w:r>
+        <w:rPr>
+          <w:highlight w:val="lightGray"/>
+        </w:rPr>
+        <w:t>()</w:t>
+      </w:r>
+      <w:r>
+        <w:rPr>
+          <w:rFonts w:hint="eastAsia"/>
+          <w:highlight w:val="lightGray"/>
+        </w:rPr>
+        <w:t>,</w:t>
+      </w:r>
+      <w:proofErr w:type="spellStart"/>
+      <w:r>
+        <w:rPr>
+          <w:rFonts w:hint="eastAsia"/>
+          <w:highlight w:val="lightGray"/>
+        </w:rPr>
+        <w:t>DTO.getPageSize</w:t>
+      </w:r>
+      <w:proofErr w:type="spellEnd"/>
+      <w:r>
+        <w:rPr>
+          <w:highlight w:val="lightGray"/>
+        </w:rPr>
+        <w:t>）</w:t>
+      </w:r>
+      <w:r>
+        <w:rPr>
+          <w:rFonts w:hint="eastAsia"/>
+          <w:highlight w:val="lightGray"/>
+        </w:rPr>
+        <w:t>执行了</w:t>
+      </w:r>
+      <w:proofErr w:type="spellStart"/>
+      <w:r>
+        <w:rPr>
+          <w:rFonts w:hint="eastAsia"/>
+          <w:highlight w:val="lightGray"/>
+        </w:rPr>
+        <w:t>setLocalPage</w:t>
+      </w:r>
+      <w:proofErr w:type="spellEnd"/>
+      <w:r>
+        <w:rPr>
+          <w:rFonts w:hint="eastAsia"/>
+          <w:highlight w:val="lightGray"/>
+        </w:rPr>
+        <w:t>(page)，这方法又调用</w:t>
+      </w:r>
+      <w:proofErr w:type="spellStart"/>
+      <w:r>
+        <w:rPr>
+          <w:i/>
+          <w:iCs/>
+          <w:highlight w:val="lightGray"/>
+        </w:rPr>
+        <w:t>LOCAL_PAGE</w:t>
+      </w:r>
+      <w:r>
+        <w:rPr>
+          <w:highlight w:val="lightGray"/>
+        </w:rPr>
+        <w:t>.set</w:t>
+      </w:r>
+      <w:proofErr w:type="spellEnd"/>
+      <w:r>
+        <w:rPr>
+          <w:highlight w:val="lightGray"/>
+        </w:rPr>
+        <w:t>(page)</w:t>
+      </w:r>
+      <w:r>
+        <w:rPr>
+          <w:rFonts w:hint="eastAsia"/>
+          <w:highlight w:val="lightGray"/>
+        </w:rPr>
+        <w:t>，然后产生</w:t>
+      </w:r>
+      <w:r>
+        <w:rPr>
+          <w:highlight w:val="lightGray"/>
+        </w:rPr>
+        <w:t xml:space="preserve">protected static final </w:t>
+      </w:r>
+      <w:proofErr w:type="spellStart"/>
+      <w:r>
+        <w:rPr>
+          <w:highlight w:val="lightGray"/>
+        </w:rPr>
+        <w:t>ThreadLocal</w:t>
+      </w:r>
+      <w:proofErr w:type="spellEnd"/>
+      <w:r>
+        <w:rPr>
+          <w:highlight w:val="lightGray"/>
+        </w:rPr>
+        <w:t xml:space="preserve">&lt;Page&gt; </w:t>
+      </w:r>
+      <w:r>
+        <w:rPr>
+          <w:i/>
+          <w:iCs/>
+          <w:highlight w:val="lightGray"/>
+        </w:rPr>
+        <w:t xml:space="preserve">LOCAL_PAGE </w:t>
+      </w:r>
+      <w:r>
+        <w:rPr>
+          <w:highlight w:val="lightGray"/>
+        </w:rPr>
+        <w:t xml:space="preserve">= new </w:t>
+      </w:r>
+      <w:proofErr w:type="spellStart"/>
+      <w:r>
+        <w:rPr>
+          <w:highlight w:val="lightGray"/>
+        </w:rPr>
+        <w:t>ThreadLocal</w:t>
+      </w:r>
+      <w:proofErr w:type="spellEnd"/>
+      <w:r>
+        <w:rPr>
+          <w:highlight w:val="lightGray"/>
+        </w:rPr>
+        <w:t>();</w:t>
+      </w:r>
+      <w:r>
+        <w:rPr>
+          <w:rFonts w:hint="eastAsia"/>
+          <w:highlight w:val="lightGray"/>
+        </w:rPr>
+        <w:t xml:space="preserve"> 将数据存到线程内存空间</w:t>
+      </w:r>
+      <w:r>
+        <w:rPr>
+          <w:rFonts w:hint="eastAsia"/>
+          <w:highlight w:val="lightGray"/>
+        </w:rPr>
+        <w:t>接着执行下一句</w:t>
+      </w:r>
+      <w:r>
+        <w:rPr>
+          <w:rFonts w:hint="eastAsia"/>
+          <w:highlight w:val="lightGray"/>
+        </w:rPr>
+        <w:t>）</w:t>
+      </w:r>
+    </w:p>
+    <w:p>
+      <w:pPr>
+        <w:tabs>
+          <w:tab w:val="left" w:pos="2160"/>
+        </w:tabs>
+        <w:ind w:firstLineChars="200" w:firstLine="440"/>
+      </w:pPr>
+      <w:r>
+        <w:t>Page&lt;Employee&gt; page =</w:t>
+      </w:r>
+      <w:proofErr w:type="spellStart"/>
+      <w:r>
+        <w:t>employeeMapper.pageQuery</w:t>
+      </w:r>
+      <w:proofErr w:type="spellEnd"/>
+      <w:r>
+        <w:t>(</w:t>
+      </w:r>
+      <w:proofErr w:type="spellStart"/>
+      <w:r>
+        <w:t>employeePageQueryDTO</w:t>
+      </w:r>
+      <w:proofErr w:type="spellEnd"/>
+      <w:proofErr w:type="gramStart"/>
+      <w:r>
+        <w:t>);</w:t>
+      </w:r>
+      <w:proofErr w:type="gramEnd"/>
+    </w:p>
+    <w:p>
+      <w:pPr>
+        <w:tabs>
+          <w:tab w:val="left" w:pos="2160"/>
+        </w:tabs>
+        <w:ind w:firstLineChars="200" w:firstLine="440"/>
+        <w:rPr>
+          <w:b/>
+          <w:bCs/>
+        </w:rPr>
+      </w:pPr>
+      <w:r>
+        <w:rPr>
+          <w:b/>
+          <w:bCs/>
+        </w:rPr>
+        <w:t>调用 Mapper 的分页查询方法</w:t>
+      </w:r>
+      <w:r>
+        <w:rPr>
+          <w:rFonts w:hint="eastAsia"/>
+          <w:b/>
+          <w:bCs/>
+        </w:rPr>
+        <w:t>.</w:t>
+      </w:r>
+      <w:proofErr w:type="spellStart"/>
+      <w:r>
+        <w:rPr>
+          <w:rFonts w:hint="eastAsia"/>
+          <w:b/>
+          <w:bCs/>
+        </w:rPr>
+        <w:t>pageQuery</w:t>
+      </w:r>
+      <w:proofErr w:type="spellEnd"/>
+      <w:r>
+        <w:rPr>
+          <w:rFonts w:hint="eastAsia"/>
+          <w:b/>
+          <w:bCs/>
+        </w:rPr>
+        <w:t>()</w:t>
+      </w:r>
+      <w:r>
+        <w:rPr>
+          <w:b/>
+          <w:bCs/>
+        </w:rPr>
+        <w:t>，传入查询条件 DTO，执行后返回一个封装了当前</w:t>
+      </w:r>
+      <w:proofErr w:type="gramStart"/>
+      <w:r>
+        <w:rPr>
+          <w:b/>
+          <w:bCs/>
+        </w:rPr>
+        <w:t>页员工</w:t>
+      </w:r>
+      <w:proofErr w:type="gramEnd"/>
+      <w:r>
+        <w:rPr>
+          <w:b/>
+          <w:bCs/>
+        </w:rPr>
+        <w:t>数据及分</w:t>
+      </w:r>
+      <w:proofErr w:type="gramStart"/>
+      <w:r>
+        <w:rPr>
+          <w:b/>
+          <w:bCs/>
+        </w:rPr>
+        <w:t>页信息</w:t>
+      </w:r>
+      <w:proofErr w:type="gramEnd"/>
+      <w:r>
+        <w:rPr>
+          <w:rFonts w:hint="eastAsia"/>
+          <w:b/>
+          <w:bCs/>
+        </w:rPr>
+        <w:t>(泛型)</w:t>
+      </w:r>
+      <w:r>
+        <w:rPr>
+          <w:b/>
+          <w:bCs/>
+        </w:rPr>
+        <w:t>的分</w:t>
+      </w:r>
+      <w:proofErr w:type="gramStart"/>
+      <w:r>
+        <w:rPr>
+          <w:b/>
+          <w:bCs/>
+        </w:rPr>
+        <w:t>页对象</w:t>
+      </w:r>
+      <w:proofErr w:type="gramEnd"/>
+      <w:r>
+        <w:rPr>
+          <w:rFonts w:hint="eastAsia"/>
+          <w:b/>
+          <w:bCs/>
+        </w:rPr>
+        <w:t>Page，并取名为page.</w:t>
+      </w:r>
+    </w:p>
+    <w:p>
+      <w:pPr>
+        <w:tabs>
+          <w:tab w:val="left" w:pos="2160"/>
+        </w:tabs>
+        <w:ind w:firstLineChars="200" w:firstLine="440"/>
+        <w:rPr>
+          <w:rFonts w:hint="eastAsia"/>
+        </w:rPr>
+      </w:pPr>
+      <w:r>
+        <w:rPr>
+          <w:noProof/>
+        </w:rPr>
+        <w:drawing>
+          <wp:inline distT="0" distB="0" distL="0" distR="0" wp14:anchorId="43234186" wp14:editId="6A139122">
+            <wp:extent cx="5274310" cy="2059940"/>
+            <wp:effectExtent l="0" t="0" r="2540" b="0"/>
+            <wp:docPr id="6" name="图片 6"/>
+            <wp:cNvGraphicFramePr>
+              <a:graphicFrameLocks xmlns:a="http://schemas.openxmlformats.org/drawingml/2006/main" noChangeAspect="1"/>
+            </wp:cNvGraphicFramePr>
+            <a:graphic xmlns:a="http://schemas.openxmlformats.org/drawingml/2006/main">
+              <a:graphicData uri="http://schemas.openxmlformats.org/drawingml/2006/picture">
+                <pic:pic xmlns:pic="http://schemas.openxmlformats.org/drawingml/2006/picture">
+                  <pic:nvPicPr>
+                    <pic:cNvPr id="1" name=""/>
+                    <pic:cNvPicPr/>
+                  </pic:nvPicPr>
+                  <pic:blipFill>
+                    <a:blip r:embed="rId56"/>
+                    <a:stretch>
+                      <a:fillRect/>
+                    </a:stretch>
+                  </pic:blipFill>
+                  <pic:spPr>
+                    <a:xfrm>
+                      <a:off x="0" y="0"/>
+                      <a:ext cx="5274310" cy="2059940"/>
+                    </a:xfrm>
+                    <a:prstGeom prst="rect">
+                      <a:avLst/>
+                    </a:prstGeom>
+                  </pic:spPr>
+                </pic:pic>
+              </a:graphicData>
+            </a:graphic>
+          </wp:inline>
+        </w:drawing>
+      </w:r>
+    </w:p>
+    <w:p>
+      <w:pPr>
+        <w:tabs>
+          <w:tab w:val="left" w:pos="2160"/>
+        </w:tabs>
+        <w:ind w:firstLineChars="200" w:firstLine="440"/>
+        <w:rPr>
+          <w:rFonts w:hint="eastAsia"/>
+        </w:rPr>
+      </w:pPr>
+    </w:p>
+    <w:p>
+      <w:pPr>
+        <w:tabs>
+          <w:tab w:val="left" w:pos="2160"/>
+        </w:tabs>
+        <w:ind w:firstLineChars="200" w:firstLine="440"/>
+        <w:rPr>
+          <w:rFonts w:hint="eastAsia"/>
+        </w:rPr>
+      </w:pPr>
+    </w:p>
+    <w:p>
+      <w:pPr>
+        <w:tabs>
+          <w:tab w:val="left" w:pos="2160"/>
+        </w:tabs>
+        <w:ind w:firstLineChars="200" w:firstLine="440"/>
+        <w:rPr>
+          <w:rFonts w:hint="eastAsia"/>
+        </w:rPr>
+      </w:pPr>
+    </w:p>
+    <w:p>
+      <w:pPr>
+        <w:tabs>
+          <w:tab w:val="left" w:pos="2160"/>
+        </w:tabs>
+        <w:ind w:firstLineChars="200" w:firstLine="440"/>
+        <w:rPr>
+          <w:rFonts w:hint="eastAsia"/>
+        </w:rPr>
+      </w:pPr>
+    </w:p>
+    <w:p>
+      <w:pPr>
+        <w:tabs>
+          <w:tab w:val="left" w:pos="2160"/>
+        </w:tabs>
+      </w:pPr>
+    </w:p>
+    <w:p>
+      <w:pPr>
+        <w:tabs>
+          <w:tab w:val="left" w:pos="2160"/>
+        </w:tabs>
+        <w:rPr>
+          <w:rFonts w:hint="eastAsia"/>
+        </w:rPr>
+      </w:pPr>
     </w:p>
     <w:sectPr>
       <w:pgSz w:w="11906" w:h="16838"/>
@@ -1197,6 +3391,103 @@
     </w:p>
   </w:footnote>
 </w:footnotes>
+</file>
+
+<file path=word/numbering.xml><?xml version="1.0" encoding="utf-8"?>
+<w:numbering xmlns:wpc="http://schemas.microsoft.com/office/word/2010/wordprocessingCanvas" xmlns:cx="http://schemas.microsoft.com/office/drawing/2014/chartex" xmlns:cx1="http://schemas.microsoft.com/office/drawing/2015/9/8/chartex" xmlns:cx2="http://schemas.microsoft.com/office/drawing/2015/10/21/chartex" xmlns:cx3="http://schemas.microsoft.com/office/drawing/2016/5/9/chartex" xmlns:cx4="http://schemas.microsoft.com/office/drawing/2016/5/10/chartex" xmlns:cx5="http://schemas.microsoft.com/office/drawing/2016/5/11/chartex" xmlns:cx6="http://schemas.microsoft.com/office/drawing/2016/5/12/chartex" xmlns:cx7="http://schemas.microsoft.com/office/drawing/2016/5/13/chartex" xmlns:cx8="http://schemas.microsoft.com/office/drawing/2016/5/14/chartex" xmlns:mc="http://schemas.openxmlformats.org/markup-compatibility/2006" xmlns:aink="http://schemas.microsoft.com/office/drawing/2016/ink" xmlns:am3d="http://schemas.microsoft.com/office/drawing/2017/model3d" xmlns:o="urn:schemas-microsoft-com:office:office" xmlns:oel="http://schemas.microsoft.com/office/2019/extlst" xmlns:r="http://schemas.openxmlformats.org/officeDocument/2006/relationships" xmlns:m="http://schemas.openxmlformats.org/officeDocument/2006/math" xmlns:v="urn:schemas-microsoft-com:vml" xmlns:wp14="http://schemas.microsoft.com/office/word/2010/wordprocessingDrawing" xmlns:wp="http://schemas.openxmlformats.org/drawingml/2006/wordprocessingDrawing" xmlns:w10="urn:schemas-microsoft-com:office:word" xmlns:w="http://schemas.openxmlformats.org/wordprocessingml/2006/main" xmlns:w14="http://schemas.microsoft.com/office/word/2010/wordml" xmlns:w15="http://schemas.microsoft.com/office/word/2012/wordml" xmlns:w16cex="http://schemas.microsoft.com/office/word/2018/wordml/cex" xmlns:w16cid="http://schemas.microsoft.com/office/word/2016/wordml/cid" xmlns:w16="http://schemas.microsoft.com/office/word/2018/wordml" xmlns:w16sdtdh="http://schemas.microsoft.com/office/word/2020/wordml/sdtdatahash" xmlns:w16se="http://schemas.microsoft.com/office/word/2015/wordml/symex" xmlns:wpg="http://schemas.microsoft.com/office/word/2010/wordprocessingGroup" xmlns:wpi="http://schemas.microsoft.com/office/word/2010/wordprocessingInk" xmlns:wne="http://schemas.microsoft.com/office/word/2006/wordml" xmlns:wps="http://schemas.microsoft.com/office/word/2010/wordprocessingShape" mc:Ignorable="w14 w15 w16se w16cid w16 w16cex w16sdtdh wp14">
+  <w:abstractNum w:abstractNumId="0" w15:restartNumberingAfterBreak="0">
+    <w:nsid w:val="5B047BB9"/>
+    <w:multiLevelType w:val="hybridMultilevel"/>
+    <w:tmpl w:val="A96C2C24"/>
+    <w:lvl w:ilvl="0" w:tplc="32FE84D0">
+      <w:start w:val="1"/>
+      <w:numFmt w:val="decimalEnclosedCircle"/>
+      <w:lvlText w:val="%1"/>
+      <w:lvlJc w:val="left"/>
+      <w:pPr>
+        <w:ind w:left="360" w:hanging="360"/>
+      </w:pPr>
+      <w:rPr>
+        <w:rFonts w:hint="default"/>
+      </w:rPr>
+    </w:lvl>
+    <w:lvl w:ilvl="1" w:tplc="04090019" w:tentative="1">
+      <w:start w:val="1"/>
+      <w:numFmt w:val="lowerLetter"/>
+      <w:lvlText w:val="%2)"/>
+      <w:lvlJc w:val="left"/>
+      <w:pPr>
+        <w:ind w:left="880" w:hanging="440"/>
+      </w:pPr>
+    </w:lvl>
+    <w:lvl w:ilvl="2" w:tplc="0409001B" w:tentative="1">
+      <w:start w:val="1"/>
+      <w:numFmt w:val="lowerRoman"/>
+      <w:lvlText w:val="%3."/>
+      <w:lvlJc w:val="right"/>
+      <w:pPr>
+        <w:ind w:left="1320" w:hanging="440"/>
+      </w:pPr>
+    </w:lvl>
+    <w:lvl w:ilvl="3" w:tplc="0409000F" w:tentative="1">
+      <w:start w:val="1"/>
+      <w:numFmt w:val="decimal"/>
+      <w:lvlText w:val="%4."/>
+      <w:lvlJc w:val="left"/>
+      <w:pPr>
+        <w:ind w:left="1760" w:hanging="440"/>
+      </w:pPr>
+    </w:lvl>
+    <w:lvl w:ilvl="4" w:tplc="04090019" w:tentative="1">
+      <w:start w:val="1"/>
+      <w:numFmt w:val="lowerLetter"/>
+      <w:lvlText w:val="%5)"/>
+      <w:lvlJc w:val="left"/>
+      <w:pPr>
+        <w:ind w:left="2200" w:hanging="440"/>
+      </w:pPr>
+    </w:lvl>
+    <w:lvl w:ilvl="5" w:tplc="0409001B" w:tentative="1">
+      <w:start w:val="1"/>
+      <w:numFmt w:val="lowerRoman"/>
+      <w:lvlText w:val="%6."/>
+      <w:lvlJc w:val="right"/>
+      <w:pPr>
+        <w:ind w:left="2640" w:hanging="440"/>
+      </w:pPr>
+    </w:lvl>
+    <w:lvl w:ilvl="6" w:tplc="0409000F" w:tentative="1">
+      <w:start w:val="1"/>
+      <w:numFmt w:val="decimal"/>
+      <w:lvlText w:val="%7."/>
+      <w:lvlJc w:val="left"/>
+      <w:pPr>
+        <w:ind w:left="3080" w:hanging="440"/>
+      </w:pPr>
+    </w:lvl>
+    <w:lvl w:ilvl="7" w:tplc="04090019" w:tentative="1">
+      <w:start w:val="1"/>
+      <w:numFmt w:val="lowerLetter"/>
+      <w:lvlText w:val="%8)"/>
+      <w:lvlJc w:val="left"/>
+      <w:pPr>
+        <w:ind w:left="3520" w:hanging="440"/>
+      </w:pPr>
+    </w:lvl>
+    <w:lvl w:ilvl="8" w:tplc="0409001B" w:tentative="1">
+      <w:start w:val="1"/>
+      <w:numFmt w:val="lowerRoman"/>
+      <w:lvlText w:val="%9."/>
+      <w:lvlJc w:val="right"/>
+      <w:pPr>
+        <w:ind w:left="3960" w:hanging="440"/>
+      </w:pPr>
+    </w:lvl>
+  </w:abstractNum>
+  <w:num w:numId="1" w16cid:durableId="429202440">
+    <w:abstractNumId w:val="0"/>
+  </w:num>
+</w:numbering>
 </file>
 
 <file path=word/styles.xml><?xml version="1.0" encoding="utf-8"?>
@@ -2208,6 +4499,33 @@
       <w:szCs w:val="18"/>
     </w:rPr>
   </w:style>
+  <w:style w:type="paragraph" w:styleId="HTML">
+    <w:name w:val="HTML Preformatted"/>
+    <w:basedOn w:val="a"/>
+    <w:link w:val="HTML0"/>
+    <w:uiPriority w:val="99"/>
+    <w:semiHidden/>
+    <w:unhideWhenUsed/>
+    <w:rsid w:val="00EB0D76"/>
+    <w:rPr>
+      <w:rFonts w:ascii="Courier New" w:hAnsi="Courier New" w:cs="Courier New"/>
+      <w:sz w:val="20"/>
+      <w:szCs w:val="20"/>
+    </w:rPr>
+  </w:style>
+  <w:style w:type="character" w:customStyle="1" w:styleId="HTML0">
+    <w:name w:val="HTML 预设格式 字符"/>
+    <w:basedOn w:val="a0"/>
+    <w:link w:val="HTML"/>
+    <w:uiPriority w:val="99"/>
+    <w:semiHidden/>
+    <w:rsid w:val="00EB0D76"/>
+    <w:rPr>
+      <w:rFonts w:ascii="Courier New" w:hAnsi="Courier New" w:cs="Courier New"/>
+      <w:sz w:val="20"/>
+      <w:szCs w:val="20"/>
+    </w:rPr>
+  </w:style>
 </w:styles>
 </file>
 
@@ -2237,7 +4555,7 @@
   </inkml:definitions>
   <inkml:trace contextRef="#ctx0" brushRef="#br0">0 1 24575,'32'49'0,"-15"-31"0,33 29 0,19 14 0,-49-41 0,2-2 0,0 0 0,29 18 0,154 79 0,-99-63 0,147 51 0,-184-71 0,99 31 0,-153-57-1365,-3 0-5461</inkml:trace>
   <inkml:trace contextRef="#ctx0" brushRef="#br0" timeOffset="714.97">1122 467 24575,'0'11'0,"0"0"0,0 0 0,1-1 0,1 1 0,0 0 0,1 0 0,-1-1 0,2 0 0,0 1 0,0-1 0,1-1 0,0 1 0,0-1 0,1 1 0,1-2 0,13 16 0,9 0 0,-24-21 0,0 1 0,-1-1 0,1 1 0,-1 0 0,0 0 0,6 8 0,-10-11 0,1-1 0,-1 1 0,0-1 0,1 1 0,-1-1 0,0 1 0,0-1 0,1 1 0,-1 0 0,0-1 0,0 1 0,0-1 0,0 1 0,0 0 0,0-1 0,0 1 0,0 0 0,0-1 0,0 1 0,0-1 0,0 1 0,-1 0 0,1-1 0,0 1 0,0-1 0,-1 1 0,1-1 0,0 1 0,-1 0 0,-18 8 0,-27-4 0,44-5 0,-24 2 0,1 1 0,0 1 0,-28 9 0,-36 6 0,73-16 0,0 1 0,0 1 0,1 0 0,-22 10 0,-20 8 0,48-21-341,0 0 0,0 0-1,-18 1 1,10-3-6485</inkml:trace>
-  <inkml:trace contextRef="#ctx0" brushRef="#br0" timeOffset="1313.69">1758 636 24575,'-1'2'0,"0"1"0,1-1 0,-2 0 0,1 1 0,0-1 0,0 0 0,-1 0 0,1 0 0,-1 0 0,1 0 0,-1 0 0,0-1 0,0 1 0,0 0 0,0-1 0,0 0 0,-3 2 0,-15 15 0,11-5 0,-1-1 0,-1 0 0,0-1 0,0 0 0,-23 17 0,29-24 17,0 0-1,0 0 1,0 1-1,1-1 0,-6 9 1,-7 6-1481,7-10-5362</inkml:trace>
+  <inkml:trace contextRef="#ctx0" brushRef="#br0" timeOffset="1313.67">1758 636 24575,'-1'2'0,"0"1"0,1-1 0,-2 0 0,1 1 0,0-1 0,0 0 0,-1 0 0,1 0 0,-1 0 0,1 0 0,-1 0 0,0-1 0,0 1 0,0 0 0,0-1 0,0 0 0,-3 2 0,-15 15 0,11-5 0,-1-1 0,-1 0 0,0-1 0,0 0 0,-23 17 0,29-24 17,0 0-1,0 0 1,0 1-1,1-1 0,-6 9 1,-7 6-1481,7-10-5362</inkml:trace>
   <inkml:trace contextRef="#ctx0" brushRef="#br0" timeOffset="1845.48">1779 762 24575,'21'0'0,"-1"-2"0,1 0 0,30-7 0,-23 5 0,1 0 0,0 2 0,43 3 0,-54-1 0,-18 1 0,0-1 0,0 0 0,0 0 0,0 0 0,0 0 0,0 0 0,0 0 0,0 0 0,-1 0 0,1 0 0,0 0 0,0 0 0,0 0 0,0 0 0,0 0 0,0 0 0,0 1 0,0-1 0,0 0 0,0 0 0,0 0 0,0 0 0,0 0 0,0 0 0,0 0 0,0 0 0,0 0 0,0 0 0,0 0 0,0 1 0,0-1 0,0 0 0,0 0 0,0 0 0,0 0 0,0 0 0,0 0 0,0 0 0,0 0 0,1 0 0,-1 0 0,0 0 0,0 0 0,0 0 0,0 1 0,0-1 0,0 0 0,0 0 0,0 0 0,0 0 0,0 0 0,0 0 0,0 0 0,0 0 0,1 0 0,-1 0 0,0 0 0,0 0 0,0 0 0,0 0 0,0 0 0,0 0 0,0 0 0,0 0 0,0 0 0,0 0 0,0 0 0,1 0 0,-10 7 0,-15 7 0,23-13 0,-16 11 0,0 1 0,1 1 0,1 0 0,0 1 0,0 0 0,-15 23 0,10-6 0,18-29 0,1 1 0,-1-1 0,0 1 0,0-1 0,0 0 0,-1 0 0,1 0 0,-1 0 0,0 0 0,1-1 0,-1 1 0,0-1 0,-1 1 0,1-1 0,0 0 0,-1-1 0,1 1 0,-1 0 0,1-1 0,-1 0 0,0 0 0,-4 1 0,-32 0-1365,22-3-5461</inkml:trace>
   <inkml:trace contextRef="#ctx0" brushRef="#br0" timeOffset="3135.11">1651 975 24575,'-1'7'0,"0"0"0,-1 0 0,0-1 0,0 1 0,0 0 0,-5 8 0,-3 11 0,4-5 0,2 0 0,0 0 0,2 1 0,0 0 0,1-1 0,2 1 0,2 22 0,3-22 0,-6-22 0,1 0 0,-1 0 0,0 0 0,1 0 0,-1 0 0,0 0 0,0 1 0,1-1 0,-1 0 0,0 0 0,0 0 0,1 0 0,-1 0 0,0 0 0,1 0 0,-1-1 0,0 1 0,0 0 0,1 0 0,-1 0 0,0 0 0,0 0 0,1 0 0,-1 0 0,0-1 0,0 1 0,1 0 0,-1 0 0,0 0 0,0-1 0,0 1 0,1 0 0,-1 0 0,0 0 0,0-1 0,0 1 0,0 0 0,1-1 0,19-41 0,-14 27 0,9-22 0,-13 30 0,0 0 0,1 0 0,0 0 0,1 0 0,4-7 0,-6 12 0,0 0 0,0 0 0,0 0 0,0 0 0,0 0 0,0 0 0,1 1 0,-1-1 0,1 1 0,-1 0 0,1-1 0,0 1 0,0 0 0,-1 1 0,1-1 0,0 0 0,4 0 0,312-18 0,-306 18 0,-1-1 0,1 0 0,14-4 0,-19 4 0,0-1 0,0 2 0,0-1 0,0 1 0,0 0 0,0 1 0,0 0 0,0 0 0,0 1 0,12 2 0,-19-3 0,1 1 0,-1-1 0,1 1 0,-1 0 0,0-1 0,1 1 0,-1 0 0,0 0 0,1 0 0,-1 0 0,0 0 0,0 0 0,0 1 0,0-1 0,0 0 0,0 0 0,0 1 0,-1-1 0,1 1 0,0-1 0,-1 0 0,1 3 0,0-1 0,-1 0 0,0 0 0,0 1 0,0-1 0,0 0 0,0 0 0,-1 0 0,1 1 0,-1-1 0,-2 4 0,-2 6 0,-1 0 0,0-1 0,-14 21 0,9-19 0,1 0 0,-2-1 0,-21 19 0,32-31 0,1 0 0,-1 0 0,0 0 0,1 0 0,-1-1 0,0 1 0,0 0 0,0-1 0,0 1 0,0 0 0,0-1 0,0 1 0,0-1 0,0 1 0,0-1 0,0 0 0,0 1 0,0-1 0,-1 0 0,-2-18 0,3 5 0,1 11 0,0 1 0,0-1 0,0 0 0,0 1 0,0-1 0,0 0 0,-1 1 0,1-1 0,-1 0 0,1 1 0,-1-1 0,0 0 0,1 1 0,-1-1 0,0 1 0,0 0 0,0-1 0,0 1 0,0 0 0,-1-1 0,1 1 0,0 0 0,0 0 0,-1 0 0,1 0 0,-1 0 0,1 0 0,-1 1 0,1-1 0,-1 0 0,0 1 0,1-1 0,-1 1 0,0 0 0,1-1 0,-1 1 0,0 0 0,1 0 0,-1 0 0,0 0 0,0 0 0,1 1 0,-4 0 0,-2 1 0,1 0 0,0 0 0,0 1 0,0 0 0,0 0 0,1 0 0,-1 1 0,1 0 0,0 0 0,-6 6 0,-54 51 0,53-49 0,1 1 0,0 0 0,-14 23 0,-19 24 0,22-32 0,20-24 0,-1 1 0,0-1 0,0-1 0,0 1 0,0 0 0,-1-1 0,1 1 0,-1-1 0,0 0 0,0-1 0,0 1 0,-6 2 0,-6 1 0,12-5 0,0 0 0,0 0 0,0 1 0,0-1 0,0 1 0,0 0 0,1 0 0,-1 0 0,1 0 0,0 1 0,-6 4 0,9-6 0,0-1 0,0 0 0,0 1 0,0-1 0,0 0 0,0 1 0,0-1 0,0 0 0,0 1 0,0-1 0,1 0 0,-1 1 0,0-1 0,0 0 0,0 1 0,0-1 0,0 0 0,1 1 0,-1-1 0,0 0 0,0 1 0,0-1 0,1 0 0,-1 0 0,0 1 0,0-1 0,1 0 0,-1 0 0,0 0 0,1 0 0,-1 1 0,0-1 0,1 0 0,-1 0 0,0 0 0,1 0 0,-1 0 0,0 0 0,1 0 0,-1 0 0,0 0 0,1 0 0,-1 0 0,0 0 0,1 0 0,-1 0 0,0 0 0,1 0 0,-1 0 0,0 0 0,1 0 0,-1-1 0,1 1 0,20-3 0,36-11 0,-23 7 0,1-2 0,59-24 0,-84 29 0,0 1 0,1 0 0,-1 0 0,1 1 0,0 1 0,-1 0 0,1 0 0,0 1 0,0 0 0,-1 1 0,1 1 0,0-1 0,-1 2 0,1-1 0,-1 1 0,0 1 0,0 0 0,0 1 0,0-1 0,-1 2 0,0-1 0,0 2 0,0-1 0,8 9 0,-13-11-85,1 0 0,0 0-1,0 0 1,0 0 0,1-1-1,-1 0 1,1 0 0,0 0-1,0-1 1,0 0 0,0 0-1,0 0 1,1-1 0,-1 0-1,13 0 1,-2 0-6741</inkml:trace>
   <inkml:trace contextRef="#ctx0" brushRef="#br0" timeOffset="3590.26">2478 826 24575,'82'1'0,"91"-3"0,-116-8 0,-42 7 0,1 0 0,23-2 0,23 5 0,-35 1 0,-1-1 0,1-2 0,51-9 0,-61 8 0,-14 3 0,0-1 0,0 1 0,0 0 0,-1-1 0,1 0 0,0 1 0,0-1 0,0 0 0,-1-1 0,1 1 0,0 0 0,-1-1 0,4-2 0,-6-1-1365</inkml:trace>
@@ -2248,14 +4566,186 @@
   <inkml:trace contextRef="#ctx0" brushRef="#br0" timeOffset="7192.33">3789 1082 24575,'23'-2'0,"-1"0"0,0-2 0,0-1 0,0 0 0,27-11 0,-19 6 0,56-11 0,-82 20 3,0 0-1,0-1 1,0 1-1,-1-1 0,1 0 1,0 0-1,0 0 1,4-4-1,8-4-1389,-4 4-5439</inkml:trace>
   <inkml:trace contextRef="#ctx0" brushRef="#br0" timeOffset="7846.45">3937 805 24575,'0'403'0,"-1"-387"0,-1 0 0,-6 28 0,5-27 0,-1 0 0,1 21 0,2-31 0,1-5 0,0 0 0,0 0 0,0 0 0,0 0 0,0 0 0,0 1 0,0-1 0,1 0 0,-1 0 0,2 4 0,-1-6 0,0 1 0,0-1 0,0 1 0,-1-1 0,1 1 0,0-1 0,0 0 0,0 0 0,0 1 0,0-1 0,0 0 0,0 0 0,0 0 0,0 0 0,0 0 0,0 0 0,0 0 0,0 0 0,0-1 0,0 1 0,0 0 0,0-1 0,0 1 0,0 0 0,0-1 0,1 0 0,11-5 0,0 0 0,0-1 0,-1 0 0,0-1 0,-1 0 0,1-1 0,-2 0 0,1-1 0,-1 0 0,-1 0 0,11-16 0,-16 19-65,-1 0 0,-1 0 0,1 0 0,-1 0 1,-1 0-1,1 0 0,-1-1 0,0 1 0,-1 0 0,0-1 0,-1-13 0,1 13-521,0-11-6240</inkml:trace>
   <inkml:trace contextRef="#ctx0" brushRef="#br0" timeOffset="8897.59">4319 509 24575,'-1'9'0,"-1"1"0,0-1 0,0 0 0,-1 0 0,-1 0 0,1 0 0,-1 0 0,-1-1 0,1 0 0,-12 15 0,7-10 0,1 0 0,-10 23 0,-13 23 0,23-46 0,1 0 0,1 0 0,-6 15 0,-3-1 0,13-24 0,0 1 0,0-1 0,0 0 0,0 1 0,1-1 0,-1 1 0,1 0 0,-2 7 0,3-11 0,0 1 0,0-1 0,0 1 0,1-1 0,-1 1 0,0-1 0,0 1 0,0-1 0,0 1 0,0-1 0,1 1 0,-1-1 0,0 1 0,0-1 0,1 0 0,-1 1 0,0-1 0,1 1 0,-1-1 0,0 0 0,1 1 0,-1-1 0,0 0 0,1 0 0,-1 1 0,1-1 0,-1 0 0,1 0 0,-1 0 0,1 1 0,0-1 0,19-1 0,19-13 0,70-53 0,-74 47 0,42-17 0,-49 20 0,-25 14 0,-1 1 0,1 0 0,0 0 0,0 0 0,1 0 0,-1 0 0,0 1 0,1-1 0,-1 1 0,1 0 0,-1 0 0,1 0 0,5 0 0,-7 2 0,0 0 0,-1 0 0,1 0 0,0 0 0,-1 0 0,1 1 0,0-1 0,-1 0 0,0 1 0,1-1 0,-1 1 0,0 0 0,0-1 0,0 1 0,0 0 0,0 0 0,0-1 0,0 1 0,0 4 0,11 38 0,3 104 0,-11-120 0,-1 55 0,-3-58 0,1 0 0,8 48 0,21 79 0,-25-102 0,-2-1 0,-5 72 0,0-28 0,2-17 0,-36-143 0,-27-54 0,50 97 0,2-1 0,0 0 0,2-1 0,-10-40 0,15 47-1365,1 1-5461</inkml:trace>
-  <inkml:trace contextRef="#ctx0" brushRef="#br0" timeOffset="9491.95">4382 1123 24575,'0'9'0,"1"8"0,-1 0 0,0 0 0,-2 0 0,0 0 0,0 0 0,-2-1 0,0 1 0,-10 24 0,3-10 0,-8 15 0,18-44 0,0 1 0,-1-1 0,1 0 0,-1 0 0,0 0 0,1 0 0,-1 0 0,0 0 0,0 0 0,-1-1 0,1 1 0,0-1 0,0 1 0,-1-1 0,-2 1 0,-89 23 0,113-26 0,-1 0 0,19 3 0,7-1 0,-41-1 0,17 0 0,0-1 0,21-3 0,-35 3 0,1-1 0,0 0 0,-1 0 0,1 0 0,-1-1 0,0 0 0,0 0 0,0-1 0,10-7 0,-1 1 0,-13 9 0,0 0 0,0 0 0,0 0 0,0 0 0,0-1 0,0 1 0,0-1 0,0 0 0,0 1 0,-1-1 0,1 0 0,-1 0 0,2-3 0,-3 5-40,0-1 0,0 1 0,0 0 0,0-1-1,0 1 1,0-1 0,0 1 0,-1-1 0,1 1 0,0-1 0,0 1-1,0 0 1,-1-1 0,1 1 0,0 0 0,-1-1 0,1 1-1,0 0 1,-1-1 0,1 1 0,0 0 0,-1-1 0,1 1 0,0 0-1,-1 0 1,1 0 0,-1-1 0,1 1 0,-1 0 0,1 0-1,0 0 1,-1 0 0,0 0 0,-10-3-6786</inkml:trace>
+  <inkml:trace contextRef="#ctx0" brushRef="#br0" timeOffset="9491.94">4382 1123 24575,'0'9'0,"1"8"0,-1 0 0,0 0 0,-2 0 0,0 0 0,0 0 0,-2-1 0,0 1 0,-10 24 0,3-10 0,-8 15 0,18-44 0,0 1 0,-1-1 0,1 0 0,-1 0 0,0 0 0,1 0 0,-1 0 0,0 0 0,0 0 0,-1-1 0,1 1 0,0-1 0,0 1 0,-1-1 0,-2 1 0,-89 23 0,113-26 0,-1 0 0,19 3 0,7-1 0,-41-1 0,17 0 0,0-1 0,21-3 0,-35 3 0,1-1 0,0 0 0,-1 0 0,1 0 0,-1-1 0,0 0 0,0 0 0,0-1 0,10-7 0,-1 1 0,-13 9 0,0 0 0,0 0 0,0 0 0,0 0 0,0-1 0,0 1 0,0-1 0,0 0 0,0 1 0,-1-1 0,1 0 0,-1 0 0,2-3 0,-3 5-40,0-1 0,0 1 0,0 0 0,0-1-1,0 1 1,0-1 0,0 1 0,-1-1 0,1 1 0,0-1 0,0 1-1,0 0 1,-1-1 0,1 1 0,0 0 0,-1-1 0,1 1-1,0 0 1,-1-1 0,1 1 0,0 0 0,-1-1 0,1 1 0,0 0-1,-1 0 1,1 0 0,-1-1 0,1 1 0,-1 0 0,1 0-1,0 0 1,-1 0 0,0 0 0,-10-3-6786</inkml:trace>
   <inkml:trace contextRef="#ctx0" brushRef="#br0" timeOffset="11656.82">4997 615 24575,'0'3'0,"0"6"0,0 4 0,0 3 0,0 4 0,0 1 0,0 0 0,0 1 0,0 0 0,-4-3 0,0-2 0,-1 0 0,-2-3 0,-1 0 0,2 1 0,-2-2 0,-4-4 0,1-2-8191</inkml:trace>
   <inkml:trace contextRef="#ctx0" brushRef="#br0" timeOffset="12216.77">5334 763 24575,'-6'2'0,"0"0"0,1 0 0,-1 0 0,1 1 0,0 0 0,-1 0 0,-6 6 0,10-7 0,-24 16 0,14-8 0,0-2 0,-1 0 0,-17 8 0,3-1 0,1 0 0,0 2 0,-26 22 0,-32 20 0,21-13 0,43-29 0,-31 18 0,47-33-124,0 1 0,1-1 0,-1 1 0,1 0 0,0 0 0,0 0-1,0 0 1,0 1 0,0-1 0,-2 7 0,2-4-6702</inkml:trace>
   <inkml:trace contextRef="#ctx0" brushRef="#br0" timeOffset="12713.21">5059 1123 24575,'0'24'0,"1"-6"0,-1-1 0,0 1 0,-1-1 0,-1 1 0,-1-1 0,0 0 0,-2 0 0,-9 27 0,9-30 0,0 0 0,2 0 0,-1 1 0,2-1 0,-1 20 0,-4 14 0,-1 43 0,7-65 0,-1 0 0,-7 31 0,7-37 34,-4 11-1433</inkml:trace>
   <inkml:trace contextRef="#ctx0" brushRef="#br0" timeOffset="16458.82">5313 700 24575,'2'0'0,"-1"0"0,1-1 0,-1 1 0,1 1 0,-1-1 0,1 0 0,-1 0 0,1 0 0,-1 1 0,1-1 0,-1 1 0,0-1 0,1 1 0,-1 0 0,0 0 0,1-1 0,-1 1 0,0 0 0,0 0 0,0 0 0,1 0 0,-1 0 0,0 1 0,-1-1 0,1 0 0,0 0 0,0 1 0,0-1 0,-1 0 0,1 1 0,-1-1 0,1 1 0,-1-1 0,1 1 0,-1-1 0,0 1 0,0-1 0,0 1 0,0-1 0,0 1 0,0-1 0,0 1 0,0-1 0,-1 1 0,0 1 0,-1 6 0,0-1 0,-1 1 0,0 0 0,0-1 0,-1 0 0,-6 10 0,-1-1 0,8-13 0,-1 1 0,1-1 0,0 1 0,1 0 0,-1 1 0,1-1 0,-2 7 0,4-11 0,0-1 0,1 1 0,-1-1 0,0 0 0,1 1 0,-1-1 0,1 0 0,-1 0 0,1 1 0,-1-1 0,1 0 0,-1 0 0,1 0 0,-1 1 0,1-1 0,-1 0 0,1 0 0,-1 0 0,1 0 0,-1 0 0,1 0 0,-1 0 0,1 0 0,-1 0 0,1 0 0,-1-1 0,1 1 0,-1 0 0,1 0 0,-1 0 0,1-1 0,-1 1 0,1 0 0,0-1 0,20-6 0,97-57 0,-33 16 0,-46 26 0,-22 12 0,0 0 0,26-9 0,-88 62 0,6-11 0,-24 22 0,-35 47 0,94-96 0,0-1 0,-1 0 0,0-1 0,0 1 0,0-1 0,0 0 0,0 0 0,-1 0 0,-8 2 0,1-2 0,-1 0 0,-26 1 0,36-3 0,2-1 0,-1 0 0,1 1 0,0-1 0,0 1 0,0 0 0,0 0 0,-1 0 0,1 0 0,0 0 0,0 0 0,1 0 0,-1 1 0,0-1 0,0 1 0,1-1 0,-1 1 0,1 0 0,-1 0 0,1 0 0,0-1 0,0 1 0,0 0 0,0 1 0,0-1 0,0 0 0,0 0 0,1 0 0,-1 0 0,1 1 0,-1 3 0,0 9 0,0 1 0,1-1 0,3 27 0,-1-14 0,0 50 0,-2-78 0,0 0 0,-1 1 0,1-1 0,0 0 0,0 1 0,0-1 0,0 0 0,0 0 0,0 1 0,0-1 0,0 0 0,0 0 0,0 1 0,1-1 0,-1 0 0,0 0 0,0 1 0,0-1 0,0 0 0,0 0 0,0 0 0,0 1 0,1-1 0,-1 0 0,0 0 0,0 0 0,0 1 0,0-1 0,1 0 0,-1 0 0,0 0 0,0 0 0,1 0 0,-1 1 0,0-1 0,0 0 0,1 0 0,-1 0 0,0 0 0,6-10 0,2-19 0,-7 16 0,1-1 0,0 1 0,1 0 0,6-17 0,-7 25 0,0 0 0,1 0 0,0 0 0,0 1 0,0-1 0,0 1 0,1 0 0,0 0 0,0 0 0,0 0 0,0 1 0,0 0 0,9-6 0,1 3 0,1-1 0,-1 2 0,1 0 0,0 1 0,27-5 0,-19 5 0,36-12 0,-57 15 0,-1 0 0,1 0 0,0 1 0,-1-1 0,1 1 0,0 0 0,0-1 0,0 1 0,-1 0 0,1 0 0,0 0 0,0 0 0,0 0 0,-1 0 0,1 1 0,0-1 0,0 1 0,2 0 0,-3 0 0,0 0 0,-1-1 0,1 1 0,0 0 0,0 0 0,-1 0 0,1 0 0,0 0 0,-1 0 0,1 0 0,-1 0 0,1 0 0,-1 0 0,0 0 0,1 0 0,-1 1 0,0-1 0,0 0 0,0 0 0,0 0 0,0 2 0,0 3 0,-1 0 0,0 1 0,0-1 0,-1 0 0,0 0 0,0 0 0,0 0 0,-6 10 0,-7 6 0,0-1 0,-28 30 0,0-1 0,40-46 0,0-1 0,0 0 0,0-1 0,-1 1 0,1-1 0,-1 1 0,0-1 0,0 0 0,0-1 0,0 1 0,0-1 0,0 1 0,0-1 0,-6 1 0,3-1 0,1-1 0,-1 1 0,1-1 0,-1 0 0,1 0 0,-1-1 0,1 0 0,-12-3 0,17 4 0,1 0 0,0 0 0,-1 0 0,1 0 0,0 0 0,0 0 0,-1 0 0,1 0 0,0 0 0,-1 0 0,1 0 0,0 0 0,-1 0 0,1 0 0,0-1 0,0 1 0,-1 0 0,1 0 0,0 0 0,0 0 0,-1-1 0,1 1 0,0 0 0,0 0 0,-1-1 0,1 1 0,0 0 0,0 0 0,0-1 0,0 1 0,0 0 0,-1 0 0,1-1 0,0 1 0,0 0 0,0-1 0,0 1 0,0 0 0,0-1 0,0 1 0,0-1 0,14-5 0,29 0 0,-40 6 0,16-2 0,-1-1 0,1-1 0,0 0 0,32-13 0,-50 17 0,0-1 0,1 0 0,-1 1 0,0-1 0,0 0 0,0 0 0,0 0 0,0 0 0,0 0 0,0 0 0,0 0 0,0-1 0,-1 1 0,1 0 0,0 0 0,-1-1 0,1 1 0,-1 0 0,1-1 0,-1 1 0,0-1 0,1 1 0,-1 0 0,0-1 0,0 1 0,0-1 0,0 1 0,0-1 0,-1 1 0,1 0 0,0-1 0,-1 1 0,1-1 0,-1 1 0,1 0 0,-1 0 0,1-1 0,-1 1 0,0 0 0,-1-2 0,1 2 0,0 0 0,0 0 0,0 0 0,0 0 0,1 0 0,-1 0 0,-1 1 0,1-1 0,0 0 0,0 1 0,0-1 0,0 1 0,0-1 0,-1 1 0,1-1 0,0 1 0,0 0 0,-1 0 0,1-1 0,0 1 0,0 0 0,-1 0 0,1 0 0,0 1 0,0-1 0,-1 0 0,1 0 0,0 1 0,0-1 0,-1 1 0,1-1 0,0 1 0,0-1 0,0 1 0,0 0 0,0-1 0,0 1 0,0 0 0,0 0 0,0 0 0,0 0 0,0 0 0,1 0 0,-1 0 0,0 0 0,1 0 0,-1 0 0,0 2 0,-2 4 0,0-1 0,0 1 0,1 0 0,0 0 0,0 1 0,1-1 0,0 0 0,0 0 0,1 1 0,0-1 0,0 1 0,0-1 0,3 11 0,-2-10 0,0 1 0,0 0 0,-1 0 0,-1 0 0,1 0 0,-1 0 0,-5 17 0,5-25 0,0 1 0,0 0 0,0 0 0,0 0 0,-1 0 0,1-1 0,-1 1 0,1-1 0,-1 1 0,0-1 0,1 0 0,-1 1 0,0-1 0,0 0 0,0 0 0,0 0 0,0-1 0,0 1 0,0 0 0,0-1 0,0 1 0,0-1 0,-4 0 0,-8 1 0,1 0 0,-25-3 0,5 0 0,32 2 0,-1 0 0,1 0 0,-1 0 0,1 0 0,0 1 0,-1-1 0,1 0 0,-1 1 0,1-1 0,0 1 0,-1-1 0,1 1 0,0 0 0,-1-1 0,0 2 0,4 4 0,14-2 0,128-1 0,-143-3 0,-1 0 0,0 0 0,1-1 0,-1 1 0,0 0 0,0 0 0,1 0 0,-1 0 0,0 0 0,1 0 0,-1 0 0,0 0 0,0 1 0,1-1 0,-1 0 0,0 0 0,1 0 0,-1 0 0,0 0 0,0 0 0,1 1 0,-1-1 0,0 0 0,0 0 0,0 0 0,1 0 0,-1 1 0,0-1 0,0 0 0,0 0 0,1 1 0,-1-1 0,0 0 0,0 0 0,0 1 0,-10 5 0,-18 2 0,-13-5 0,27-2 0,0-1 0,0 2 0,0 0 0,1 0 0,-1 1 0,1 1 0,0 1 0,0-1 0,0 2 0,-19 11 0,31-17 0,1 0 0,-1 0 0,1 0 0,0 1 0,-1-1 0,1 0 0,0 0 0,0 0 0,-1 1 0,1-1 0,0 0 0,-1 0 0,1 1 0,0-1 0,0 0 0,0 1 0,-1-1 0,1 0 0,0 1 0,0-1 0,0 0 0,0 1 0,0-1 0,-1 0 0,1 1 0,0-1 0,0 0 0,0 1 0,0-1 0,0 0 0,0 1 0,0-1 0,0 1 0,0-1 0,1 0 0,-1 1 0,0-1 0,0 0 0,0 1 0,0-1 0,0 0 0,1 1 0,-1-1 0,0 0 0,0 1 0,1-1 0,22 12 0,32-1 0,-11-8 0,84-6 0,-126 3 0,0 0 0,-1 0 0,1 0 0,0-1 0,0 1 0,0-1 0,0 0 0,-1 1 0,1-1 0,0 0 0,-1 0 0,3-1 0,-4 1 0,1 1 0,-1-1 0,1 1 0,-1-1 0,1 1 0,-1-1 0,0 1 0,1-1 0,-1 0 0,0 1 0,0-1 0,1 0 0,-1 1 0,0-1 0,0 0 0,0 1 0,0-1 0,0 0 0,0 1 0,0-1 0,0 0 0,0 1 0,0-2 0,-1 0 0,0 0 0,0 0 0,0 0 0,0 1 0,0-1 0,0 0 0,-1 1 0,1-1 0,-1 0 0,1 1 0,-1 0 0,0-1 0,1 1 0,-1 0 0,0 0 0,0 0 0,0 0 0,0 0 0,-3-1 0,-1 0 0,0 0 0,0 1 0,0 0 0,-1 0 0,1 0 0,0 1 0,0 0 0,0 0 0,-1 0 0,1 1 0,0 0 0,-7 2 0,9-2 0,1 0 0,0 0 0,0 1 0,0-1 0,0 1 0,0 0 0,0-1 0,0 1 0,0 1 0,1-1 0,-1 0 0,1 1 0,0-1 0,-1 1 0,1 0 0,0-1 0,1 1 0,-1 0 0,0 0 0,1 1 0,0-1 0,0 0 0,-2 5 0,0 11 0,-2 0 0,-13 35 0,15-48 0,0 0 0,0 0 0,-1 0 0,0-1 0,0 1 0,0-1 0,0 0 0,-1 0 0,0 0 0,0-1 0,-12 8 0,-21 16 0,29-20 0,-1-1 0,1 0 0,-15 7 0,7-2 0,17-11 0,0-1 0,0 0 0,0 0 0,0 1 0,0-1 0,0 0 0,0 0 0,0 1 0,0-1 0,1 0 0,-1 0 0,0 1 0,0-1 0,0 0 0,0 0 0,0 0 0,0 1 0,0-1 0,0 0 0,1 0 0,-1 0 0,0 1 0,0-1 0,0 0 0,0 0 0,1 0 0,-1 0 0,0 0 0,0 1 0,1-1 0,-1 0 0,0 0 0,0 0 0,0 0 0,1 0 0,-1 0 0,0 0 0,0 0 0,1 0 0,-1 0 0,2 0 0,0 1 0,0-1 0,0 0 0,1 0 0,-1-1 0,0 1 0,0 0 0,0-1 0,0 1 0,0-1 0,0 1 0,0-1 0,-1 0 0,1 0 0,0 0 0,0 0 0,1-2 0,11-8 0,-5 2 0,1 1 0,-1 1 0,12-7 0,-7 5 0,0 1 0,1 0 0,-1 1 0,1 1 0,1 1 0,-1 0 0,1 0 0,0 2 0,0 0 0,26-1 0,-19 3 0,-1 2 0,1 1 0,-1 1 0,24 6 0,9-2-1365,-37-6-5461</inkml:trace>
   <inkml:trace contextRef="#ctx0" brushRef="#br0" timeOffset="16914.82">5738 911 24575,'4'0'0,"4"0"0,5 0 0,3 0 0,3 0 0,2 0 0,1 0 0,0 0 0,0 0 0,-3 0-8191</inkml:trace>
-  <inkml:trace contextRef="#ctx0" brushRef="#br0" timeOffset="17643.81">5567 1165 24575,'29'0'0,"16"1"0,1-3 0,68-10 0,-63 1 0,-27 5 0,1 1 0,44-3 0,-62 8 0,-5 0 0,1 0 0,0 0 0,0 0 0,-1 0 0,1 0 0,0-1 0,0 1 0,-1-1 0,1 0 0,-1 0 0,1 0 0,-1 0 0,3-1 0,-5 2 1,1-1 0,-1 1 0,0 0 0,0 0 0,0-1 0,0 1 0,0 0 0,0 0 0,0-1 0,0 1 0,0 0 0,-1 0 0,1-1 0,0 1 0,0 0 0,0 0 0,0-1 0,0 1 0,0 0 0,0 0 0,0 0 0,-1-1 0,1 1 0,0 0 0,0 0 0,0 0 0,-1 0 0,1-1 0,0 1 0,0 0 0,0 0 0,-1 0 0,1 0 0,0 0 0,0 0 0,-1 0 0,1-1 0,0 1 0,0 0 0,0 0 0,-1 0 1,1 0-1,0 0 0,0 0 0,-1 0 0,1 0 0,0 0 0,-1 1 0,-13-4-1416,-1 1-5411</inkml:trace>
+  <inkml:trace contextRef="#ctx0" brushRef="#br0" timeOffset="17643.8">5567 1165 24575,'29'0'0,"16"1"0,1-3 0,68-10 0,-63 1 0,-27 5 0,1 1 0,44-3 0,-62 8 0,-5 0 0,1 0 0,0 0 0,0 0 0,-1 0 0,1 0 0,0-1 0,0 1 0,-1-1 0,1 0 0,-1 0 0,1 0 0,-1 0 0,3-1 0,-5 2 1,1-1 0,-1 1 0,0 0 0,0 0 0,0-1 0,0 1 0,0 0 0,0 0 0,0-1 0,0 1 0,0 0 0,-1 0 0,1-1 0,0 1 0,0 0 0,0 0 0,0-1 0,0 1 0,0 0 0,0 0 0,0 0 0,-1-1 0,1 1 0,0 0 0,0 0 0,0 0 0,-1 0 0,1-1 0,0 1 0,0 0 0,0 0 0,-1 0 0,1 0 0,0 0 0,0 0 0,-1 0 0,1-1 0,0 1 0,0 0 0,0 0 0,-1 0 1,1 0-1,0 0 0,0 0 0,-1 0 0,1 0 0,0 0 0,-1 1 0,-13-4-1416,-1 1-5411</inkml:trace>
   <inkml:trace contextRef="#ctx0" brushRef="#br0" timeOffset="19603.82">5780 1123 24575,'0'30'0,"-1"1"0,2-1 0,1 0 0,9 49 0,-2-44 0,-2 0 0,-1 0 0,2 62 0,-9 200 0,-2-281 0,-3-14 0,-15-22 0,9 6 0,0 4-1365,0 2-5461</inkml:trace>
+</inkml:ink>
+</file>
+
+<file path=word/ink/ink10.xml><?xml version="1.0" encoding="utf-8"?>
+<inkml:ink xmlns:inkml="http://www.w3.org/2003/InkML">
+  <inkml:definitions>
+    <inkml:context xml:id="ctx0">
+      <inkml:inkSource xml:id="inkSrc0">
+        <inkml:traceFormat>
+          <inkml:channel name="X" type="integer" min="-2.14748E9" max="2.14748E9" units="cm"/>
+          <inkml:channel name="Y" type="integer" min="-2.14748E9" max="2.14748E9" units="cm"/>
+          <inkml:channel name="F" type="integer" max="32767" units="dev"/>
+        </inkml:traceFormat>
+        <inkml:channelProperties>
+          <inkml:channelProperty channel="X" name="resolution" value="1000" units="1/cm"/>
+          <inkml:channelProperty channel="Y" name="resolution" value="1000" units="1/cm"/>
+          <inkml:channelProperty channel="F" name="resolution" value="0" units="1/dev"/>
+        </inkml:channelProperties>
+      </inkml:inkSource>
+      <inkml:timestamp xml:id="ts0" timeString="2026-03-02T16:23:40.605"/>
+    </inkml:context>
+    <inkml:brush xml:id="br0">
+      <inkml:brushProperty name="width" value="0.035" units="cm"/>
+      <inkml:brushProperty name="height" value="0.035" units="cm"/>
+      <inkml:brushProperty name="color" value="#33CCFF"/>
+    </inkml:brush>
+  </inkml:definitions>
+  <inkml:trace contextRef="#ctx0" brushRef="#br0">0 2564 24575,'16'1'0,"0"0"0,28 8 0,-27-6 0,0 0 0,21 1 0,211-3 0,-116-2 0,-117 2 0,0 0 0,28 8 0,-26-6 0,-1 0 0,20 1 0,67-2-27,129 8-1116,24 12 1143,346 42-1666,-156-54 904,-269-12 576,520 2 2898,-695 0-2687,-1 1 1,0-1-1,1 0 1,-1 0-1,1 0 1,-1-1-1,0 1 1,1 0-1,-1-1 1,1 0-1,-1 1 1,0-1 0,0 0-1,1 0 1,-1 0-1,0 0 1,0-1-1,0 1 1,0-1-1,0 1 1,-1-1-1,1 0 1,0 1 0,-1-1-1,1 0 1,-1 0-1,0 0 1,0 0-1,1 0 1,-1-1-1,-1 1 1,1 0-1,0-1 1,0 1-1,-1 0 1,1-1 0,-1 1-1,0 0 1,0-1-1,0 1 1,0-3-1,0-40-25,0 30 0,0-1 0,3-22 0,-1 32 0,-1 1 0,0-1 0,1 0 0,0 1 0,1-1 0,-1 1 0,1-1 0,0 1 0,0 0 0,5-5 0,0-1 0,0 0 0,0-1 0,-1 1 0,0-2 0,-2 1 0,1-1 0,-1 0 0,-1 0 0,0-1 0,-1 1 0,-1-1 0,0 0 0,-1 0 0,0 1 0,-2-22 0,1 12 0,0-21 0,-2 1 0,-10-60 0,-20-130 0,23 165 0,4 39 0,-1-43 0,5-3 0,4-125 0,0 174 0,14-47 0,-11 50 0,0 0 0,3-43 0,-8 45 0,1-15 0,8-56 0,-3 41 0,-2 0 0,-3 0 0,-5-57 0,1 9 0,2 74 0,0-17 0,-5-44 0,3 72 0,0-1 0,-2 0 0,0 1 0,0 0 0,-1 0 0,-12-22 0,-3-17 0,18 45 0,-1 0 0,1 0 0,-2-1 0,-6-11 0,8 17 0,-1 0 0,1 0 0,0 0 0,-1 1 0,0-1 0,0 1 0,0-1 0,0 1 0,0 0 0,0 0 0,0 1 0,-1-1 0,1 1 0,-7-3 0,-2 2 0,0 0 0,0 0 0,0 1 0,-20 1 0,19 0 0,0-1 0,0 1 0,-23-6 0,13 2 0,0 0 0,0 2 0,0 1 0,-24 1 0,-34-2 0,23-8 0,42 6 0,0 1 0,-21-1 0,-26 4 0,35 1 0,1-2 0,-1 0 0,-47-10 0,-51-11 0,91 17-6,-1 1 1,0 2-1,-67 4 0,25 0-1336,60-2-5484</inkml:trace>
+  <inkml:trace contextRef="#ctx0" brushRef="#br0" timeOffset="1055.74">2052 1 24575,'-3'0'0,"0"1"0,1-1 0,-1 1 0,0 0 0,0 0 0,1 0 0,-1 0 0,1 1 0,-1-1 0,1 1 0,-1-1 0,1 1 0,0 0 0,-3 3 0,-33 38 0,16-18 0,22-25 0,-4 4 0,0 1 0,0-1 0,0 0 0,0 1 0,1 0 0,-5 10 0,7-14 0,1 1 0,-1-1 0,1 1 0,0-1 0,0 1 0,0-1 0,0 1 0,0-1 0,0 1 0,0-1 0,0 1 0,1-1 0,-1 1 0,0-1 0,1 1 0,0-1 0,-1 1 0,1-1 0,0 0 0,0 1 0,-1-1 0,1 0 0,0 0 0,0 0 0,1 1 0,-1-1 0,0 0 0,0 0 0,0-1 0,1 1 0,1 1 0,125 86 0,-64-25 0,66 29-1365,-117-81-5461</inkml:trace>
+</inkml:ink>
+</file>
+
+<file path=word/ink/ink11.xml><?xml version="1.0" encoding="utf-8"?>
+<inkml:ink xmlns:inkml="http://www.w3.org/2003/InkML">
+  <inkml:definitions>
+    <inkml:context xml:id="ctx0">
+      <inkml:inkSource xml:id="inkSrc0">
+        <inkml:traceFormat>
+          <inkml:channel name="X" type="integer" min="-2.14748E9" max="2.14748E9" units="cm"/>
+          <inkml:channel name="Y" type="integer" min="-2.14748E9" max="2.14748E9" units="cm"/>
+          <inkml:channel name="F" type="integer" max="32767" units="dev"/>
+        </inkml:traceFormat>
+        <inkml:channelProperties>
+          <inkml:channelProperty channel="X" name="resolution" value="1000" units="1/cm"/>
+          <inkml:channelProperty channel="Y" name="resolution" value="1000" units="1/cm"/>
+          <inkml:channelProperty channel="F" name="resolution" value="0" units="1/dev"/>
+        </inkml:channelProperties>
+      </inkml:inkSource>
+      <inkml:timestamp xml:id="ts0" timeString="2026-03-02T16:09:20.557"/>
+    </inkml:context>
+    <inkml:brush xml:id="br0">
+      <inkml:brushProperty name="width" value="0.035" units="cm"/>
+      <inkml:brushProperty name="height" value="0.035" units="cm"/>
+      <inkml:brushProperty name="color" value="#33CCFF"/>
+    </inkml:brush>
+  </inkml:definitions>
+  <inkml:trace contextRef="#ctx0" brushRef="#br0">4593 361 24575,'551'0'0,"-535"1"0,0 0 0,28 8 0,-26-6 0,-1 0 0,20 1 0,-4-1 0,41 8 0,-33-4 0,7 3 0,-32-6 0,1-1 0,29 3 0,6-6 0,-26-1 0,0 2 0,1 0 0,42 9 0,57 12 0,-98-17-40,0-2 1,0-1-1,47-3 0,-31 0-1166,-25 1-5620</inkml:trace>
+</inkml:ink>
+</file>
+
+<file path=word/ink/ink12.xml><?xml version="1.0" encoding="utf-8"?>
+<inkml:ink xmlns:inkml="http://www.w3.org/2003/InkML">
+  <inkml:definitions>
+    <inkml:context xml:id="ctx0">
+      <inkml:inkSource xml:id="inkSrc0">
+        <inkml:traceFormat>
+          <inkml:channel name="X" type="integer" min="-2.14748E9" max="2.14748E9" units="cm"/>
+          <inkml:channel name="Y" type="integer" min="-2.14748E9" max="2.14748E9" units="cm"/>
+          <inkml:channel name="F" type="integer" max="32767" units="dev"/>
+        </inkml:traceFormat>
+        <inkml:channelProperties>
+          <inkml:channelProperty channel="X" name="resolution" value="1000" units="1/cm"/>
+          <inkml:channelProperty channel="Y" name="resolution" value="1000" units="1/cm"/>
+          <inkml:channelProperty channel="F" name="resolution" value="0" units="1/dev"/>
+        </inkml:channelProperties>
+      </inkml:inkSource>
+      <inkml:timestamp xml:id="ts0" timeString="2026-03-02T17:50:43.664"/>
+    </inkml:context>
+    <inkml:brush xml:id="br0">
+      <inkml:brushProperty name="width" value="0.035" units="cm"/>
+      <inkml:brushProperty name="height" value="0.035" units="cm"/>
+      <inkml:brushProperty name="color" value="#FF0066"/>
+    </inkml:brush>
+  </inkml:definitions>
+  <inkml:trace contextRef="#ctx0" brushRef="#br0">5693 4405 24575,'-4'-2'0,"0"0"0,0 0 0,0 0 0,0 0 0,0 0 0,1-1 0,-1 0 0,1 0 0,0 0 0,0 0 0,-5-7 0,-1 1 0,-15-13 0,-52-35 0,50 39 0,0-1 0,-25-26 0,33 30 0,0 0 0,-1 1 0,-29-15 0,22 13 0,-137-86 0,121 72 0,7 4 0,-42-21 0,55 34 0,-37-29 0,28 18 0,-1 1 0,10 8 0,1-1 0,-23-22 0,-62-48 0,93 75 0,0 1 0,-18-11 0,18 13 0,0 0 0,1-1 0,-14-14 0,11 8 0,-1 2 0,-32-21 0,29 22 0,1-2 0,-19-16 0,20 15 0,-1 1 0,0 1 0,-21-12 0,22 16 0,1-1 0,0-1 0,1-1 0,-24-23 0,30 26 0,0 1 0,-1 0 0,-20-13 0,17 13 0,1-1 0,-16-15 0,7 5 0,-1 2 0,-38-25 0,-23-17 0,-92-80 0,84 74 0,-60-46 0,46 36 0,-15-12 0,-3-5 0,-59-46 0,150 117 0,-16-15 0,30 20 0,-39-25 0,37 28 0,1-1 0,-20-19 0,17 14 0,-44-30 0,15 12 0,-18-16 0,-76-63 0,57 40 0,-78-75 0,100 91 0,-53-45 0,69 64 0,15 12 0,-59-55 0,21 18 0,12 12 0,15 12 0,-33-37 0,-17-15 0,77 74 0,-1 1 0,-36-27 0,4 3 0,22 21 0,23 17 0,-1-1 0,1 0 0,0 0 0,1 0 0,-9-10 0,10 10 0,-1 0 0,0 0 0,0 1 0,-1 0 0,-11-8 0,-5-3 0,-122-93 0,97 71 0,-62-62 0,27 31 0,48 37 0,-52-62 0,4 4 0,67 73 0,0 2 0,-32-24 0,-19-18 0,-44-34 0,83 70-1365,15 15-5461</inkml:trace>
+  <inkml:trace contextRef="#ctx0" brushRef="#br0" timeOffset="511.22">126 1 24575,'-4'1'0,"0"1"0,0 0 0,0 0 0,0 1 0,0-1 0,1 1 0,-1 0 0,1 0 0,-1 0 0,1 0 0,-5 7 0,-1 0 0,5-5 0,1 0 0,-1 0 0,1 1 0,0-1 0,0 1 0,1 0 0,-1 0 0,1 0 0,1 0 0,-1 0 0,1 0 0,0 10 0,-1-6 0,0 0 0,0-1 0,0 1 0,-6 12 0,-9 24-1365,14-31-5461</inkml:trace>
+  <inkml:trace contextRef="#ctx0" brushRef="#br0" timeOffset="1242.4">148 23 24575,'594'0'0,"-580"-1"18,1-1 0,28-6 0,-10 2-1437,-15 3-5407</inkml:trace>
+</inkml:ink>
+</file>
+
+<file path=word/ink/ink13.xml><?xml version="1.0" encoding="utf-8"?>
+<inkml:ink xmlns:inkml="http://www.w3.org/2003/InkML">
+  <inkml:definitions>
+    <inkml:context xml:id="ctx0">
+      <inkml:inkSource xml:id="inkSrc0">
+        <inkml:traceFormat>
+          <inkml:channel name="X" type="integer" min="-2.14748E9" max="2.14748E9" units="cm"/>
+          <inkml:channel name="Y" type="integer" min="-2.14748E9" max="2.14748E9" units="cm"/>
+          <inkml:channel name="F" type="integer" max="32767" units="dev"/>
+        </inkml:traceFormat>
+        <inkml:channelProperties>
+          <inkml:channelProperty channel="X" name="resolution" value="1000" units="1/cm"/>
+          <inkml:channelProperty channel="Y" name="resolution" value="1000" units="1/cm"/>
+          <inkml:channelProperty channel="F" name="resolution" value="0" units="1/dev"/>
+        </inkml:channelProperties>
+      </inkml:inkSource>
+      <inkml:timestamp xml:id="ts0" timeString="2026-03-02T17:50:38.872"/>
+    </inkml:context>
+    <inkml:brush xml:id="br0">
+      <inkml:brushProperty name="width" value="0.035" units="cm"/>
+      <inkml:brushProperty name="height" value="0.035" units="cm"/>
+      <inkml:brushProperty name="color" value="#FF0066"/>
+    </inkml:brush>
+  </inkml:definitions>
+  <inkml:trace contextRef="#ctx0" brushRef="#br0">238 1 24575,'-9'1'0,"0"0"0,0 1 0,0 0 0,1 1 0,-1-1 0,1 2 0,-1-1 0,1 1 0,0 1 0,0-1 0,1 1 0,-12 10 0,-19 11 0,32-22 0,0 0 0,0 1 0,1 0 0,0 0 0,0 0 0,0 0 0,1 1 0,-1 0 0,1 0 0,1 0 0,-1 1 0,1-1 0,0 1 0,1-1 0,-1 1 0,-1 11 0,2-7 0,0-1 0,1 1 0,0 0 0,1 0 0,0 0 0,1-1 0,0 1 0,0 0 0,1-1 0,5 16 0,-5-21 0,1-1 0,-1 1 0,1 0 0,0-1 0,0 1 0,0-1 0,0 0 0,1 0 0,0 0 0,0-1 0,0 1 0,0-1 0,5 3 0,10 5 0,0-1 0,20 8 0,12 6 0,-32-15 0,1-1 0,1 0 0,-1-2 0,1-1 0,35 5 0,11 4 0,-50-11 0,0-1 0,0 0 0,0-1 0,0-1 0,0 0 0,0-1 0,0-1 0,0-1 0,-1 0 0,1-1 0,-1-1 0,0-1 0,0 0 0,0-1 0,-1-1 0,25-16 0,-36 22 0,-1-1 0,1 1 0,-1-1 0,0 0 0,0 0 0,0 0 0,0 0 0,0-1 0,0 1 0,-1-1 0,0 1 0,0-1 0,0 0 0,0 0 0,0 0 0,-1 0 0,0 0 0,0-1 0,0 1 0,0 0 0,-1-1 0,0 1 0,1 0 0,-2-1 0,1-4 0,0 8 0,0-16 0,0-1 0,-1 1 0,-4-21 0,4 32 0,-1 0 0,0 0 0,0 0 0,-1 0 0,1 0 0,-1 1 0,-1-1 0,1 1 0,-1 0 0,0 0 0,0 0 0,-6-5 0,-19-19 0,20 19 0,-1-1 0,0 1 0,-1 1 0,0 0 0,-1 1 0,0 0 0,0 1 0,-17-8 0,12 8 0,-1 0 0,0 2 0,0 0 0,0 1 0,0 0 0,-1 2 0,-23-1 0,-170 5-1365,193-2-5461</inkml:trace>
+</inkml:ink>
+</file>
+
+<file path=word/ink/ink14.xml><?xml version="1.0" encoding="utf-8"?>
+<inkml:ink xmlns:inkml="http://www.w3.org/2003/InkML">
+  <inkml:definitions>
+    <inkml:context xml:id="ctx0">
+      <inkml:inkSource xml:id="inkSrc0">
+        <inkml:traceFormat>
+          <inkml:channel name="X" type="integer" min="-2.14748E9" max="2.14748E9" units="cm"/>
+          <inkml:channel name="Y" type="integer" min="-2.14748E9" max="2.14748E9" units="cm"/>
+          <inkml:channel name="F" type="integer" max="32767" units="dev"/>
+        </inkml:traceFormat>
+        <inkml:channelProperties>
+          <inkml:channelProperty channel="X" name="resolution" value="1000" units="1/cm"/>
+          <inkml:channelProperty channel="Y" name="resolution" value="1000" units="1/cm"/>
+          <inkml:channelProperty channel="F" name="resolution" value="0" units="1/dev"/>
+        </inkml:channelProperties>
+      </inkml:inkSource>
+      <inkml:timestamp xml:id="ts0" timeString="2026-03-02T17:47:52.922"/>
+    </inkml:context>
+    <inkml:brush xml:id="br0">
+      <inkml:brushProperty name="width" value="0.035" units="cm"/>
+      <inkml:brushProperty name="height" value="0.035" units="cm"/>
+      <inkml:brushProperty name="color" value="#33CCFF"/>
+    </inkml:brush>
+  </inkml:definitions>
+  <inkml:trace contextRef="#ctx0" brushRef="#br0">3164 1 24575,'2'54'0,"-1"-32"0,0-1 0,-2 1 0,0 0 0,-5 24 0,0-24 0,-19 41 0,16-42 0,-71 131 0,18-42 0,56-98 0,-1-1 0,0 0 0,-1-1 0,0 0 0,-17 16 0,-20 26 0,32-34 0,0-1 0,-2-1 0,-24 23 0,29-31 0,0 1 0,-1-1 0,0-1 0,0 0 0,-1 0 0,0-1 0,-13 4 0,10-6 0,0-1 0,0 0 0,0-2 0,-18 1 0,14-1 0,-1 0 0,-18 5 0,-6 6 0,32-8 0,0 0 0,0-1 0,-1 0 0,-13 0 0,-10 1 0,1 2 0,0 1 0,-41 15 0,17-6 0,40-12 0,0-1 0,-31 1 0,35-3 0,1 0 0,-1 0 0,1 2 0,-1 0 0,-26 8 0,25-5 0,0-1 0,0-1 0,0-1 0,-29 2 0,-25 5 0,-13 16 0,39-10 0,-11-3 0,40-10 0,0 1 0,0 0 0,-18 8 0,14-5 0,0 0 0,-25 5 0,27-9 0,0 2 0,0 0 0,-26 13 0,32-13 0,0-1 0,0 0 0,-1 0 0,-14 2 0,14-4 0,1 1 0,0 0 0,-1 1 0,-15 7 0,-104 53 0,-5-13 0,119-47 0,1 0 0,-22 1 0,24-4 0,1 1 0,-1 0 0,0 1 0,-19 7 0,8 0 0,0-2 0,0-1 0,-1 0 0,-43 4 0,52-9 0,-1 2 0,-27 9 0,31-7 0,-1-2 0,0 0 0,0-1 0,-16 1 0,11-2 0,1 1 0,0 1 0,-25 8 0,27-6 0,-1-1 0,0-2 0,0 1 0,-20 0 0,26-4 0,-11 0 0,0 1 0,0 1 0,-33 7 0,-15 4-1365,58-8-5461</inkml:trace>
+</inkml:ink>
+</file>
+
+<file path=word/ink/ink15.xml><?xml version="1.0" encoding="utf-8"?>
+<inkml:ink xmlns:inkml="http://www.w3.org/2003/InkML">
+  <inkml:definitions>
+    <inkml:context xml:id="ctx0">
+      <inkml:inkSource xml:id="inkSrc0">
+        <inkml:traceFormat>
+          <inkml:channel name="X" type="integer" min="-2.14748E9" max="2.14748E9" units="cm"/>
+          <inkml:channel name="Y" type="integer" min="-2.14748E9" max="2.14748E9" units="cm"/>
+          <inkml:channel name="F" type="integer" max="32767" units="dev"/>
+        </inkml:traceFormat>
+        <inkml:channelProperties>
+          <inkml:channelProperty channel="X" name="resolution" value="1000" units="1/cm"/>
+          <inkml:channelProperty channel="Y" name="resolution" value="1000" units="1/cm"/>
+          <inkml:channelProperty channel="F" name="resolution" value="0" units="1/dev"/>
+        </inkml:channelProperties>
+      </inkml:inkSource>
+      <inkml:timestamp xml:id="ts0" timeString="2026-03-02T17:47:43.545"/>
+    </inkml:context>
+    <inkml:brush xml:id="br0">
+      <inkml:brushProperty name="width" value="0.035" units="cm"/>
+      <inkml:brushProperty name="height" value="0.035" units="cm"/>
+      <inkml:brushProperty name="color" value="#33CCFF"/>
+    </inkml:brush>
+  </inkml:definitions>
+  <inkml:trace contextRef="#ctx0" brushRef="#br0">8852 4404 24575,'1'68'0,"-3"76"0,-18-37 0,17-83 0,-2 0 0,-1-1 0,-1 0 0,-1 0 0,-14 28 0,13-30 0,-30 57 0,25-53 0,-18 46 0,26-57 0,-1 0 0,-1-1 0,0 0 0,-13 16 0,-7 13 0,-143 206 0,119-180 0,41-55 0,-1 0 0,0-1 0,0-1 0,-16 12 0,-83 57 0,92-68 0,0-1 0,-1-1 0,-42 16 0,23-11 0,-8 6 0,-25 9 0,31-17 0,0-2 0,-47 6 0,-25 6 0,36-6 0,40-9 0,15-3 0,0-1 0,-45 2 0,26-6 0,-1-1 0,0 2 0,-67 11 0,78-8 0,1-1 0,-42-2 0,40-1 0,1 1 0,-36 7 0,21-2 0,1-2 0,-52-2 0,46-2 0,-68 9 0,12 2 0,-201-7 0,163-6 0,-1088 2 0,1215-1 0,0-1 0,-26-6 0,-23-2 0,-73-12 0,32 23 0,-25-3 0,18-18 0,58 12 0,16 2 0,-64-2 0,70 6 0,1-2 0,0 0 0,-58-18 0,57 13 0,-1 1 0,1 2 0,-45-2 0,62 6 0,0 0 0,0-1 0,0-1 0,-18-6 0,17 4 0,0 1 0,-1 1 0,-24-2 0,18 3 0,0-1 0,-48-14 0,9 1 0,40 12 0,-77-13 0,73 14 0,-40-12 0,44 9 0,1 2 0,-41-4 0,37 5 0,1 0 0,0-1 0,-38-14 0,39 11 0,-1 1 0,1 1 0,-44-5 0,52 9 0,0 0 0,1-2 0,-33-10 0,-16-5 0,28 10 0,-55-21 0,12 2 0,-43-14 0,71 14 0,42 21 0,0 1 0,0 0 0,-15-6 0,17 9 0,1-1 0,0-1 0,0 0 0,-12-9 0,-10-7 0,-73-47 0,91 59 0,-58-42 0,-78-73 0,88 58 0,39 46 0,2-1 0,0 0 0,-22-33 0,-5-6 0,-91-120 0,16 27 0,103 128 0,-65-88 0,29 47 0,3-3 0,-79-143 0,94 158 0,27 42 0,1-1 0,-15-26 0,-60-124 0,37 74 0,-9-21 0,46 95 0,2 0 0,-11-30 0,0 0 0,1-8 0,14 40 0,-1 1 0,-9-22 0,2 9 0,1 0 0,1-1 0,-6-26 0,-23-65 0,-4-20 0,37 117 0,-2 0 0,-10-24 0,10 29 0,1 0 0,1 0 0,0 0 0,-5-33 0,6 25 0,0 0 0,-11-33 0,7 30 0,-6-35 0,7 25 0,-20-59 0,6 27 0,18 54 0,1-1 0,0 1 0,1-1 0,1-14 0,0 14 0,0 0 0,-1 1 0,-6-29 0,1 7 0,1 0 0,1 0 0,2-1 0,5-60 0,-1 13 0,-4-12 0,5-104 0,-1 187 0,0 0 0,1 0 0,1 0 0,0 0 0,1 1 0,7-13 0,10-30 0,-9 15 0,17-47 0,-15 56 0,24-34 0,12-28 0,-4 12 0,-41 69 0,1 0 0,0 0 0,13-16 0,5-6 0,-19 24 0,0 1 0,0 1 0,1-1 0,0 1 0,0 0 0,1 1 0,0 0 0,12-8 0,-13 9 0,0 1 0,0-1 0,0 0 0,8-11 0,22-19 0,20-2 0,2 3 0,95-43 0,-50 39 0,-46 12 0,-48 21 0,1 0 0,0 1 0,0 1 0,19-6 0,-20 7 0,1-1 0,-1 0 0,14-7 0,27-9 0,-38 15 0,0 1 0,-1-2 0,21-11 0,-22 11 0,1 0 0,-1 1 0,1 0 0,19-5 0,35-11 0,-46 15 0,-1-1 0,23-2 0,-28 5 0,0 1 0,0-2 0,-1 0 0,21-10 0,-20 8 0,1 0 0,-1 2 0,25-7 0,28-7 0,-51 13 0,1 1 0,0 1 0,0 0 0,18-1 0,-14 3 0,-1-2 0,1 0 0,-1-1 0,29-12 0,-30 10 0,0 1 0,0 1 0,0 0 0,0 1 0,29-1 0,-11 4 0,-1-1 0,40-7 0,59-13 0,-109 18-64,0 1 0,0 1 1,43 3-1,-35-1-1046,-16 1-5716</inkml:trace>
+  <inkml:trace contextRef="#ctx0" brushRef="#br0" timeOffset="1036.71">2417 1 24575,'2'2'0,"-1"1"0,1-1 0,0 1 0,0-1 0,0 0 0,0 1 0,1-1 0,-1-1 0,1 1 0,-1 0 0,1 0 0,3 1 0,6 5 0,32 23 0,-29-21 0,-1 1 0,22 19 0,-32-26 0,0 0 0,-1 0 0,0 0 0,1 1 0,-1-1 0,-1 1 0,1 0 0,-1 0 0,0 0 0,0 0 0,0 0 0,-1 0 0,1 6 0,-1-7 0,0 0 0,-1 0 0,0 0 0,1 0 0,-2 0 0,1 0 0,0 0 0,-1 0 0,1 0 0,-1-1 0,0 1 0,-1 0 0,-1 4 0,0-4 0,1 0 0,-2-1 0,1 1 0,0-1 0,-1 0 0,1 0 0,-1 0 0,0 0 0,0-1 0,-7 4 0,-124 72 0,121-71-1365,1-2-5461</inkml:trace>
 </inkml:ink>
 </file>
 
@@ -2284,8 +4774,8 @@
     </inkml:brush>
   </inkml:definitions>
   <inkml:trace contextRef="#ctx0" brushRef="#br0">0 1 24575,'383'0'0,"-361"1"0,0 1 0,32 8 0,-4-1 0,-7-2 0,-5-1 0,71 3 0,-30-11 0,96 3 0,-104 9 0,-45-5 0,47 2 0,57-10 0,99 5 0,-172 9 0,-41-8 0,0 0 0,22 1 0,268-3 84,-146-2-1533,-142 1-5377</inkml:trace>
-  <inkml:trace contextRef="#ctx0" brushRef="#br0" timeOffset="593.31">1060 149 24575,'0'3'0,"0"6"0,0 4 0,0 3 0,0 3 0,0 2 0,0 1 0,0 0 0,0 0 0,0 0 0,0 0 0,0-1 0,0 1 0,0-1 0,0 0 0,0 0 0,-4-3 0,0-6-8191</inkml:trace>
-  <inkml:trace contextRef="#ctx0" brushRef="#br0" timeOffset="1029.11">785 319 24575,'101'112'0,"-49"-51"0,-43-52 0,0 0 0,-1 1 0,-1 0 0,10 16 0,2 3 0,-12-20 0,-3-2 0,1 1 0,1-1 0,-1 0 0,1 0 0,1 0 0,-1-1 0,1 0 0,0 0 0,16 9 0,-22-15 0,1 0 0,0 0 0,0 0 0,0 0 0,0 0 0,-1 0 0,1-1 0,0 1 0,0-1 0,-1 1 0,1-1 0,0 0 0,-1 1 0,1-1 0,-1 0 0,1 0 0,-1 0 0,1-1 0,-1 1 0,1 0 0,-1 0 0,0-1 0,1-1 0,31-39 0,-29 36 0,15-24 0,-10 16 0,1 0 0,0 0 0,0 1 0,1 1 0,18-16 0,-22 21-170,1-1-1,-2 0 0,1 0 1,-1-1-1,0 1 0,-1-1 1,6-13-1,-4 7-6655</inkml:trace>
+  <inkml:trace contextRef="#ctx0" brushRef="#br0" timeOffset="593.29">1060 149 24575,'0'3'0,"0"6"0,0 4 0,0 3 0,0 3 0,0 2 0,0 1 0,0 0 0,0 0 0,0 0 0,0 0 0,0-1 0,0 1 0,0-1 0,0 0 0,0 0 0,-4-3 0,0-6-8191</inkml:trace>
+  <inkml:trace contextRef="#ctx0" brushRef="#br0" timeOffset="1029.09">785 319 24575,'101'112'0,"-49"-51"0,-43-52 0,0 0 0,-1 1 0,-1 0 0,10 16 0,2 3 0,-12-20 0,-3-2 0,1 1 0,1-1 0,-1 0 0,1 0 0,1 0 0,-1-1 0,1 0 0,0 0 0,16 9 0,-22-15 0,1 0 0,0 0 0,0 0 0,0 0 0,0 0 0,-1 0 0,1-1 0,0 1 0,0-1 0,-1 1 0,1-1 0,0 0 0,-1 1 0,1-1 0,-1 0 0,1 0 0,-1 0 0,1-1 0,-1 1 0,1 0 0,-1 0 0,0-1 0,1-1 0,31-39 0,-29 36 0,15-24 0,-10 16 0,1 0 0,0 0 0,0 1 0,1 1 0,18-16 0,-22 21-170,1-1-1,-2 0 0,1 0 1,-1-1-1,0 1 0,-1-1 1,6-13-1,-4 7-6655</inkml:trace>
   <inkml:trace contextRef="#ctx0" brushRef="#br0" timeOffset="1572.02">360 890 24575,'12'0'0,"0"2"0,1-1 0,-1 1 0,-1 1 0,1 0 0,19 9 0,2-1 0,-11-6 0,0-1 0,1-1 0,-1-1 0,0-1 0,1-2 0,24-2 0,18 1 0,168 2-1365,-215 0-5461</inkml:trace>
   <inkml:trace contextRef="#ctx0" brushRef="#br0" timeOffset="2023.84">721 636 24575,'0'383'0,"1"-367"0,1 0 0,6 27 0,-5-25 0,1-1 0,-1 20 0,-2-24 0,-3 122 0,3-133 0,-1-1 0,-1 0 0,1 0 0,0 1 0,0-1 0,0 0 0,-1 1 0,1-1 0,-1 0 0,1 0 0,-1 0 0,1 1 0,-1-1 0,0 0 0,1 0 0,-1 0 0,0 0 0,-2 2 0,3-3 0,-1 0 0,0 0 0,0 1 0,1-1 0,-1 0 0,0 0 0,0 0 0,1 0 0,-1 0 0,0 0 0,0 0 0,1 0 0,-1 0 0,0 0 0,1-1 0,-1 1 0,0 0 0,0 0 0,1-1 0,-1 1 0,0-1 0,1 1 0,-2-1 0,-1-1 0,1-1 0,-1 1 0,1-1 0,-1 1 0,1-1 0,0 0 0,0 0 0,0 0 0,0 0 0,0 0 0,1-1 0,-2-4 0,-1-11-1365,1 1-5461</inkml:trace>
   <inkml:trace contextRef="#ctx0" brushRef="#br0" timeOffset="2363.83">636 911 24575,'-1'6'0,"0"1"0,-1-1 0,0 0 0,0 0 0,0 0 0,-1 0 0,0 0 0,0-1 0,0 1 0,-8 8 0,-12 25 0,17-26 0,-1 0 0,0 0 0,-1-1 0,-1-1 0,0 1 0,0-1 0,-1-1 0,0 1 0,-1-2 0,0 0 0,-1 0 0,-22 12 0,23-14 0,6-4 0,0 0 0,0 0 0,0-1 0,0 0 0,-10 3 0,15-5 1,0 0 0,0 1 0,0-1 0,0 0 0,0 0 0,0 0 0,-1 0 0,1 0 0,0 0 0,0 0 0,0 0 0,0 0 0,0 0 0,0 0 0,-1 0 0,1 0 0,0 0 0,0 0 0,0 0 0,0 0 0,0 0 0,0 0 0,-1 0 0,1 0 0,0 0-1,0 0 1,0 0 0,0 0 0,0 0 0,0 0 0,0 0 0,-1-1 0,1 1 0,0 0 0,0 0 0,0 0 0,0 0 0,0 0 0,0 0 0,0 0 0,0 0 0,0-1 0,0 1 0,0 0 0,-1 0 0,1 0 0,0 0 0,0 0 0,0 0 0,0-1 0,0 1 0,0 0 0,0 0 0,0 0 0,0 0 0,0 0 0,4-8-797,-3 7 171,4-7-6201</inkml:trace>
@@ -2296,8 +4786,8 @@
   <inkml:trace contextRef="#ctx0" brushRef="#br0" timeOffset="4597.76">1420 889 24575,'0'1'0,"1"0"0,-1 0 0,0 0 0,1 0 0,-1-1 0,1 1 0,-1 0 0,1 0 0,0 0 0,-1-1 0,1 1 0,0 0 0,-1 0 0,1-1 0,0 1 0,0-1 0,0 1 0,0-1 0,0 1 0,0-1 0,-1 1 0,1-1 0,0 0 0,0 0 0,0 1 0,0-1 0,2 0 0,32 4 0,-31-4 0,42 1 0,0-2 0,0-2 0,52-10 0,-20 6 0,-54 6 0,1-1 0,26-6 0,-12-2 0,53-9 0,-90 18-28,-5 1 90,-8 0-1096,11 0 669,-14 0-6461</inkml:trace>
   <inkml:trace contextRef="#ctx0" brushRef="#br0" timeOffset="5898.13">1610 954 24575,'-1'31'0,"3"33"0,-2-64 0,-1 1 0,1-1 0,0 1 0,0-1 0,0 0 0,0 1 0,0-1 0,0 0 0,1 1 0,-1-1 0,0 0 0,0 1 0,0-1 0,0 0 0,0 1 0,0-1 0,1 0 0,-1 0 0,0 1 0,0-1 0,0 0 0,1 1 0,-1-1 0,0 0 0,0 0 0,1 0 0,-1 1 0,0-1 0,1 0 0,-1 0 0,0 0 0,0 0 0,1 1 0,-1-1 0,1 0 0,9-9 0,5-18 0,-13 22 0,-1 1 0,1 0 0,0 0 0,0 0 0,1 0 0,-1 0 0,1 0 0,0 1 0,0-1 0,0 1 0,0 0 0,0 0 0,1 0 0,0 0 0,-1 1 0,1-1 0,0 1 0,0 0 0,0 0 0,1 0 0,5-1 0,4-1 0,63-13 0,-71 16 0,1 0 0,-1 1 0,1 0 0,-1 0 0,0 0 0,1 1 0,-1 0 0,1 0 0,9 3 0,-14-2 0,1-1 0,-1 1 0,0 0 0,0 0 0,0 0 0,0 0 0,0 0 0,0 0 0,-1 0 0,1 1 0,-1-1 0,1 1 0,-1-1 0,0 1 0,0-1 0,0 1 0,0 0 0,-1 0 0,1-1 0,-1 1 0,0 0 0,0 0 0,0-1 0,0 1 0,0 0 0,-1 3 0,1-2 0,0-1 0,0 1 0,-1 0 0,0 0 0,1-1 0,-1 1 0,-1 0 0,1-1 0,0 1 0,-1-1 0,0 0 0,0 1 0,0-1 0,0 0 0,0 0 0,-1 0 0,0 0 0,-5 4 0,0-4 0,-1 0 0,1-1 0,-1 0 0,0 0 0,0-1 0,1 0 0,-1-1 0,0 0 0,0 0 0,0-1 0,0 0 0,0 0 0,-14-5 0,20 4 0,1 0 0,-1-1 0,0 1 0,1 0 0,-1-1 0,1 0 0,0 0 0,0 1 0,0-1 0,0-1 0,1 1 0,-1 0 0,1 0 0,0 0 0,-2-5 0,3 6 0,-1 1 0,0-1 0,1 0 0,-1 1 0,1-1 0,-1 1 0,1-1 0,0 0 0,0 1 0,0-1 0,0 0 0,0 1 0,0-1 0,0 0 0,0 1 0,1-1 0,-1 0 0,1 1 0,-1-1 0,1 1 0,0-1 0,-1 1 0,1-1 0,0 1 0,0-1 0,0 1 0,0 0 0,0-1 0,1 1 0,-1 0 0,0 0 0,2-1 0,8-1 0,0 1 0,0 0 0,0 1 0,0 0 0,0 1 0,0 0 0,0 1 0,15 3 0,-26-4 0,1 0 0,-1 0 0,0 0 0,1 0 0,-1 0 0,0 0 0,1 0 0,-1 0 0,0 0 0,1 1 0,-1-1 0,0 0 0,1 0 0,-1 0 0,0 0 0,1 1 0,-1-1 0,0 0 0,0 0 0,1 1 0,-1-1 0,0 0 0,0 1 0,1-1 0,-1 0 0,0 1 0,0-1 0,0 0 0,0 1 0,1-1 0,-1 0 0,0 1 0,0-1 0,0 0 0,0 1 0,0-1 0,0 0 0,0 1 0,0-1 0,0 0 0,0 1 0,-13 17 0,-22 9 0,-61 21 0,96-47 0,1-1 0,-1 0 0,0 1 0,0-1 0,0 0 0,1 1 0,-1-1 0,0 0 0,1 0 0,-1 1 0,0-1 0,1 0 0,-1 0 0,0 0 0,1 1 0,-1-1 0,0 0 0,1 0 0,-1 0 0,0 0 0,1 0 0,-1 0 0,1 0 0,-1 0 0,0 0 0,1 0 0,-1 0 0,1 0 0,-1 0 0,0 0 0,1 0 0,0-1 0,20 3 0,-18-2 6,0 0 0,0 0 0,0 0 0,0-1 0,0 1 0,-1-1 0,1 1 0,0-1 0,0 0 0,0 0 0,-1-1 0,1 1 0,0 0 0,-1-1 0,1 0 0,-1 1 0,0-1 0,1 0 0,1-3 0,-1 1-120,-1 1 0,0-1-1,0 0 1,-1 0 0,1 0 0,-1-1-1,0 1 1,0 0 0,0 0 0,-1-1-1,1 1 1,-1-8 0,0-6-6712</inkml:trace>
   <inkml:trace contextRef="#ctx0" brushRef="#br0" timeOffset="6349.56">1779 784 24575,'-1'27'0,"2"0"0,1 1 0,9 46 0,11 66 0,-11-84 0,-2 0 0,1 87 0,-10-137 0,-3 23 0,3-29 0,0 0 0,0 0 0,0 1 0,-1-1 0,1 0 0,0 0 0,0 0 0,0 0 0,0 0 0,0 0 0,0 1 0,0-1 0,-1 0 0,1 0 0,0 0 0,0 0 0,0 0 0,0 0 0,0 0 0,-1 0 0,1 0 0,0 0 0,0 0 0,0 0 0,0 0 0,-1 0 0,1 0 0,0 0 0,0 0 0,0 0 0,-1 0 0,1 0 0,0 0 0,0 0 0,0 0 0,0 0 0,0 0 0,-1 0 0,1 0 0,0 0 0,0 0 0,0 0 0,0-1 0,-13-13 0,-8-16-1365,11 16-5461</inkml:trace>
-  <inkml:trace contextRef="#ctx0" brushRef="#br0" timeOffset="6708.97">1610 1187 24575,'30'0'0,"1"-1"0,-1 1 0,0 2 0,49 10 0,-46-7 0,0-1 0,0-2 0,66-4 0,-31 1 0,-54 3 0,-17 3 0,-23 4 0,-33-2 62,36-5-775,-37 7-1,45-5-6112</inkml:trace>
-  <inkml:trace contextRef="#ctx0" brushRef="#br0" timeOffset="7131.93">1524 1442 24575,'798'0'-1365,"-806"0"-5461</inkml:trace>
+  <inkml:trace contextRef="#ctx0" brushRef="#br0" timeOffset="6708.96">1610 1187 24575,'30'0'0,"1"-1"0,-1 1 0,0 2 0,49 10 0,-46-7 0,0-1 0,0-2 0,66-4 0,-31 1 0,-54 3 0,-17 3 0,-23 4 0,-33-2 62,36-5-775,-37 7-1,45-5-6112</inkml:trace>
+  <inkml:trace contextRef="#ctx0" brushRef="#br0" timeOffset="7131.92">1524 1442 24575,'798'0'-1365,"-806"0"-5461</inkml:trace>
 </inkml:ink>
 </file>
 
@@ -2343,7 +4833,7 @@
   <inkml:trace contextRef="#ctx0" brushRef="#br0" timeOffset="12378.47">4150 640 24575,'4'0'0,"4"0"0,5 0 0,4 0 0,2 0 0,2 0 0,1 0 0,-1 0 0,-2 0-8191</inkml:trace>
   <inkml:trace contextRef="#ctx0" brushRef="#br0" timeOffset="12722.51">4234 343 24575,'0'3'0,"0"6"0,0 4 0,0 3 0,0 4 0,0 0 0,0 2 0,0 0 0,0 0 0,0 0 0,-4-4 0,-4-4 0,-2-2 0,-2-3 0,1-2-8191</inkml:trace>
   <inkml:trace contextRef="#ctx0" brushRef="#br0" timeOffset="13065.69">3789 894 24575,'0'3'0,"4"2"0,0 3 0,5 1 0,-1 2 0,0 3 0,-3 2 0,-1 3 0,1-3 0,1 0 0,2 1 0,4 1 0,3-2 0,-1-8 0,1-5 0,-2-7 0,-4-2-8191</inkml:trace>
-  <inkml:trace contextRef="#ctx0" brushRef="#br0" timeOffset="13534.86">3981 894 24575,'24'-1'0,"-15"0"0,1 1 0,0 0 0,-1 0 0,17 4 0,-24-4 0,0 1 0,0-1 0,0 1 0,0 0 0,0 0 0,0 0 0,0 0 0,0 0 0,0 0 0,-1 1 0,1-1 0,0 1 0,-1-1 0,1 1 0,-1 0 0,0-1 0,1 1 0,-1 0 0,0 0 0,0 0 0,0 0 0,0 0 0,0 0 0,-1 0 0,1 3 0,2 6 0,-2 1 0,1-1 0,-2 1 0,0-1 0,0 1 0,-1-1 0,-3 17 0,3-22 0,0-1 0,-1 1 0,1-1 0,-1 1 0,-1-1 0,1 0 0,-1 0 0,0 0 0,0 0 0,0 0 0,-1 0 0,0-1 0,0 0 0,0 0 0,0 0 0,-7 5 0,-1-4-1365,2-4-5461</inkml:trace>
+  <inkml:trace contextRef="#ctx0" brushRef="#br0" timeOffset="13534.84">3981 894 24575,'24'-1'0,"-15"0"0,1 1 0,0 0 0,-1 0 0,17 4 0,-24-4 0,0 1 0,0-1 0,0 1 0,0 0 0,0 0 0,0 0 0,0 0 0,0 0 0,0 0 0,-1 1 0,1-1 0,0 1 0,-1-1 0,1 1 0,-1 0 0,0-1 0,1 1 0,-1 0 0,0 0 0,0 0 0,0 0 0,0 0 0,0 0 0,-1 0 0,1 3 0,2 6 0,-2 1 0,1-1 0,-2 1 0,0-1 0,0 1 0,-1-1 0,-3 17 0,3-22 0,0-1 0,-1 1 0,1-1 0,-1 1 0,-1-1 0,1 0 0,-1 0 0,0 0 0,0 0 0,0 0 0,-1 0 0,0-1 0,0 0 0,0 0 0,0 0 0,-7 5 0,-1-4-1365,2-4-5461</inkml:trace>
   <inkml:trace contextRef="#ctx0" brushRef="#br0" timeOffset="14753.04">4297 872 24575,'2'0'0,"0"0"0,0 0 0,0-1 0,0 1 0,0 0 0,1-1 0,-1 1 0,0-1 0,-1 0 0,1 0 0,0 1 0,0-1 0,0-1 0,0 1 0,-1 0 0,1 0 0,0-1 0,-1 1 0,1-1 0,-1 1 0,0-1 0,2-2 0,1-3 0,-1 0 0,0 0 0,0 0 0,4-15 0,9-22 0,-15 42 0,0-1 0,0 1 0,1 0 0,-1 0 0,1 0 0,0 0 0,-1 0 0,1 0 0,0 0 0,0 1 0,0-1 0,1 1 0,-1-1 0,4-1 0,86-29 0,-80 29 0,0 0 0,1 1 0,-1 0 0,1 1 0,21 0 0,-32 2 0,0-1 0,1 1 0,-1-1 0,0 1 0,0 0 0,0 0 0,0 0 0,0 0 0,0 0 0,0 0 0,0 0 0,0 1 0,0-1 0,-1 1 0,1 0 0,-1-1 0,1 1 0,-1 0 0,1 0 0,-1 0 0,0 0 0,0 0 0,0 0 0,0 0 0,-1 0 0,1 0 0,0 1 0,-1-1 0,1 0 0,-1 0 0,0 4 0,1 10 0,0 0 0,-1 0 0,-3 25 0,1-13 0,2-15 0,0-4 0,0 0 0,-1 0 0,0 0 0,0 0 0,-1 0 0,-3 9 0,4-15 0,0-1 0,-1 1 0,1-1 0,-1 1 0,1-1 0,-1 1 0,0-1 0,0 0 0,0 0 0,0 0 0,-1 0 0,1-1 0,0 1 0,-1-1 0,1 1 0,-1-1 0,0 0 0,1 0 0,-1 0 0,0 0 0,0 0 0,0-1 0,-4 1 0,-198 25 0,204-26 0,0 0 0,-1 0 0,1 0 0,0 0 0,0 0 0,0-1 0,0 1 0,-1 0 0,1 0 0,0-1 0,0 1 0,0-1 0,0 1 0,0-1 0,0 0 0,0 1 0,0-1 0,0 0 0,0 1 0,1-1 0,-1 0 0,0 0 0,0 0 0,1 0 0,-1 0 0,0 0 0,1 0 0,-1 0 0,1 0 0,-1 0 0,1 0 0,0 0 0,0-1 0,-1 1 0,1 0 0,0 0 0,0 0 0,0 0 0,0-2 0,-1-8 0,1-1 0,0 0 0,3-13 0,-2 7 0,0-3-1365,-1 2-5461</inkml:trace>
 </inkml:ink>
 </file>
@@ -2488,6 +4978,34 @@
   <inkml:trace contextRef="#ctx0" brushRef="#br0">45 321 24575,'2'89'0,"-5"97"0,0-162 0,-1-1 0,-9 27 0,7-31 0,1 1 0,1-1 0,-3 38 0,7-40 0,-1-1 0,1 0 0,0 0 0,1 0 0,5 22 0,-5-33 0,1 0 0,0 0 0,0 0 0,0 0 0,1-1 0,-1 1 0,1 0 0,0-1 0,0 0 0,1 0 0,0 0 0,-1 0 0,1-1 0,0 1 0,1-1 0,-1 0 0,6 3 0,35 22 0,-30-18 0,1 0 0,1-1 0,-1 0 0,23 7 0,2-2 0,-23-7 0,0-1 0,30 6 0,74 17 0,-91-20 0,0-1 0,0-2 0,63 5 0,-18-6-284,0 3-1,76 18 1,-40-5 95,-34-10-710,142 3 0,-33-2 899,-100-4 0,147 13 0,94 16-497,-111-11 11,-159-19 486,159 9 0,-157-17-171,100 13-1,52 10 172,42-1 0,-188-14 131,117-5 0,-115-3 655,106 10 0,6 1 136,-54-6-961,-51 6 39,-46-6 0,43 3 0,5-8-98,-28 0 614,0 1-1,85 14 1,-83-8-516,1-1 0,0-3 0,53-5 0,-5 1 0,713 2 0,-678-11-321,-2 0 10,-99 9 311,38-6 0,-38 3 0,41-1 0,-38 6 0,221-12 0,-87-10 0,-52 12 296,-82 9-128,56-9 0,-41 3-168,1 3 0,102 5 0,-56 1 0,1752-2-856,-1829 1 1006,0 1 0,23 6 0,-21-4 53,36 2 0,29-6-203,-48-1 0,1 1 0,63 9 0,-26 1-8,1-4-1,125-6 1,-82-2-490,435 2 393,-534 1 85,47 9-1,-46-6 356,44 3-1,61-10-334,99 5 0,-171 9 0,-43-8 0,1 0 0,23 1 0,534-2 0,-278-4 0,-178 4 0,126-5 0,-178-7 0,-42 6 0,37-3 0,-31 5 0,1-2 0,51-13 0,12-3 0,-65 15 0,-1-2 0,39-15 0,26-6 0,-78 23 0,1 0 0,-1-1 0,0 0 0,0-1 0,21-15 0,-24 14 0,0 1 0,0 0 0,1 1 0,-1 1 0,1 0 0,1 0 0,-1 1 0,21-4 0,-14 5 0,-1-1 0,36-11 0,-34 8 0,36-7 0,-28 8 0,-2-2 0,1 0 0,40-19 0,-28 10 0,48-25 0,-81 40 0,-1-1 0,1 0 0,-1 0 0,0 0 0,0-1 0,0 0 0,0 0 0,-1 0 0,1 0 0,-1-1 0,0 1 0,-1-1 0,1 0 0,-1 0 0,0-1 0,0 1 0,-1-1 0,1 1 0,-1-1 0,0 0 0,-1 0 0,0 0 0,0 0 0,0 0 0,0 0 0,-1 0 0,-1-10 0,2-19 0,-4-75 0,2 98 0,-1 1 0,0 0 0,0 0 0,-1 0 0,-1 0 0,0 1 0,-7-16 0,1 13 0,0 0 0,0 0 0,-1 1 0,-23-19 0,5 4 0,18 18 0,0 0 0,-1 1 0,0 0 0,0 1 0,-21-9 0,15 7 0,-32-20 0,36 20 0,0 1 0,-1 1 0,-17-7 0,-21-11 0,29 14 0,-49-17 0,3 2 0,-28-6 0,79 25 0,1 0 0,-1 2 0,0 0 0,-27-3 0,22 4 0,-49-14 0,50 11 0,-1 1 0,-26-3 0,25 5 0,-43-12 0,40 7 0,0 2 0,0 0 0,-1 2 0,0 2 0,-48-1 0,55 3 0,0-2 0,0 0 0,-39-11 0,39 8 0,-1 1 0,1 1 0,-38-2 0,27 6 0,1-2 0,-53-8 0,-84-12 0,88 13 0,54 7 0,-43-8 0,33 4 0,0 2 0,-1 1 0,-73 6 0,25-1 0,-49-13 0,-5 0 0,112 11 0,-1 1 0,0-1 0,0-1 0,-55-11 0,48 6 0,0 2 0,-1 1 0,1 2 0,-43 5 0,-6-2 0,-2222-2 0,2282-1 0,-46-9 0,46 5 0,-45-1 0,-6 7 0,-59-2 0,78-9 0,42 6 0,0 1 0,-25-2 0,-110 7 0,-60-4 0,153-8 0,42 7 0,-1 0 0,-23-2 0,-351 4 0,187 3 0,178-3 0,-45-9 0,44 5 0,-43-1 0,-1776 5 0,875 3 0,954-1 0,0 0 0,-28 8 0,26-6 0,1 0 0,-20 1 0,-17-3 0,28-2 0,0 2 0,0 1 0,-42 7 0,48-5 0,-1-1 0,0-1 0,-31-1 0,31-2 0,-1 2 0,0 0 0,-23 6 0,-7 1 0,-1-3 0,1-1 0,-89-6 0,37 0 0,55 1 0,16 0 0,-1 1 0,1 2 0,-59 11 0,67-9 0,0-1 0,1-1 0,-40-1 0,39-2 0,0 2 0,0 1 0,-38 7 0,28-4 0,-2 0 0,1-3 0,0-1 0,-43-4 0,-7 1 0,62 2 0,0 0 0,0 2 0,-39 9 0,38-7 0,0-1 0,0-1 0,-37-1 0,36-2 0,1 2 0,0 1 0,-37 6 0,41-4 0,-1-1 0,1-1 0,-31-1 0,30-2 0,-1 2 0,-41 6 0,33-2 0,-1-1 0,-1-2 0,-34-2 0,-44 2 0,4 20 0,72-16 0,-4 0 0,-77 4 0,87-9 0,-47 8 0,46-4 0,-46 1 0,-602-7-1365,660 1-5461</inkml:trace>
   <inkml:trace contextRef="#ctx0" brushRef="#br0" timeOffset="2349.53">8724 2776 24575,'361'0'0,"-340"-1"0,0-1 0,24-6 0,-22 4 0,36-3 0,-30 5 0,-1-2 0,1-1 0,46-16 0,-46 13 0,1 0 0,-1 2 0,39-4 0,-47 8 0,-1 0 0,-1-2 0,33-10 0,-15 3 0,20 3 0,-44 7 0,-1-1 0,0 1 0,0-2 0,0 0 0,14-5 0,-23 6 0,0 1 0,0-1 0,-1 0 0,1 1 0,0-1 0,-1-1 0,1 1 0,-1 0 0,1-1 0,-1 1 0,0-1 0,0 1 0,0-1 0,-1 0 0,1 0 0,-1 0 0,1 0 0,-1 0 0,0 0 0,0-1 0,0 1 0,-1 0 0,1-6 0,2-46 0,-5-70 0,0 29 0,2 95 0,1-30 0,-1 1 0,-1 0 0,-2 0 0,-1 0 0,-2 0 0,-10-34 0,11 46 0,-7-36 0,10 37 0,-2 0 0,-10-31 0,4 18 0,2 0 0,0 0 0,-2-34 0,4 10 0,5 38 0,0 0 0,-2 1 0,1-1 0,-2 1 0,-6-17 0,0 2 0,2 0 0,1 0 0,-4-34 0,10 57 0,0-1 0,0 1 0,-1 0 0,0 0 0,-1 0 0,1 1 0,-5-8 0,6 12 0,0 1 0,0-1 0,0 1 0,-1 0 0,1 0 0,0-1 0,-1 1 0,1 0 0,-1 0 0,0 0 0,1 1 0,-1-1 0,0 0 0,1 0 0,-1 1 0,0-1 0,0 1 0,1 0 0,-1 0 0,0-1 0,0 1 0,0 0 0,1 0 0,-1 1 0,0-1 0,0 0 0,0 1 0,1-1 0,-1 1 0,0-1 0,0 1 0,1 0 0,-1 0 0,-2 1 0,-11 6 0,1 2 0,0-1 0,0 2 0,1 0 0,0 0 0,1 1 0,0 1 0,-17 24 0,-32 32 0,44-48 86,-4 4-1537,10-18-5375</inkml:trace>
   <inkml:trace contextRef="#ctx0" brushRef="#br0" timeOffset="2971.15">9634 1357 24575,'2'0'0,"110"5"0,-99-4 0,0 2 0,0 0 0,0 0 0,0 2 0,-1-1 0,18 10 0,29 11 0,-44-19 0,0 0 0,0 1 0,19 11 0,25 14 0,-15-11 0,-37-17 17,0-1 0,1-1 0,-1 1-1,1-1 1,0-1 0,8 2 0,23 5-1500,-26-4-5343</inkml:trace>
+</inkml:ink>
+</file>
+
+<file path=word/ink/ink9.xml><?xml version="1.0" encoding="utf-8"?>
+<inkml:ink xmlns:inkml="http://www.w3.org/2003/InkML">
+  <inkml:definitions>
+    <inkml:context xml:id="ctx0">
+      <inkml:inkSource xml:id="inkSrc0">
+        <inkml:traceFormat>
+          <inkml:channel name="X" type="integer" min="-2.14748E9" max="2.14748E9" units="cm"/>
+          <inkml:channel name="Y" type="integer" min="-2.14748E9" max="2.14748E9" units="cm"/>
+          <inkml:channel name="F" type="integer" max="32767" units="dev"/>
+        </inkml:traceFormat>
+        <inkml:channelProperties>
+          <inkml:channelProperty channel="X" name="resolution" value="1000" units="1/cm"/>
+          <inkml:channelProperty channel="Y" name="resolution" value="1000" units="1/cm"/>
+          <inkml:channelProperty channel="F" name="resolution" value="0" units="1/dev"/>
+        </inkml:channelProperties>
+      </inkml:inkSource>
+      <inkml:timestamp xml:id="ts0" timeString="2026-03-02T16:09:23.930"/>
+    </inkml:context>
+    <inkml:brush xml:id="br0">
+      <inkml:brushProperty name="width" value="0.035" units="cm"/>
+      <inkml:brushProperty name="height" value="0.035" units="cm"/>
+      <inkml:brushProperty name="color" value="#33CCFF"/>
+    </inkml:brush>
+  </inkml:definitions>
+  <inkml:trace contextRef="#ctx0" brushRef="#br0">0 1 24575,'445'0'0,"-429"1"0,0 0 0,28 8 0,-27-6 0,1 0 0,19 1 0,51-5 0,36 2 0,-67 10 0,-42-8 0,1 0 0,23 1 0,252-3 0,-137-2 0,-116 5-1365,-25 0-5461</inkml:trace>
 </inkml:ink>
 </file>
 
